--- a/templates/environment-deployment-record.docx
+++ b/templates/environment-deployment-record.docx
@@ -4,169 +4,1231 @@
   <w:body>
     <w:p>
       <w:pPr>
-        <w:jc w:val="center"/>
+        <w:spacing w:before="60" w:after="0"/>
       </w:pPr>
       <w:r>
         <w:rPr>
+          <w:rFonts w:ascii="Microsoft YaHei" w:hAnsi="Microsoft YaHei" w:eastAsia="Microsoft YaHei"/>
           <w:b/>
+          <w:i w:val="0"/>
           <w:color w:val="1769E0"/>
-          <w:sz w:val="20"/>
+          <w:sz w:val="19"/>
         </w:rPr>
-        <w:t>实施项目管理平台</w:t>
+        <w:t>SOP · 事前准备</w:t>
       </w:r>
     </w:p>
     <w:p>
       <w:pPr>
-        <w:jc w:val="center"/>
+        <w:keepNext/>
+        <w:spacing w:before="0" w:after="60"/>
       </w:pPr>
       <w:r>
         <w:rPr>
+          <w:rFonts w:ascii="Microsoft YaHei" w:hAnsi="Microsoft YaHei" w:eastAsia="Microsoft YaHei"/>
           <w:b/>
-          <w:color w:val="16365F"/>
-          <w:sz w:val="36"/>
+          <w:i w:val="0"/>
+          <w:color w:val="17365D"/>
+          <w:sz w:val="46"/>
         </w:rPr>
         <w:t>环境部署记录</w:t>
+      </w:r>
+    </w:p>
+    <w:p>
+      <w:pPr>
+        <w:keepNext/>
+        <w:spacing w:before="0" w:after="180"/>
+      </w:pPr>
+      <w:r>
+        <w:rPr>
+          <w:rFonts w:ascii="Microsoft YaHei" w:hAnsi="Microsoft YaHei" w:eastAsia="Microsoft YaHei"/>
+          <w:b w:val="0"/>
+          <w:i w:val="0"/>
+          <w:color w:val="667A90"/>
+          <w:sz w:val="21"/>
+        </w:rPr>
+        <w:t>用于记录各环境的部署基线、版本、执行人和验证结果</w:t>
       </w:r>
     </w:p>
     <w:tbl>
       <w:tblPr>
         <w:tblStyle w:val="TableGrid"/>
-        <w:tblW w:type="auto" w:w="0"/>
-        <w:jc w:val="center"/>
+        <w:tblW w:type="dxa" w:w="14900"/>
+        <w:jc w:val="left"/>
+        <w:tblLayout w:type="fixed"/>
         <w:tblLook w:firstColumn="1" w:firstRow="1" w:lastColumn="0" w:lastRow="0" w:noHBand="0" w:noVBand="1" w:val="04A0"/>
+        <w:tblInd w:w="120" w:type="dxa"/>
+        <w:tblBorders>
+          <w:top w:val="single" w:sz="5" w:color="C8D8EA"/>
+          <w:left w:val="single" w:sz="5" w:color="C8D8EA"/>
+          <w:bottom w:val="single" w:sz="5" w:color="C8D8EA"/>
+          <w:right w:val="single" w:sz="5" w:color="C8D8EA"/>
+          <w:insideH w:val="single" w:sz="5" w:color="C8D8EA"/>
+          <w:insideV w:val="single" w:sz="5" w:color="C8D8EA"/>
+        </w:tblBorders>
       </w:tblPr>
       <w:tblGrid>
-        <w:gridCol w:w="2592"/>
-        <w:gridCol w:w="2592"/>
-        <w:gridCol w:w="2592"/>
-        <w:gridCol w:w="2592"/>
+        <w:gridCol w:w="1192"/>
+        <w:gridCol w:w="2566"/>
+        <w:gridCol w:w="1192"/>
+        <w:gridCol w:w="2566"/>
+        <w:gridCol w:w="1192"/>
+        <w:gridCol w:w="2235"/>
+        <w:gridCol w:w="1192"/>
+        <w:gridCol w:w="2765"/>
       </w:tblGrid>
       <w:tr>
+        <w:trPr>
+          <w:cantSplit/>
+        </w:trPr>
         <w:tc>
           <w:tcPr>
-            <w:tcW w:type="dxa" w:w="2592"/>
+            <w:tcW w:type="dxa" w:w="1192"/>
+            <w:shd w:fill="EDF5FF"/>
             <w:vAlign w:val="center"/>
+            <w:tcMar>
+              <w:top w:w="80" w:type="dxa"/>
+              <w:start w:w="120" w:type="dxa"/>
+              <w:bottom w:w="80" w:type="dxa"/>
+              <w:end w:w="120" w:type="dxa"/>
+            </w:tcMar>
           </w:tcPr>
           <w:p>
+            <w:pPr>
+              <w:spacing w:before="40" w:after="40" w:line="276" w:lineRule="auto"/>
+              <w:jc w:val="center"/>
+            </w:pPr>
+            <w:r/>
             <w:r>
-              <w:t>项目名称：</w:t>
+              <w:rPr>
+                <w:rFonts w:ascii="Microsoft YaHei" w:hAnsi="Microsoft YaHei" w:eastAsia="Microsoft YaHei"/>
+                <w:b/>
+                <w:i w:val="0"/>
+                <w:color w:val="17365D"/>
+                <w:sz w:val="18"/>
+              </w:rPr>
+              <w:t>项目名称</w:t>
             </w:r>
           </w:p>
         </w:tc>
         <w:tc>
           <w:tcPr>
-            <w:tcW w:type="dxa" w:w="2592"/>
+            <w:tcW w:type="dxa" w:w="2566"/>
+            <w:shd w:fill="FFF9E8"/>
             <w:vAlign w:val="center"/>
+            <w:tcMar>
+              <w:top w:w="80" w:type="dxa"/>
+              <w:start w:w="120" w:type="dxa"/>
+              <w:bottom w:w="80" w:type="dxa"/>
+              <w:end w:w="120" w:type="dxa"/>
+            </w:tcMar>
           </w:tcPr>
           <w:p>
+            <w:pPr>
+              <w:spacing w:before="40" w:after="40" w:line="276" w:lineRule="auto"/>
+              <w:jc w:val="left"/>
+            </w:pPr>
+            <w:r/>
             <w:r>
-              <w:t>客户：</w:t>
+              <w:rPr>
+                <w:rFonts w:ascii="Microsoft YaHei" w:hAnsi="Microsoft YaHei" w:eastAsia="Microsoft YaHei"/>
+                <w:b w:val="0"/>
+                <w:i w:val="0"/>
+                <w:color w:val="24364B"/>
+                <w:sz w:val="18"/>
+              </w:rPr>
             </w:r>
           </w:p>
         </w:tc>
         <w:tc>
           <w:tcPr>
-            <w:tcW w:type="dxa" w:w="2592"/>
+            <w:tcW w:type="dxa" w:w="1192"/>
+            <w:shd w:fill="EDF5FF"/>
             <w:vAlign w:val="center"/>
+            <w:tcMar>
+              <w:top w:w="80" w:type="dxa"/>
+              <w:start w:w="120" w:type="dxa"/>
+              <w:bottom w:w="80" w:type="dxa"/>
+              <w:end w:w="120" w:type="dxa"/>
+            </w:tcMar>
           </w:tcPr>
           <w:p>
+            <w:pPr>
+              <w:spacing w:before="40" w:after="40" w:line="276" w:lineRule="auto"/>
+              <w:jc w:val="center"/>
+            </w:pPr>
+            <w:r/>
             <w:r>
-              <w:t>负责人：</w:t>
+              <w:rPr>
+                <w:rFonts w:ascii="Microsoft YaHei" w:hAnsi="Microsoft YaHei" w:eastAsia="Microsoft YaHei"/>
+                <w:b/>
+                <w:i w:val="0"/>
+                <w:color w:val="17365D"/>
+                <w:sz w:val="18"/>
+              </w:rPr>
+              <w:t>客户单位</w:t>
             </w:r>
           </w:p>
         </w:tc>
         <w:tc>
           <w:tcPr>
-            <w:tcW w:type="dxa" w:w="2592"/>
+            <w:tcW w:type="dxa" w:w="2566"/>
+            <w:shd w:fill="FFF9E8"/>
             <w:vAlign w:val="center"/>
+            <w:tcMar>
+              <w:top w:w="80" w:type="dxa"/>
+              <w:start w:w="120" w:type="dxa"/>
+              <w:bottom w:w="80" w:type="dxa"/>
+              <w:end w:w="120" w:type="dxa"/>
+            </w:tcMar>
           </w:tcPr>
           <w:p>
+            <w:pPr>
+              <w:spacing w:before="40" w:after="40" w:line="276" w:lineRule="auto"/>
+              <w:jc w:val="left"/>
+            </w:pPr>
+            <w:r/>
             <w:r>
-              <w:t>模板版本：V1.0</w:t>
+              <w:rPr>
+                <w:rFonts w:ascii="Microsoft YaHei" w:hAnsi="Microsoft YaHei" w:eastAsia="Microsoft YaHei"/>
+                <w:b w:val="0"/>
+                <w:i w:val="0"/>
+                <w:color w:val="24364B"/>
+                <w:sz w:val="18"/>
+              </w:rPr>
+            </w:r>
+          </w:p>
+        </w:tc>
+        <w:tc>
+          <w:tcPr>
+            <w:tcW w:type="dxa" w:w="1192"/>
+            <w:shd w:fill="EDF5FF"/>
+            <w:vAlign w:val="center"/>
+            <w:tcMar>
+              <w:top w:w="80" w:type="dxa"/>
+              <w:start w:w="120" w:type="dxa"/>
+              <w:bottom w:w="80" w:type="dxa"/>
+              <w:end w:w="120" w:type="dxa"/>
+            </w:tcMar>
+          </w:tcPr>
+          <w:p>
+            <w:pPr>
+              <w:spacing w:before="40" w:after="40" w:line="276" w:lineRule="auto"/>
+              <w:jc w:val="center"/>
+            </w:pPr>
+            <w:r/>
+            <w:r>
+              <w:rPr>
+                <w:rFonts w:ascii="Microsoft YaHei" w:hAnsi="Microsoft YaHei" w:eastAsia="Microsoft YaHei"/>
+                <w:b/>
+                <w:i w:val="0"/>
+                <w:color w:val="17365D"/>
+                <w:sz w:val="18"/>
+              </w:rPr>
+              <w:t>项目经理</w:t>
+            </w:r>
+          </w:p>
+        </w:tc>
+        <w:tc>
+          <w:tcPr>
+            <w:tcW w:type="dxa" w:w="2235"/>
+            <w:shd w:fill="FFF9E8"/>
+            <w:vAlign w:val="center"/>
+            <w:tcMar>
+              <w:top w:w="80" w:type="dxa"/>
+              <w:start w:w="120" w:type="dxa"/>
+              <w:bottom w:w="80" w:type="dxa"/>
+              <w:end w:w="120" w:type="dxa"/>
+            </w:tcMar>
+          </w:tcPr>
+          <w:p>
+            <w:pPr>
+              <w:spacing w:before="40" w:after="40" w:line="276" w:lineRule="auto"/>
+              <w:jc w:val="left"/>
+            </w:pPr>
+            <w:r/>
+            <w:r>
+              <w:rPr>
+                <w:rFonts w:ascii="Microsoft YaHei" w:hAnsi="Microsoft YaHei" w:eastAsia="Microsoft YaHei"/>
+                <w:b w:val="0"/>
+                <w:i w:val="0"/>
+                <w:color w:val="24364B"/>
+                <w:sz w:val="18"/>
+              </w:rPr>
+            </w:r>
+          </w:p>
+        </w:tc>
+        <w:tc>
+          <w:tcPr>
+            <w:tcW w:type="dxa" w:w="1192"/>
+            <w:shd w:fill="EDF5FF"/>
+            <w:vAlign w:val="center"/>
+            <w:tcMar>
+              <w:top w:w="80" w:type="dxa"/>
+              <w:start w:w="120" w:type="dxa"/>
+              <w:bottom w:w="80" w:type="dxa"/>
+              <w:end w:w="120" w:type="dxa"/>
+            </w:tcMar>
+          </w:tcPr>
+          <w:p>
+            <w:pPr>
+              <w:spacing w:before="40" w:after="40" w:line="276" w:lineRule="auto"/>
+              <w:jc w:val="center"/>
+            </w:pPr>
+            <w:r/>
+            <w:r>
+              <w:rPr>
+                <w:rFonts w:ascii="Microsoft YaHei" w:hAnsi="Microsoft YaHei" w:eastAsia="Microsoft YaHei"/>
+                <w:b/>
+                <w:i w:val="0"/>
+                <w:color w:val="17365D"/>
+                <w:sz w:val="18"/>
+              </w:rPr>
+              <w:t>文档编号</w:t>
+            </w:r>
+          </w:p>
+        </w:tc>
+        <w:tc>
+          <w:tcPr>
+            <w:tcW w:type="dxa" w:w="2765"/>
+            <w:shd w:fill="FFF9E8"/>
+            <w:vAlign w:val="center"/>
+            <w:tcMar>
+              <w:top w:w="80" w:type="dxa"/>
+              <w:start w:w="120" w:type="dxa"/>
+              <w:bottom w:w="80" w:type="dxa"/>
+              <w:end w:w="120" w:type="dxa"/>
+            </w:tcMar>
+          </w:tcPr>
+          <w:p>
+            <w:pPr>
+              <w:spacing w:before="40" w:after="40" w:line="276" w:lineRule="auto"/>
+              <w:jc w:val="left"/>
+            </w:pPr>
+            <w:r/>
+            <w:r>
+              <w:rPr>
+                <w:rFonts w:ascii="Microsoft YaHei" w:hAnsi="Microsoft YaHei" w:eastAsia="Microsoft YaHei"/>
+                <w:b w:val="0"/>
+                <w:i w:val="0"/>
+                <w:color w:val="24364B"/>
+                <w:sz w:val="18"/>
+              </w:rPr>
             </w:r>
           </w:p>
         </w:tc>
       </w:tr>
       <w:tr>
+        <w:trPr>
+          <w:cantSplit/>
+        </w:trPr>
         <w:tc>
           <w:tcPr>
-            <w:tcW w:type="dxa" w:w="2592"/>
+            <w:tcW w:type="dxa" w:w="1192"/>
+            <w:shd w:fill="EDF5FF"/>
             <w:vAlign w:val="center"/>
+            <w:tcMar>
+              <w:top w:w="80" w:type="dxa"/>
+              <w:start w:w="120" w:type="dxa"/>
+              <w:bottom w:w="80" w:type="dxa"/>
+              <w:end w:w="120" w:type="dxa"/>
+            </w:tcMar>
           </w:tcPr>
           <w:p>
+            <w:pPr>
+              <w:spacing w:before="40" w:after="40" w:line="276" w:lineRule="auto"/>
+              <w:jc w:val="center"/>
+            </w:pPr>
+            <w:r/>
             <w:r>
-              <w:t>文档编号：</w:t>
+              <w:rPr>
+                <w:rFonts w:ascii="Microsoft YaHei" w:hAnsi="Microsoft YaHei" w:eastAsia="Microsoft YaHei"/>
+                <w:b/>
+                <w:i w:val="0"/>
+                <w:color w:val="17365D"/>
+                <w:sz w:val="18"/>
+              </w:rPr>
+              <w:t>实施负责人</w:t>
             </w:r>
           </w:p>
         </w:tc>
         <w:tc>
           <w:tcPr>
-            <w:tcW w:type="dxa" w:w="2592"/>
+            <w:tcW w:type="dxa" w:w="2566"/>
+            <w:shd w:fill="FFF9E8"/>
             <w:vAlign w:val="center"/>
+            <w:tcMar>
+              <w:top w:w="80" w:type="dxa"/>
+              <w:start w:w="120" w:type="dxa"/>
+              <w:bottom w:w="80" w:type="dxa"/>
+              <w:end w:w="120" w:type="dxa"/>
+            </w:tcMar>
           </w:tcPr>
           <w:p>
+            <w:pPr>
+              <w:spacing w:before="40" w:after="40" w:line="276" w:lineRule="auto"/>
+              <w:jc w:val="left"/>
+            </w:pPr>
+            <w:r/>
             <w:r>
-              <w:t>填写日期：</w:t>
+              <w:rPr>
+                <w:rFonts w:ascii="Microsoft YaHei" w:hAnsi="Microsoft YaHei" w:eastAsia="Microsoft YaHei"/>
+                <w:b w:val="0"/>
+                <w:i w:val="0"/>
+                <w:color w:val="24364B"/>
+                <w:sz w:val="18"/>
+              </w:rPr>
             </w:r>
           </w:p>
         </w:tc>
         <w:tc>
           <w:tcPr>
-            <w:tcW w:type="dxa" w:w="2592"/>
+            <w:tcW w:type="dxa" w:w="1192"/>
+            <w:shd w:fill="EDF5FF"/>
             <w:vAlign w:val="center"/>
+            <w:tcMar>
+              <w:top w:w="80" w:type="dxa"/>
+              <w:start w:w="120" w:type="dxa"/>
+              <w:bottom w:w="80" w:type="dxa"/>
+              <w:end w:w="120" w:type="dxa"/>
+            </w:tcMar>
           </w:tcPr>
           <w:p>
+            <w:pPr>
+              <w:spacing w:before="40" w:after="40" w:line="276" w:lineRule="auto"/>
+              <w:jc w:val="center"/>
+            </w:pPr>
+            <w:r/>
             <w:r>
-              <w:t>审核人：</w:t>
+              <w:rPr>
+                <w:rFonts w:ascii="Microsoft YaHei" w:hAnsi="Microsoft YaHei" w:eastAsia="Microsoft YaHei"/>
+                <w:b/>
+                <w:i w:val="0"/>
+                <w:color w:val="17365D"/>
+                <w:sz w:val="18"/>
+              </w:rPr>
+              <w:t>编制日期</w:t>
             </w:r>
           </w:p>
         </w:tc>
         <w:tc>
           <w:tcPr>
-            <w:tcW w:type="dxa" w:w="2592"/>
+            <w:tcW w:type="dxa" w:w="2566"/>
+            <w:shd w:fill="FFF9E8"/>
             <w:vAlign w:val="center"/>
+            <w:tcMar>
+              <w:top w:w="80" w:type="dxa"/>
+              <w:start w:w="120" w:type="dxa"/>
+              <w:bottom w:w="80" w:type="dxa"/>
+              <w:end w:w="120" w:type="dxa"/>
+            </w:tcMar>
           </w:tcPr>
           <w:p>
+            <w:pPr>
+              <w:spacing w:before="40" w:after="40" w:line="276" w:lineRule="auto"/>
+              <w:jc w:val="left"/>
+            </w:pPr>
+            <w:r/>
             <w:r>
-              <w:t>状态：□草稿  □已确认</w:t>
+              <w:rPr>
+                <w:rFonts w:ascii="Microsoft YaHei" w:hAnsi="Microsoft YaHei" w:eastAsia="Microsoft YaHei"/>
+                <w:b w:val="0"/>
+                <w:i w:val="0"/>
+                <w:color w:val="24364B"/>
+                <w:sz w:val="18"/>
+              </w:rPr>
+            </w:r>
+          </w:p>
+        </w:tc>
+        <w:tc>
+          <w:tcPr>
+            <w:tcW w:type="dxa" w:w="1192"/>
+            <w:shd w:fill="EDF5FF"/>
+            <w:vAlign w:val="center"/>
+            <w:tcMar>
+              <w:top w:w="80" w:type="dxa"/>
+              <w:start w:w="120" w:type="dxa"/>
+              <w:bottom w:w="80" w:type="dxa"/>
+              <w:end w:w="120" w:type="dxa"/>
+            </w:tcMar>
+          </w:tcPr>
+          <w:p>
+            <w:pPr>
+              <w:spacing w:before="40" w:after="40" w:line="276" w:lineRule="auto"/>
+              <w:jc w:val="center"/>
+            </w:pPr>
+            <w:r/>
+            <w:r>
+              <w:rPr>
+                <w:rFonts w:ascii="Microsoft YaHei" w:hAnsi="Microsoft YaHei" w:eastAsia="Microsoft YaHei"/>
+                <w:b/>
+                <w:i w:val="0"/>
+                <w:color w:val="17365D"/>
+                <w:sz w:val="18"/>
+              </w:rPr>
+              <w:t>模板版本</w:t>
+            </w:r>
+          </w:p>
+        </w:tc>
+        <w:tc>
+          <w:tcPr>
+            <w:tcW w:type="dxa" w:w="2235"/>
+            <w:shd w:fill="FFFFFF"/>
+            <w:vAlign w:val="center"/>
+            <w:tcMar>
+              <w:top w:w="80" w:type="dxa"/>
+              <w:start w:w="120" w:type="dxa"/>
+              <w:bottom w:w="80" w:type="dxa"/>
+              <w:end w:w="120" w:type="dxa"/>
+            </w:tcMar>
+          </w:tcPr>
+          <w:p>
+            <w:pPr>
+              <w:spacing w:before="40" w:after="40" w:line="276" w:lineRule="auto"/>
+              <w:jc w:val="left"/>
+            </w:pPr>
+            <w:r/>
+            <w:r>
+              <w:rPr>
+                <w:rFonts w:ascii="Microsoft YaHei" w:hAnsi="Microsoft YaHei" w:eastAsia="Microsoft YaHei"/>
+                <w:b w:val="0"/>
+                <w:i w:val="0"/>
+                <w:color w:val="24364B"/>
+                <w:sz w:val="18"/>
+              </w:rPr>
+              <w:t>V2.0</w:t>
+            </w:r>
+          </w:p>
+        </w:tc>
+        <w:tc>
+          <w:tcPr>
+            <w:tcW w:type="dxa" w:w="1192"/>
+            <w:shd w:fill="EDF5FF"/>
+            <w:vAlign w:val="center"/>
+            <w:tcMar>
+              <w:top w:w="80" w:type="dxa"/>
+              <w:start w:w="120" w:type="dxa"/>
+              <w:bottom w:w="80" w:type="dxa"/>
+              <w:end w:w="120" w:type="dxa"/>
+            </w:tcMar>
+          </w:tcPr>
+          <w:p>
+            <w:pPr>
+              <w:spacing w:before="40" w:after="40" w:line="276" w:lineRule="auto"/>
+              <w:jc w:val="center"/>
+            </w:pPr>
+            <w:r/>
+            <w:r>
+              <w:rPr>
+                <w:rFonts w:ascii="Microsoft YaHei" w:hAnsi="Microsoft YaHei" w:eastAsia="Microsoft YaHei"/>
+                <w:b/>
+                <w:i w:val="0"/>
+                <w:color w:val="17365D"/>
+                <w:sz w:val="18"/>
+              </w:rPr>
+              <w:t>文档状态</w:t>
+            </w:r>
+          </w:p>
+        </w:tc>
+        <w:tc>
+          <w:tcPr>
+            <w:tcW w:type="dxa" w:w="2765"/>
+            <w:shd w:fill="FFFFFF"/>
+            <w:vAlign w:val="center"/>
+            <w:tcMar>
+              <w:top w:w="80" w:type="dxa"/>
+              <w:start w:w="120" w:type="dxa"/>
+              <w:bottom w:w="80" w:type="dxa"/>
+              <w:end w:w="120" w:type="dxa"/>
+            </w:tcMar>
+          </w:tcPr>
+          <w:p>
+            <w:pPr>
+              <w:spacing w:before="40" w:after="40" w:line="276" w:lineRule="auto"/>
+              <w:jc w:val="left"/>
+            </w:pPr>
+            <w:r/>
+            <w:r>
+              <w:rPr>
+                <w:rFonts w:ascii="Microsoft YaHei" w:hAnsi="Microsoft YaHei" w:eastAsia="Microsoft YaHei"/>
+                <w:b w:val="0"/>
+                <w:i w:val="0"/>
+                <w:color w:val="24364B"/>
+                <w:sz w:val="18"/>
+              </w:rPr>
+              <w:t>☐ 草稿  ☐ 已确认</w:t>
+            </w:r>
+          </w:p>
+        </w:tc>
+      </w:tr>
+    </w:tbl>
+    <w:tbl>
+      <w:tblPr>
+        <w:tblStyle w:val="TableGrid"/>
+        <w:tblW w:type="dxa" w:w="14900"/>
+        <w:jc w:val="left"/>
+        <w:tblLayout w:type="fixed"/>
+        <w:tblLook w:firstColumn="1" w:firstRow="1" w:lastColumn="0" w:lastRow="0" w:noHBand="0" w:noVBand="1" w:val="04A0"/>
+        <w:tblInd w:w="120" w:type="dxa"/>
+        <w:tblBorders>
+          <w:top w:val="single" w:sz="5" w:color="B7D2F1"/>
+          <w:left w:val="single" w:sz="5" w:color="B7D2F1"/>
+          <w:bottom w:val="single" w:sz="5" w:color="B7D2F1"/>
+          <w:right w:val="single" w:sz="5" w:color="B7D2F1"/>
+          <w:insideH w:val="single" w:sz="5" w:color="B7D2F1"/>
+          <w:insideV w:val="single" w:sz="5" w:color="B7D2F1"/>
+        </w:tblBorders>
+      </w:tblPr>
+      <w:tblGrid>
+        <w:gridCol w:w="14900"/>
+      </w:tblGrid>
+      <w:tr>
+        <w:trPr>
+          <w:cantSplit/>
+        </w:trPr>
+        <w:tc>
+          <w:tcPr>
+            <w:tcW w:type="dxa" w:w="14900"/>
+            <w:shd w:fill="F6F9FD"/>
+            <w:vAlign w:val="center"/>
+            <w:tcMar>
+              <w:top w:w="80" w:type="dxa"/>
+              <w:start w:w="120" w:type="dxa"/>
+              <w:bottom w:w="80" w:type="dxa"/>
+              <w:end w:w="120" w:type="dxa"/>
+            </w:tcMar>
+          </w:tcPr>
+          <w:p>
+            <w:pPr>
+              <w:spacing w:before="40" w:after="40" w:line="276" w:lineRule="auto"/>
+              <w:jc w:val="left"/>
+            </w:pPr>
+            <w:r>
+              <w:rPr>
+                <w:b w:val="0"/>
+              </w:rPr>
+            </w:r>
+            <w:r>
+              <w:rPr>
+                <w:rFonts w:ascii="Microsoft YaHei" w:hAnsi="Microsoft YaHei" w:eastAsia="Microsoft YaHei"/>
+                <w:b w:val="0"/>
+                <w:i w:val="0"/>
+                <w:color w:val="24364B"/>
+                <w:sz w:val="18"/>
+              </w:rPr>
+              <w:t>填写提示  |  每次部署应对应明确版本或制品标识；服务器地址、口令等敏感信息请仅记录保管位置，不在本表明文填写。</w:t>
             </w:r>
           </w:p>
         </w:tc>
       </w:tr>
     </w:tbl>
     <w:p>
+      <w:pPr>
+        <w:pStyle w:val="Heading2"/>
+        <w:keepNext/>
+      </w:pPr>
       <w:r>
-        <w:t>填写说明：请依据项目实际情况填写，涉及确认的内容应由责任方签字或确认。</w:t>
+        <w:rPr>
+          <w:rFonts w:ascii="Microsoft YaHei" w:hAnsi="Microsoft YaHei" w:eastAsia="Microsoft YaHei"/>
+          <w:b/>
+          <w:i w:val="0"/>
+          <w:color w:val="1769E0"/>
+          <w:sz w:val="26"/>
+        </w:rPr>
+        <w:t>一、范围与基本信息</w:t>
       </w:r>
     </w:p>
     <w:tbl>
       <w:tblPr>
         <w:tblStyle w:val="TableGrid"/>
-        <w:tblW w:type="auto" w:w="0"/>
-        <w:jc w:val="center"/>
+        <w:tblW w:type="dxa" w:w="14900"/>
+        <w:jc w:val="left"/>
+        <w:tblLayout w:type="fixed"/>
         <w:tblLook w:firstColumn="1" w:firstRow="1" w:lastColumn="0" w:lastRow="0" w:noHBand="0" w:noVBand="1" w:val="04A0"/>
+        <w:tblInd w:w="120" w:type="dxa"/>
+        <w:tblBorders>
+          <w:top w:val="single" w:sz="5" w:color="C8D8EA"/>
+          <w:left w:val="single" w:sz="5" w:color="C8D8EA"/>
+          <w:bottom w:val="single" w:sz="5" w:color="C8D8EA"/>
+          <w:right w:val="single" w:sz="5" w:color="C8D8EA"/>
+          <w:insideH w:val="single" w:sz="5" w:color="C8D8EA"/>
+          <w:insideV w:val="single" w:sz="5" w:color="C8D8EA"/>
+        </w:tblBorders>
       </w:tblPr>
       <w:tblGrid>
-        <w:gridCol w:w="1152"/>
-        <w:gridCol w:w="1152"/>
-        <w:gridCol w:w="1152"/>
-        <w:gridCol w:w="1152"/>
-        <w:gridCol w:w="1152"/>
-        <w:gridCol w:w="1152"/>
-        <w:gridCol w:w="1152"/>
-        <w:gridCol w:w="1152"/>
-        <w:gridCol w:w="1152"/>
+        <w:gridCol w:w="1215"/>
+        <w:gridCol w:w="2510"/>
+        <w:gridCol w:w="1215"/>
+        <w:gridCol w:w="2510"/>
+        <w:gridCol w:w="1215"/>
+        <w:gridCol w:w="2510"/>
+        <w:gridCol w:w="1215"/>
+        <w:gridCol w:w="2510"/>
       </w:tblGrid>
       <w:tr>
+        <w:trPr>
+          <w:cantSplit/>
+        </w:trPr>
         <w:tc>
           <w:tcPr>
-            <w:tcW w:type="dxa" w:w="1152"/>
-            <w:shd w:fill="DCEBFA"/>
+            <w:tcW w:type="dxa" w:w="1215"/>
+            <w:shd w:fill="EDF5FF"/>
+            <w:vAlign w:val="center"/>
+            <w:tcMar>
+              <w:top w:w="80" w:type="dxa"/>
+              <w:start w:w="120" w:type="dxa"/>
+              <w:bottom w:w="80" w:type="dxa"/>
+              <w:end w:w="120" w:type="dxa"/>
+            </w:tcMar>
           </w:tcPr>
           <w:p>
+            <w:pPr>
+              <w:spacing w:before="40" w:after="40" w:line="276" w:lineRule="auto"/>
+              <w:jc w:val="center"/>
+            </w:pPr>
+            <w:r/>
             <w:r>
               <w:rPr>
+                <w:rFonts w:ascii="Microsoft YaHei" w:hAnsi="Microsoft YaHei" w:eastAsia="Microsoft YaHei"/>
                 <w:b/>
+                <w:i w:val="0"/>
+                <w:color w:val="17365D"/>
+                <w:sz w:val="17"/>
+              </w:rPr>
+              <w:t>部署环境</w:t>
+            </w:r>
+          </w:p>
+        </w:tc>
+        <w:tc>
+          <w:tcPr>
+            <w:tcW w:type="dxa" w:w="2510"/>
+            <w:shd w:fill="FFF9E8"/>
+            <w:vAlign w:val="center"/>
+            <w:tcMar>
+              <w:top w:w="80" w:type="dxa"/>
+              <w:start w:w="120" w:type="dxa"/>
+              <w:bottom w:w="80" w:type="dxa"/>
+              <w:end w:w="120" w:type="dxa"/>
+            </w:tcMar>
+          </w:tcPr>
+          <w:p>
+            <w:pPr>
+              <w:spacing w:before="40" w:after="40" w:line="276" w:lineRule="auto"/>
+              <w:jc w:val="left"/>
+            </w:pPr>
+            <w:r/>
+            <w:r>
+              <w:rPr>
+                <w:rFonts w:ascii="Microsoft YaHei" w:hAnsi="Microsoft YaHei" w:eastAsia="Microsoft YaHei"/>
+                <w:b w:val="0"/>
+                <w:i w:val="0"/>
+                <w:color w:val="24364B"/>
+                <w:sz w:val="17"/>
+              </w:rPr>
+            </w:r>
+          </w:p>
+        </w:tc>
+        <w:tc>
+          <w:tcPr>
+            <w:tcW w:type="dxa" w:w="1215"/>
+            <w:shd w:fill="EDF5FF"/>
+            <w:vAlign w:val="center"/>
+            <w:tcMar>
+              <w:top w:w="80" w:type="dxa"/>
+              <w:start w:w="120" w:type="dxa"/>
+              <w:bottom w:w="80" w:type="dxa"/>
+              <w:end w:w="120" w:type="dxa"/>
+            </w:tcMar>
+          </w:tcPr>
+          <w:p>
+            <w:pPr>
+              <w:spacing w:before="40" w:after="40" w:line="276" w:lineRule="auto"/>
+              <w:jc w:val="center"/>
+            </w:pPr>
+            <w:r/>
+            <w:r>
+              <w:rPr>
+                <w:rFonts w:ascii="Microsoft YaHei" w:hAnsi="Microsoft YaHei" w:eastAsia="Microsoft YaHei"/>
+                <w:b/>
+                <w:i w:val="0"/>
+                <w:color w:val="17365D"/>
+                <w:sz w:val="17"/>
+              </w:rPr>
+              <w:t>部署窗口</w:t>
+            </w:r>
+          </w:p>
+        </w:tc>
+        <w:tc>
+          <w:tcPr>
+            <w:tcW w:type="dxa" w:w="2510"/>
+            <w:shd w:fill="FFF9E8"/>
+            <w:vAlign w:val="center"/>
+            <w:tcMar>
+              <w:top w:w="80" w:type="dxa"/>
+              <w:start w:w="120" w:type="dxa"/>
+              <w:bottom w:w="80" w:type="dxa"/>
+              <w:end w:w="120" w:type="dxa"/>
+            </w:tcMar>
+          </w:tcPr>
+          <w:p>
+            <w:pPr>
+              <w:spacing w:before="40" w:after="40" w:line="276" w:lineRule="auto"/>
+              <w:jc w:val="left"/>
+            </w:pPr>
+            <w:r/>
+            <w:r>
+              <w:rPr>
+                <w:rFonts w:ascii="Microsoft YaHei" w:hAnsi="Microsoft YaHei" w:eastAsia="Microsoft YaHei"/>
+                <w:b w:val="0"/>
+                <w:i w:val="0"/>
+                <w:color w:val="24364B"/>
+                <w:sz w:val="17"/>
+              </w:rPr>
+            </w:r>
+          </w:p>
+        </w:tc>
+        <w:tc>
+          <w:tcPr>
+            <w:tcW w:type="dxa" w:w="1215"/>
+            <w:shd w:fill="EDF5FF"/>
+            <w:vAlign w:val="center"/>
+            <w:tcMar>
+              <w:top w:w="80" w:type="dxa"/>
+              <w:start w:w="120" w:type="dxa"/>
+              <w:bottom w:w="80" w:type="dxa"/>
+              <w:end w:w="120" w:type="dxa"/>
+            </w:tcMar>
+          </w:tcPr>
+          <w:p>
+            <w:pPr>
+              <w:spacing w:before="40" w:after="40" w:line="276" w:lineRule="auto"/>
+              <w:jc w:val="center"/>
+            </w:pPr>
+            <w:r/>
+            <w:r>
+              <w:rPr>
+                <w:rFonts w:ascii="Microsoft YaHei" w:hAnsi="Microsoft YaHei" w:eastAsia="Microsoft YaHei"/>
+                <w:b/>
+                <w:i w:val="0"/>
+                <w:color w:val="17365D"/>
+                <w:sz w:val="17"/>
+              </w:rPr>
+              <w:t>实施负责人</w:t>
+            </w:r>
+          </w:p>
+        </w:tc>
+        <w:tc>
+          <w:tcPr>
+            <w:tcW w:type="dxa" w:w="2510"/>
+            <w:shd w:fill="FFF9E8"/>
+            <w:vAlign w:val="center"/>
+            <w:tcMar>
+              <w:top w:w="80" w:type="dxa"/>
+              <w:start w:w="120" w:type="dxa"/>
+              <w:bottom w:w="80" w:type="dxa"/>
+              <w:end w:w="120" w:type="dxa"/>
+            </w:tcMar>
+          </w:tcPr>
+          <w:p>
+            <w:pPr>
+              <w:spacing w:before="40" w:after="40" w:line="276" w:lineRule="auto"/>
+              <w:jc w:val="left"/>
+            </w:pPr>
+            <w:r/>
+            <w:r>
+              <w:rPr>
+                <w:rFonts w:ascii="Microsoft YaHei" w:hAnsi="Microsoft YaHei" w:eastAsia="Microsoft YaHei"/>
+                <w:b w:val="0"/>
+                <w:i w:val="0"/>
+                <w:color w:val="24364B"/>
+                <w:sz w:val="17"/>
+              </w:rPr>
+            </w:r>
+          </w:p>
+        </w:tc>
+        <w:tc>
+          <w:tcPr>
+            <w:tcW w:type="dxa" w:w="1215"/>
+            <w:shd w:fill="EDF5FF"/>
+            <w:vAlign w:val="center"/>
+            <w:tcMar>
+              <w:top w:w="80" w:type="dxa"/>
+              <w:start w:w="120" w:type="dxa"/>
+              <w:bottom w:w="80" w:type="dxa"/>
+              <w:end w:w="120" w:type="dxa"/>
+            </w:tcMar>
+          </w:tcPr>
+          <w:p>
+            <w:pPr>
+              <w:spacing w:before="40" w:after="40" w:line="276" w:lineRule="auto"/>
+              <w:jc w:val="center"/>
+            </w:pPr>
+            <w:r/>
+            <w:r>
+              <w:rPr>
+                <w:rFonts w:ascii="Microsoft YaHei" w:hAnsi="Microsoft YaHei" w:eastAsia="Microsoft YaHei"/>
+                <w:b/>
+                <w:i w:val="0"/>
+                <w:color w:val="17365D"/>
+                <w:sz w:val="17"/>
+              </w:rPr>
+              <w:t>变更单号</w:t>
+            </w:r>
+          </w:p>
+        </w:tc>
+        <w:tc>
+          <w:tcPr>
+            <w:tcW w:type="dxa" w:w="2510"/>
+            <w:shd w:fill="FFF9E8"/>
+            <w:vAlign w:val="center"/>
+            <w:tcMar>
+              <w:top w:w="80" w:type="dxa"/>
+              <w:start w:w="120" w:type="dxa"/>
+              <w:bottom w:w="80" w:type="dxa"/>
+              <w:end w:w="120" w:type="dxa"/>
+            </w:tcMar>
+          </w:tcPr>
+          <w:p>
+            <w:pPr>
+              <w:spacing w:before="40" w:after="40" w:line="276" w:lineRule="auto"/>
+              <w:jc w:val="left"/>
+            </w:pPr>
+            <w:r/>
+            <w:r>
+              <w:rPr>
+                <w:rFonts w:ascii="Microsoft YaHei" w:hAnsi="Microsoft YaHei" w:eastAsia="Microsoft YaHei"/>
+                <w:b w:val="0"/>
+                <w:i w:val="0"/>
+                <w:color w:val="24364B"/>
+                <w:sz w:val="17"/>
+              </w:rPr>
+            </w:r>
+          </w:p>
+        </w:tc>
+      </w:tr>
+      <w:tr>
+        <w:trPr>
+          <w:cantSplit/>
+        </w:trPr>
+        <w:tc>
+          <w:tcPr>
+            <w:tcW w:type="dxa" w:w="1215"/>
+            <w:shd w:fill="EDF5FF"/>
+            <w:vAlign w:val="center"/>
+            <w:tcMar>
+              <w:top w:w="80" w:type="dxa"/>
+              <w:start w:w="120" w:type="dxa"/>
+              <w:bottom w:w="80" w:type="dxa"/>
+              <w:end w:w="120" w:type="dxa"/>
+            </w:tcMar>
+          </w:tcPr>
+          <w:p>
+            <w:pPr>
+              <w:spacing w:before="40" w:after="40" w:line="276" w:lineRule="auto"/>
+              <w:jc w:val="center"/>
+            </w:pPr>
+            <w:r/>
+            <w:r>
+              <w:rPr>
+                <w:rFonts w:ascii="Microsoft YaHei" w:hAnsi="Microsoft YaHei" w:eastAsia="Microsoft YaHei"/>
+                <w:b/>
+                <w:i w:val="0"/>
+                <w:color w:val="17365D"/>
+                <w:sz w:val="17"/>
+              </w:rPr>
+              <w:t>归档位置</w:t>
+            </w:r>
+          </w:p>
+        </w:tc>
+        <w:tc>
+          <w:tcPr>
+            <w:tcW w:type="dxa" w:w="2510"/>
+            <w:shd w:fill="FFF9E8"/>
+            <w:vAlign w:val="center"/>
+            <w:tcMar>
+              <w:top w:w="80" w:type="dxa"/>
+              <w:start w:w="120" w:type="dxa"/>
+              <w:bottom w:w="80" w:type="dxa"/>
+              <w:end w:w="120" w:type="dxa"/>
+            </w:tcMar>
+          </w:tcPr>
+          <w:p>
+            <w:pPr>
+              <w:spacing w:before="40" w:after="40" w:line="276" w:lineRule="auto"/>
+              <w:jc w:val="left"/>
+            </w:pPr>
+            <w:r/>
+            <w:r>
+              <w:rPr>
+                <w:rFonts w:ascii="Microsoft YaHei" w:hAnsi="Microsoft YaHei" w:eastAsia="Microsoft YaHei"/>
+                <w:b w:val="0"/>
+                <w:i w:val="0"/>
+                <w:color w:val="24364B"/>
+                <w:sz w:val="17"/>
+              </w:rPr>
+            </w:r>
+          </w:p>
+        </w:tc>
+        <w:tc>
+          <w:tcPr>
+            <w:tcW w:type="dxa" w:w="1215"/>
+            <w:shd w:fill="EDF5FF"/>
+            <w:vAlign w:val="center"/>
+            <w:tcMar>
+              <w:top w:w="80" w:type="dxa"/>
+              <w:start w:w="120" w:type="dxa"/>
+              <w:bottom w:w="80" w:type="dxa"/>
+              <w:end w:w="120" w:type="dxa"/>
+            </w:tcMar>
+          </w:tcPr>
+          <w:p>
+            <w:pPr>
+              <w:spacing w:before="40" w:after="40" w:line="276" w:lineRule="auto"/>
+              <w:jc w:val="center"/>
+            </w:pPr>
+            <w:r/>
+            <w:r>
+              <w:rPr>
+                <w:rFonts w:ascii="Microsoft YaHei" w:hAnsi="Microsoft YaHei" w:eastAsia="Microsoft YaHei"/>
+                <w:b/>
+                <w:i w:val="0"/>
+                <w:color w:val="17365D"/>
+                <w:sz w:val="17"/>
+              </w:rPr>
+              <w:t>附件数量</w:t>
+            </w:r>
+          </w:p>
+        </w:tc>
+        <w:tc>
+          <w:tcPr>
+            <w:tcW w:type="dxa" w:w="2510"/>
+            <w:shd w:fill="FFF9E8"/>
+            <w:vAlign w:val="center"/>
+            <w:tcMar>
+              <w:top w:w="80" w:type="dxa"/>
+              <w:start w:w="120" w:type="dxa"/>
+              <w:bottom w:w="80" w:type="dxa"/>
+              <w:end w:w="120" w:type="dxa"/>
+            </w:tcMar>
+          </w:tcPr>
+          <w:p>
+            <w:pPr>
+              <w:spacing w:before="40" w:after="40" w:line="276" w:lineRule="auto"/>
+              <w:jc w:val="left"/>
+            </w:pPr>
+            <w:r/>
+            <w:r>
+              <w:rPr>
+                <w:rFonts w:ascii="Microsoft YaHei" w:hAnsi="Microsoft YaHei" w:eastAsia="Microsoft YaHei"/>
+                <w:b w:val="0"/>
+                <w:i w:val="0"/>
+                <w:color w:val="24364B"/>
+                <w:sz w:val="17"/>
+              </w:rPr>
+            </w:r>
+          </w:p>
+        </w:tc>
+        <w:tc>
+          <w:tcPr>
+            <w:tcW w:type="dxa" w:w="1215"/>
+            <w:shd w:fill="EDF5FF"/>
+            <w:vAlign w:val="center"/>
+            <w:tcMar>
+              <w:top w:w="80" w:type="dxa"/>
+              <w:start w:w="120" w:type="dxa"/>
+              <w:bottom w:w="80" w:type="dxa"/>
+              <w:end w:w="120" w:type="dxa"/>
+            </w:tcMar>
+          </w:tcPr>
+          <w:p>
+            <w:pPr>
+              <w:spacing w:before="40" w:after="40" w:line="276" w:lineRule="auto"/>
+              <w:jc w:val="center"/>
+            </w:pPr>
+            <w:r/>
+            <w:r>
+              <w:rPr>
+                <w:rFonts w:ascii="Microsoft YaHei" w:hAnsi="Microsoft YaHei" w:eastAsia="Microsoft YaHei"/>
+                <w:b/>
+                <w:i w:val="0"/>
+                <w:color w:val="17365D"/>
+                <w:sz w:val="17"/>
+              </w:rPr>
+              <w:t>复核人</w:t>
+            </w:r>
+          </w:p>
+        </w:tc>
+        <w:tc>
+          <w:tcPr>
+            <w:tcW w:type="dxa" w:w="2510"/>
+            <w:shd w:fill="FFF9E8"/>
+            <w:vAlign w:val="center"/>
+            <w:tcMar>
+              <w:top w:w="80" w:type="dxa"/>
+              <w:start w:w="120" w:type="dxa"/>
+              <w:bottom w:w="80" w:type="dxa"/>
+              <w:end w:w="120" w:type="dxa"/>
+            </w:tcMar>
+          </w:tcPr>
+          <w:p>
+            <w:pPr>
+              <w:spacing w:before="40" w:after="40" w:line="276" w:lineRule="auto"/>
+              <w:jc w:val="left"/>
+            </w:pPr>
+            <w:r/>
+            <w:r>
+              <w:rPr>
+                <w:rFonts w:ascii="Microsoft YaHei" w:hAnsi="Microsoft YaHei" w:eastAsia="Microsoft YaHei"/>
+                <w:b w:val="0"/>
+                <w:i w:val="0"/>
+                <w:color w:val="24364B"/>
+                <w:sz w:val="17"/>
+              </w:rPr>
+            </w:r>
+          </w:p>
+        </w:tc>
+        <w:tc>
+          <w:tcPr>
+            <w:tcW w:type="dxa" w:w="1215"/>
+            <w:shd w:fill="EDF5FF"/>
+            <w:vAlign w:val="center"/>
+            <w:tcMar>
+              <w:top w:w="80" w:type="dxa"/>
+              <w:start w:w="120" w:type="dxa"/>
+              <w:bottom w:w="80" w:type="dxa"/>
+              <w:end w:w="120" w:type="dxa"/>
+            </w:tcMar>
+          </w:tcPr>
+          <w:p>
+            <w:pPr>
+              <w:spacing w:before="40" w:after="40" w:line="276" w:lineRule="auto"/>
+              <w:jc w:val="center"/>
+            </w:pPr>
+            <w:r/>
+            <w:r>
+              <w:rPr>
+                <w:rFonts w:ascii="Microsoft YaHei" w:hAnsi="Microsoft YaHei" w:eastAsia="Microsoft YaHei"/>
+                <w:b/>
+                <w:i w:val="0"/>
+                <w:color w:val="17365D"/>
+                <w:sz w:val="17"/>
+              </w:rPr>
+              <w:t>复核日期</w:t>
+            </w:r>
+          </w:p>
+        </w:tc>
+        <w:tc>
+          <w:tcPr>
+            <w:tcW w:type="dxa" w:w="2510"/>
+            <w:shd w:fill="FFF9E8"/>
+            <w:vAlign w:val="center"/>
+            <w:tcMar>
+              <w:top w:w="80" w:type="dxa"/>
+              <w:start w:w="120" w:type="dxa"/>
+              <w:bottom w:w="80" w:type="dxa"/>
+              <w:end w:w="120" w:type="dxa"/>
+            </w:tcMar>
+          </w:tcPr>
+          <w:p>
+            <w:pPr>
+              <w:spacing w:before="40" w:after="40" w:line="276" w:lineRule="auto"/>
+              <w:jc w:val="left"/>
+            </w:pPr>
+            <w:r/>
+            <w:r>
+              <w:rPr>
+                <w:rFonts w:ascii="Microsoft YaHei" w:hAnsi="Microsoft YaHei" w:eastAsia="Microsoft YaHei"/>
+                <w:b w:val="0"/>
+                <w:i w:val="0"/>
+                <w:color w:val="24364B"/>
+                <w:sz w:val="17"/>
+              </w:rPr>
+            </w:r>
+          </w:p>
+        </w:tc>
+      </w:tr>
+    </w:tbl>
+    <w:p>
+      <w:pPr>
+        <w:pStyle w:val="Heading2"/>
+        <w:keepNext/>
+      </w:pPr>
+      <w:r>
+        <w:rPr>
+          <w:rFonts w:ascii="Microsoft YaHei" w:hAnsi="Microsoft YaHei" w:eastAsia="Microsoft YaHei"/>
+          <w:b/>
+          <w:i w:val="0"/>
+          <w:color w:val="1769E0"/>
+          <w:sz w:val="26"/>
+        </w:rPr>
+        <w:t>二、明细记录</w:t>
+      </w:r>
+    </w:p>
+    <w:tbl>
+      <w:tblPr>
+        <w:tblStyle w:val="TableGrid"/>
+        <w:tblW w:type="dxa" w:w="14900"/>
+        <w:tblLayout w:type="fixed"/>
+        <w:tblLook w:firstColumn="1" w:firstRow="1" w:lastColumn="0" w:lastRow="0" w:noHBand="0" w:noVBand="1" w:val="04A0"/>
+        <w:jc w:val="left"/>
+        <w:tblInd w:w="120" w:type="dxa"/>
+        <w:tblBorders>
+          <w:top w:val="single" w:sz="5" w:color="C8D8EA"/>
+          <w:left w:val="single" w:sz="5" w:color="C8D8EA"/>
+          <w:bottom w:val="single" w:sz="5" w:color="C8D8EA"/>
+          <w:right w:val="single" w:sz="5" w:color="C8D8EA"/>
+          <w:insideH w:val="single" w:sz="5" w:color="C8D8EA"/>
+          <w:insideV w:val="single" w:sz="5" w:color="C8D8EA"/>
+        </w:tblBorders>
+      </w:tblPr>
+      <w:tblGrid>
+        <w:gridCol w:w="828"/>
+        <w:gridCol w:w="1490"/>
+        <w:gridCol w:w="2235"/>
+        <w:gridCol w:w="1987"/>
+        <w:gridCol w:w="1656"/>
+        <w:gridCol w:w="1738"/>
+        <w:gridCol w:w="1324"/>
+        <w:gridCol w:w="1490"/>
+        <w:gridCol w:w="2152"/>
+      </w:tblGrid>
+      <w:tr>
+        <w:trPr>
+          <w:cantSplit/>
+          <w:tblHeader w:val="true"/>
+          <w:cantSplit/>
+          <w:cantSplit/>
+          <w:cantSplit/>
+          <w:cantSplit/>
+          <w:cantSplit/>
+          <w:cantSplit/>
+          <w:cantSplit/>
+          <w:cantSplit/>
+        </w:trPr>
+        <w:tc>
+          <w:tcPr>
+            <w:tcW w:type="dxa" w:w="828"/>
+            <w:shd w:fill="1769E0"/>
+            <w:vAlign w:val="center"/>
+            <w:tcMar>
+              <w:top w:w="80" w:type="dxa"/>
+              <w:start w:w="120" w:type="dxa"/>
+              <w:bottom w:w="80" w:type="dxa"/>
+              <w:end w:w="120" w:type="dxa"/>
+            </w:tcMar>
+          </w:tcPr>
+          <w:p>
+            <w:pPr>
+              <w:spacing w:before="40" w:after="40" w:line="276" w:lineRule="auto"/>
+              <w:jc w:val="center"/>
+            </w:pPr>
+            <w:r/>
+            <w:r>
+              <w:rPr>
+                <w:rFonts w:ascii="Microsoft YaHei" w:hAnsi="Microsoft YaHei" w:eastAsia="Microsoft YaHei"/>
+                <w:b/>
+                <w:i w:val="0"/>
+                <w:color w:val="FFFFFF"/>
+                <w:sz w:val="17"/>
               </w:rPr>
               <w:t>序号</w:t>
             </w:r>
@@ -174,13 +1236,29 @@
         </w:tc>
         <w:tc>
           <w:tcPr>
-            <w:tcW w:type="dxa" w:w="1152"/>
-            <w:shd w:fill="DCEBFA"/>
+            <w:tcW w:type="dxa" w:w="1490"/>
+            <w:shd w:fill="17365D"/>
+            <w:vAlign w:val="center"/>
+            <w:tcMar>
+              <w:top w:w="80" w:type="dxa"/>
+              <w:start w:w="120" w:type="dxa"/>
+              <w:bottom w:w="80" w:type="dxa"/>
+              <w:end w:w="120" w:type="dxa"/>
+            </w:tcMar>
           </w:tcPr>
           <w:p>
+            <w:pPr>
+              <w:spacing w:before="40" w:after="40" w:line="276" w:lineRule="auto"/>
+              <w:jc w:val="center"/>
+            </w:pPr>
+            <w:r/>
             <w:r>
               <w:rPr>
+                <w:rFonts w:ascii="Microsoft YaHei" w:hAnsi="Microsoft YaHei" w:eastAsia="Microsoft YaHei"/>
                 <w:b/>
+                <w:i w:val="0"/>
+                <w:color w:val="FFFFFF"/>
+                <w:sz w:val="17"/>
               </w:rPr>
               <w:t>环境名称</w:t>
             </w:r>
@@ -188,13 +1266,29 @@
         </w:tc>
         <w:tc>
           <w:tcPr>
-            <w:tcW w:type="dxa" w:w="1152"/>
-            <w:shd w:fill="DCEBFA"/>
+            <w:tcW w:type="dxa" w:w="2235"/>
+            <w:shd w:fill="17365D"/>
+            <w:vAlign w:val="center"/>
+            <w:tcMar>
+              <w:top w:w="80" w:type="dxa"/>
+              <w:start w:w="120" w:type="dxa"/>
+              <w:bottom w:w="80" w:type="dxa"/>
+              <w:end w:w="120" w:type="dxa"/>
+            </w:tcMar>
           </w:tcPr>
           <w:p>
+            <w:pPr>
+              <w:spacing w:before="40" w:after="40" w:line="276" w:lineRule="auto"/>
+              <w:jc w:val="center"/>
+            </w:pPr>
+            <w:r/>
             <w:r>
               <w:rPr>
+                <w:rFonts w:ascii="Microsoft YaHei" w:hAnsi="Microsoft YaHei" w:eastAsia="Microsoft YaHei"/>
                 <w:b/>
+                <w:i w:val="0"/>
+                <w:color w:val="FFFFFF"/>
+                <w:sz w:val="17"/>
               </w:rPr>
               <w:t>服务器/地址</w:t>
             </w:r>
@@ -202,13 +1296,29 @@
         </w:tc>
         <w:tc>
           <w:tcPr>
-            <w:tcW w:type="dxa" w:w="1152"/>
-            <w:shd w:fill="DCEBFA"/>
+            <w:tcW w:type="dxa" w:w="1987"/>
+            <w:shd w:fill="17365D"/>
+            <w:vAlign w:val="center"/>
+            <w:tcMar>
+              <w:top w:w="80" w:type="dxa"/>
+              <w:start w:w="120" w:type="dxa"/>
+              <w:bottom w:w="80" w:type="dxa"/>
+              <w:end w:w="120" w:type="dxa"/>
+            </w:tcMar>
           </w:tcPr>
           <w:p>
+            <w:pPr>
+              <w:spacing w:before="40" w:after="40" w:line="276" w:lineRule="auto"/>
+              <w:jc w:val="center"/>
+            </w:pPr>
+            <w:r/>
             <w:r>
               <w:rPr>
+                <w:rFonts w:ascii="Microsoft YaHei" w:hAnsi="Microsoft YaHei" w:eastAsia="Microsoft YaHei"/>
                 <w:b/>
+                <w:i w:val="0"/>
+                <w:color w:val="FFFFFF"/>
+                <w:sz w:val="17"/>
               </w:rPr>
               <w:t>部署组件</w:t>
             </w:r>
@@ -216,13 +1326,29 @@
         </w:tc>
         <w:tc>
           <w:tcPr>
-            <w:tcW w:type="dxa" w:w="1152"/>
-            <w:shd w:fill="DCEBFA"/>
+            <w:tcW w:type="dxa" w:w="1656"/>
+            <w:shd w:fill="17365D"/>
+            <w:vAlign w:val="center"/>
+            <w:tcMar>
+              <w:top w:w="80" w:type="dxa"/>
+              <w:start w:w="120" w:type="dxa"/>
+              <w:bottom w:w="80" w:type="dxa"/>
+              <w:end w:w="120" w:type="dxa"/>
+            </w:tcMar>
           </w:tcPr>
           <w:p>
+            <w:pPr>
+              <w:spacing w:before="40" w:after="40" w:line="276" w:lineRule="auto"/>
+              <w:jc w:val="center"/>
+            </w:pPr>
+            <w:r/>
             <w:r>
               <w:rPr>
+                <w:rFonts w:ascii="Microsoft YaHei" w:hAnsi="Microsoft YaHei" w:eastAsia="Microsoft YaHei"/>
                 <w:b/>
+                <w:i w:val="0"/>
+                <w:color w:val="FFFFFF"/>
+                <w:sz w:val="17"/>
               </w:rPr>
               <w:t>部署版本</w:t>
             </w:r>
@@ -230,13 +1356,29 @@
         </w:tc>
         <w:tc>
           <w:tcPr>
-            <w:tcW w:type="dxa" w:w="1152"/>
-            <w:shd w:fill="DCEBFA"/>
+            <w:tcW w:type="dxa" w:w="1738"/>
+            <w:shd w:fill="17365D"/>
+            <w:vAlign w:val="center"/>
+            <w:tcMar>
+              <w:top w:w="80" w:type="dxa"/>
+              <w:start w:w="120" w:type="dxa"/>
+              <w:bottom w:w="80" w:type="dxa"/>
+              <w:end w:w="120" w:type="dxa"/>
+            </w:tcMar>
           </w:tcPr>
           <w:p>
+            <w:pPr>
+              <w:spacing w:before="40" w:after="40" w:line="276" w:lineRule="auto"/>
+              <w:jc w:val="center"/>
+            </w:pPr>
+            <w:r/>
             <w:r>
               <w:rPr>
+                <w:rFonts w:ascii="Microsoft YaHei" w:hAnsi="Microsoft YaHei" w:eastAsia="Microsoft YaHei"/>
                 <w:b/>
+                <w:i w:val="0"/>
+                <w:color w:val="FFFFFF"/>
+                <w:sz w:val="17"/>
               </w:rPr>
               <w:t>部署时间</w:t>
             </w:r>
@@ -244,13 +1386,29 @@
         </w:tc>
         <w:tc>
           <w:tcPr>
-            <w:tcW w:type="dxa" w:w="1152"/>
-            <w:shd w:fill="DCEBFA"/>
+            <w:tcW w:type="dxa" w:w="1324"/>
+            <w:shd w:fill="17365D"/>
+            <w:vAlign w:val="center"/>
+            <w:tcMar>
+              <w:top w:w="80" w:type="dxa"/>
+              <w:start w:w="120" w:type="dxa"/>
+              <w:bottom w:w="80" w:type="dxa"/>
+              <w:end w:w="120" w:type="dxa"/>
+            </w:tcMar>
           </w:tcPr>
           <w:p>
+            <w:pPr>
+              <w:spacing w:before="40" w:after="40" w:line="276" w:lineRule="auto"/>
+              <w:jc w:val="center"/>
+            </w:pPr>
+            <w:r/>
             <w:r>
               <w:rPr>
+                <w:rFonts w:ascii="Microsoft YaHei" w:hAnsi="Microsoft YaHei" w:eastAsia="Microsoft YaHei"/>
                 <w:b/>
+                <w:i w:val="0"/>
+                <w:color w:val="FFFFFF"/>
+                <w:sz w:val="17"/>
               </w:rPr>
               <w:t>实施人</w:t>
             </w:r>
@@ -258,13 +1416,29 @@
         </w:tc>
         <w:tc>
           <w:tcPr>
-            <w:tcW w:type="dxa" w:w="1152"/>
-            <w:shd w:fill="DCEBFA"/>
+            <w:tcW w:type="dxa" w:w="1490"/>
+            <w:shd w:fill="17365D"/>
+            <w:vAlign w:val="center"/>
+            <w:tcMar>
+              <w:top w:w="80" w:type="dxa"/>
+              <w:start w:w="120" w:type="dxa"/>
+              <w:bottom w:w="80" w:type="dxa"/>
+              <w:end w:w="120" w:type="dxa"/>
+            </w:tcMar>
           </w:tcPr>
           <w:p>
+            <w:pPr>
+              <w:spacing w:before="40" w:after="40" w:line="276" w:lineRule="auto"/>
+              <w:jc w:val="center"/>
+            </w:pPr>
+            <w:r/>
             <w:r>
               <w:rPr>
+                <w:rFonts w:ascii="Microsoft YaHei" w:hAnsi="Microsoft YaHei" w:eastAsia="Microsoft YaHei"/>
                 <w:b/>
+                <w:i w:val="0"/>
+                <w:color w:val="FFFFFF"/>
+                <w:sz w:val="17"/>
               </w:rPr>
               <w:t>验证结果</w:t>
             </w:r>
@@ -272,13 +1446,29 @@
         </w:tc>
         <w:tc>
           <w:tcPr>
-            <w:tcW w:type="dxa" w:w="1152"/>
-            <w:shd w:fill="DCEBFA"/>
+            <w:tcW w:type="dxa" w:w="2152"/>
+            <w:shd w:fill="17365D"/>
+            <w:vAlign w:val="center"/>
+            <w:tcMar>
+              <w:top w:w="80" w:type="dxa"/>
+              <w:start w:w="120" w:type="dxa"/>
+              <w:bottom w:w="80" w:type="dxa"/>
+              <w:end w:w="120" w:type="dxa"/>
+            </w:tcMar>
           </w:tcPr>
           <w:p>
+            <w:pPr>
+              <w:spacing w:before="40" w:after="40" w:line="276" w:lineRule="auto"/>
+              <w:jc w:val="center"/>
+            </w:pPr>
+            <w:r/>
             <w:r>
               <w:rPr>
+                <w:rFonts w:ascii="Microsoft YaHei" w:hAnsi="Microsoft YaHei" w:eastAsia="Microsoft YaHei"/>
                 <w:b/>
+                <w:i w:val="0"/>
+                <w:color w:val="FFFFFF"/>
+                <w:sz w:val="17"/>
               </w:rPr>
               <w:t>备注</w:t>
             </w:r>
@@ -286,629 +1476,3639 @@
         </w:tc>
       </w:tr>
       <w:tr>
+        <w:trPr>
+          <w:cantSplit/>
+          <w:cantSplit/>
+          <w:cantSplit/>
+          <w:cantSplit/>
+          <w:cantSplit/>
+          <w:cantSplit/>
+          <w:cantSplit/>
+          <w:cantSplit/>
+          <w:cantSplit/>
+        </w:trPr>
         <w:tc>
           <w:tcPr>
-            <w:tcW w:type="dxa" w:w="1152"/>
+            <w:tcW w:type="dxa" w:w="828"/>
+            <w:shd w:fill="FFFFFF"/>
+            <w:vAlign w:val="center"/>
+            <w:tcMar>
+              <w:top w:w="80" w:type="dxa"/>
+              <w:start w:w="120" w:type="dxa"/>
+              <w:bottom w:w="80" w:type="dxa"/>
+              <w:end w:w="120" w:type="dxa"/>
+            </w:tcMar>
           </w:tcPr>
           <w:p>
+            <w:pPr>
+              <w:spacing w:before="40" w:after="40" w:line="276" w:lineRule="auto"/>
+              <w:jc w:val="center"/>
+            </w:pPr>
             <w:r/>
+            <w:r>
+              <w:rPr>
+                <w:rFonts w:ascii="Microsoft YaHei" w:hAnsi="Microsoft YaHei" w:eastAsia="Microsoft YaHei"/>
+                <w:b w:val="0"/>
+                <w:i w:val="0"/>
+                <w:color w:val="667A90"/>
+                <w:sz w:val="17"/>
+              </w:rPr>
+              <w:t>1</w:t>
+            </w:r>
           </w:p>
         </w:tc>
         <w:tc>
           <w:tcPr>
-            <w:tcW w:type="dxa" w:w="1152"/>
+            <w:tcW w:type="dxa" w:w="1490"/>
+            <w:shd w:fill="FFF9E8"/>
+            <w:vAlign w:val="center"/>
+            <w:tcMar>
+              <w:top w:w="80" w:type="dxa"/>
+              <w:start w:w="120" w:type="dxa"/>
+              <w:bottom w:w="80" w:type="dxa"/>
+              <w:end w:w="120" w:type="dxa"/>
+            </w:tcMar>
           </w:tcPr>
           <w:p>
+            <w:pPr>
+              <w:spacing w:before="40" w:after="40" w:line="276" w:lineRule="auto"/>
+              <w:jc w:val="left"/>
+            </w:pPr>
             <w:r/>
+            <w:r>
+              <w:rPr>
+                <w:rFonts w:ascii="Microsoft YaHei" w:hAnsi="Microsoft YaHei" w:eastAsia="Microsoft YaHei"/>
+                <w:b w:val="0"/>
+                <w:i w:val="0"/>
+                <w:color w:val="24364B"/>
+                <w:sz w:val="17"/>
+              </w:rPr>
+            </w:r>
           </w:p>
         </w:tc>
         <w:tc>
           <w:tcPr>
-            <w:tcW w:type="dxa" w:w="1152"/>
+            <w:tcW w:type="dxa" w:w="2235"/>
+            <w:shd w:fill="FFF9E8"/>
+            <w:vAlign w:val="center"/>
+            <w:tcMar>
+              <w:top w:w="80" w:type="dxa"/>
+              <w:start w:w="120" w:type="dxa"/>
+              <w:bottom w:w="80" w:type="dxa"/>
+              <w:end w:w="120" w:type="dxa"/>
+            </w:tcMar>
           </w:tcPr>
           <w:p>
+            <w:pPr>
+              <w:spacing w:before="40" w:after="40" w:line="276" w:lineRule="auto"/>
+              <w:jc w:val="left"/>
+            </w:pPr>
             <w:r/>
+            <w:r>
+              <w:rPr>
+                <w:rFonts w:ascii="Microsoft YaHei" w:hAnsi="Microsoft YaHei" w:eastAsia="Microsoft YaHei"/>
+                <w:b w:val="0"/>
+                <w:i w:val="0"/>
+                <w:color w:val="24364B"/>
+                <w:sz w:val="17"/>
+              </w:rPr>
+            </w:r>
           </w:p>
         </w:tc>
         <w:tc>
           <w:tcPr>
-            <w:tcW w:type="dxa" w:w="1152"/>
+            <w:tcW w:type="dxa" w:w="1987"/>
+            <w:shd w:fill="FFF9E8"/>
+            <w:vAlign w:val="center"/>
+            <w:tcMar>
+              <w:top w:w="80" w:type="dxa"/>
+              <w:start w:w="120" w:type="dxa"/>
+              <w:bottom w:w="80" w:type="dxa"/>
+              <w:end w:w="120" w:type="dxa"/>
+            </w:tcMar>
           </w:tcPr>
           <w:p>
+            <w:pPr>
+              <w:spacing w:before="40" w:after="40" w:line="276" w:lineRule="auto"/>
+              <w:jc w:val="left"/>
+            </w:pPr>
             <w:r/>
+            <w:r>
+              <w:rPr>
+                <w:rFonts w:ascii="Microsoft YaHei" w:hAnsi="Microsoft YaHei" w:eastAsia="Microsoft YaHei"/>
+                <w:b w:val="0"/>
+                <w:i w:val="0"/>
+                <w:color w:val="24364B"/>
+                <w:sz w:val="17"/>
+              </w:rPr>
+            </w:r>
           </w:p>
         </w:tc>
         <w:tc>
           <w:tcPr>
-            <w:tcW w:type="dxa" w:w="1152"/>
+            <w:tcW w:type="dxa" w:w="1656"/>
+            <w:shd w:fill="FFF9E8"/>
+            <w:vAlign w:val="center"/>
+            <w:tcMar>
+              <w:top w:w="80" w:type="dxa"/>
+              <w:start w:w="120" w:type="dxa"/>
+              <w:bottom w:w="80" w:type="dxa"/>
+              <w:end w:w="120" w:type="dxa"/>
+            </w:tcMar>
           </w:tcPr>
           <w:p>
+            <w:pPr>
+              <w:spacing w:before="40" w:after="40" w:line="276" w:lineRule="auto"/>
+              <w:jc w:val="left"/>
+            </w:pPr>
             <w:r/>
+            <w:r>
+              <w:rPr>
+                <w:rFonts w:ascii="Microsoft YaHei" w:hAnsi="Microsoft YaHei" w:eastAsia="Microsoft YaHei"/>
+                <w:b w:val="0"/>
+                <w:i w:val="0"/>
+                <w:color w:val="24364B"/>
+                <w:sz w:val="17"/>
+              </w:rPr>
+            </w:r>
           </w:p>
         </w:tc>
         <w:tc>
           <w:tcPr>
-            <w:tcW w:type="dxa" w:w="1152"/>
+            <w:tcW w:type="dxa" w:w="1738"/>
+            <w:shd w:fill="FFF9E8"/>
+            <w:vAlign w:val="center"/>
+            <w:tcMar>
+              <w:top w:w="80" w:type="dxa"/>
+              <w:start w:w="120" w:type="dxa"/>
+              <w:bottom w:w="80" w:type="dxa"/>
+              <w:end w:w="120" w:type="dxa"/>
+            </w:tcMar>
           </w:tcPr>
           <w:p>
+            <w:pPr>
+              <w:spacing w:before="40" w:after="40" w:line="276" w:lineRule="auto"/>
+              <w:jc w:val="left"/>
+            </w:pPr>
             <w:r/>
+            <w:r>
+              <w:rPr>
+                <w:rFonts w:ascii="Microsoft YaHei" w:hAnsi="Microsoft YaHei" w:eastAsia="Microsoft YaHei"/>
+                <w:b w:val="0"/>
+                <w:i w:val="0"/>
+                <w:color w:val="24364B"/>
+                <w:sz w:val="17"/>
+              </w:rPr>
+            </w:r>
           </w:p>
         </w:tc>
         <w:tc>
           <w:tcPr>
-            <w:tcW w:type="dxa" w:w="1152"/>
+            <w:tcW w:type="dxa" w:w="1324"/>
+            <w:shd w:fill="FFF9E8"/>
+            <w:vAlign w:val="center"/>
+            <w:tcMar>
+              <w:top w:w="80" w:type="dxa"/>
+              <w:start w:w="120" w:type="dxa"/>
+              <w:bottom w:w="80" w:type="dxa"/>
+              <w:end w:w="120" w:type="dxa"/>
+            </w:tcMar>
           </w:tcPr>
           <w:p>
+            <w:pPr>
+              <w:spacing w:before="40" w:after="40" w:line="276" w:lineRule="auto"/>
+              <w:jc w:val="left"/>
+            </w:pPr>
             <w:r/>
+            <w:r>
+              <w:rPr>
+                <w:rFonts w:ascii="Microsoft YaHei" w:hAnsi="Microsoft YaHei" w:eastAsia="Microsoft YaHei"/>
+                <w:b w:val="0"/>
+                <w:i w:val="0"/>
+                <w:color w:val="24364B"/>
+                <w:sz w:val="17"/>
+              </w:rPr>
+            </w:r>
           </w:p>
         </w:tc>
         <w:tc>
           <w:tcPr>
-            <w:tcW w:type="dxa" w:w="1152"/>
+            <w:tcW w:type="dxa" w:w="1490"/>
+            <w:shd w:fill="FFF9E8"/>
+            <w:vAlign w:val="center"/>
+            <w:tcMar>
+              <w:top w:w="80" w:type="dxa"/>
+              <w:start w:w="120" w:type="dxa"/>
+              <w:bottom w:w="80" w:type="dxa"/>
+              <w:end w:w="120" w:type="dxa"/>
+            </w:tcMar>
           </w:tcPr>
           <w:p>
+            <w:pPr>
+              <w:spacing w:before="40" w:after="40" w:line="276" w:lineRule="auto"/>
+              <w:jc w:val="left"/>
+            </w:pPr>
             <w:r/>
+            <w:r>
+              <w:rPr>
+                <w:rFonts w:ascii="Microsoft YaHei" w:hAnsi="Microsoft YaHei" w:eastAsia="Microsoft YaHei"/>
+                <w:b w:val="0"/>
+                <w:i w:val="0"/>
+                <w:color w:val="24364B"/>
+                <w:sz w:val="17"/>
+              </w:rPr>
+            </w:r>
           </w:p>
         </w:tc>
         <w:tc>
           <w:tcPr>
-            <w:tcW w:type="dxa" w:w="1152"/>
+            <w:tcW w:type="dxa" w:w="2152"/>
+            <w:shd w:fill="FFF9E8"/>
+            <w:vAlign w:val="center"/>
+            <w:tcMar>
+              <w:top w:w="80" w:type="dxa"/>
+              <w:start w:w="120" w:type="dxa"/>
+              <w:bottom w:w="80" w:type="dxa"/>
+              <w:end w:w="120" w:type="dxa"/>
+            </w:tcMar>
           </w:tcPr>
           <w:p>
+            <w:pPr>
+              <w:spacing w:before="40" w:after="40" w:line="276" w:lineRule="auto"/>
+              <w:jc w:val="left"/>
+            </w:pPr>
             <w:r/>
+            <w:r>
+              <w:rPr>
+                <w:rFonts w:ascii="Microsoft YaHei" w:hAnsi="Microsoft YaHei" w:eastAsia="Microsoft YaHei"/>
+                <w:b w:val="0"/>
+                <w:i w:val="0"/>
+                <w:color w:val="24364B"/>
+                <w:sz w:val="17"/>
+              </w:rPr>
+            </w:r>
           </w:p>
         </w:tc>
       </w:tr>
       <w:tr>
+        <w:trPr>
+          <w:cantSplit/>
+          <w:cantSplit/>
+          <w:cantSplit/>
+          <w:cantSplit/>
+          <w:cantSplit/>
+          <w:cantSplit/>
+          <w:cantSplit/>
+          <w:cantSplit/>
+        </w:trPr>
         <w:tc>
           <w:tcPr>
-            <w:tcW w:type="dxa" w:w="1152"/>
+            <w:tcW w:type="dxa" w:w="828"/>
+            <w:shd w:fill="FFFFFF"/>
+            <w:vAlign w:val="center"/>
+            <w:tcMar>
+              <w:top w:w="80" w:type="dxa"/>
+              <w:start w:w="120" w:type="dxa"/>
+              <w:bottom w:w="80" w:type="dxa"/>
+              <w:end w:w="120" w:type="dxa"/>
+            </w:tcMar>
           </w:tcPr>
           <w:p>
+            <w:pPr>
+              <w:spacing w:before="40" w:after="40" w:line="276" w:lineRule="auto"/>
+              <w:jc w:val="center"/>
+            </w:pPr>
             <w:r/>
+            <w:r>
+              <w:rPr>
+                <w:rFonts w:ascii="Microsoft YaHei" w:hAnsi="Microsoft YaHei" w:eastAsia="Microsoft YaHei"/>
+                <w:b w:val="0"/>
+                <w:i w:val="0"/>
+                <w:color w:val="667A90"/>
+                <w:sz w:val="17"/>
+              </w:rPr>
+              <w:t>2</w:t>
+            </w:r>
           </w:p>
         </w:tc>
         <w:tc>
           <w:tcPr>
-            <w:tcW w:type="dxa" w:w="1152"/>
+            <w:tcW w:type="dxa" w:w="1490"/>
+            <w:shd w:fill="FFF9E8"/>
+            <w:vAlign w:val="center"/>
+            <w:tcMar>
+              <w:top w:w="80" w:type="dxa"/>
+              <w:start w:w="120" w:type="dxa"/>
+              <w:bottom w:w="80" w:type="dxa"/>
+              <w:end w:w="120" w:type="dxa"/>
+            </w:tcMar>
           </w:tcPr>
           <w:p>
+            <w:pPr>
+              <w:spacing w:before="40" w:after="40" w:line="276" w:lineRule="auto"/>
+              <w:jc w:val="left"/>
+            </w:pPr>
             <w:r/>
+            <w:r>
+              <w:rPr>
+                <w:rFonts w:ascii="Microsoft YaHei" w:hAnsi="Microsoft YaHei" w:eastAsia="Microsoft YaHei"/>
+                <w:b w:val="0"/>
+                <w:i w:val="0"/>
+                <w:color w:val="24364B"/>
+                <w:sz w:val="17"/>
+              </w:rPr>
+            </w:r>
           </w:p>
         </w:tc>
         <w:tc>
           <w:tcPr>
-            <w:tcW w:type="dxa" w:w="1152"/>
+            <w:tcW w:type="dxa" w:w="2235"/>
+            <w:shd w:fill="FFF9E8"/>
+            <w:vAlign w:val="center"/>
+            <w:tcMar>
+              <w:top w:w="80" w:type="dxa"/>
+              <w:start w:w="120" w:type="dxa"/>
+              <w:bottom w:w="80" w:type="dxa"/>
+              <w:end w:w="120" w:type="dxa"/>
+            </w:tcMar>
           </w:tcPr>
           <w:p>
+            <w:pPr>
+              <w:spacing w:before="40" w:after="40" w:line="276" w:lineRule="auto"/>
+              <w:jc w:val="left"/>
+            </w:pPr>
             <w:r/>
+            <w:r>
+              <w:rPr>
+                <w:rFonts w:ascii="Microsoft YaHei" w:hAnsi="Microsoft YaHei" w:eastAsia="Microsoft YaHei"/>
+                <w:b w:val="0"/>
+                <w:i w:val="0"/>
+                <w:color w:val="24364B"/>
+                <w:sz w:val="17"/>
+              </w:rPr>
+            </w:r>
           </w:p>
         </w:tc>
         <w:tc>
           <w:tcPr>
-            <w:tcW w:type="dxa" w:w="1152"/>
+            <w:tcW w:type="dxa" w:w="1987"/>
+            <w:shd w:fill="FFF9E8"/>
+            <w:vAlign w:val="center"/>
+            <w:tcMar>
+              <w:top w:w="80" w:type="dxa"/>
+              <w:start w:w="120" w:type="dxa"/>
+              <w:bottom w:w="80" w:type="dxa"/>
+              <w:end w:w="120" w:type="dxa"/>
+            </w:tcMar>
           </w:tcPr>
           <w:p>
+            <w:pPr>
+              <w:spacing w:before="40" w:after="40" w:line="276" w:lineRule="auto"/>
+              <w:jc w:val="left"/>
+            </w:pPr>
             <w:r/>
+            <w:r>
+              <w:rPr>
+                <w:rFonts w:ascii="Microsoft YaHei" w:hAnsi="Microsoft YaHei" w:eastAsia="Microsoft YaHei"/>
+                <w:b w:val="0"/>
+                <w:i w:val="0"/>
+                <w:color w:val="24364B"/>
+                <w:sz w:val="17"/>
+              </w:rPr>
+            </w:r>
           </w:p>
         </w:tc>
         <w:tc>
           <w:tcPr>
-            <w:tcW w:type="dxa" w:w="1152"/>
+            <w:tcW w:type="dxa" w:w="1656"/>
+            <w:shd w:fill="FFF9E8"/>
+            <w:vAlign w:val="center"/>
+            <w:tcMar>
+              <w:top w:w="80" w:type="dxa"/>
+              <w:start w:w="120" w:type="dxa"/>
+              <w:bottom w:w="80" w:type="dxa"/>
+              <w:end w:w="120" w:type="dxa"/>
+            </w:tcMar>
           </w:tcPr>
           <w:p>
+            <w:pPr>
+              <w:spacing w:before="40" w:after="40" w:line="276" w:lineRule="auto"/>
+              <w:jc w:val="left"/>
+            </w:pPr>
             <w:r/>
+            <w:r>
+              <w:rPr>
+                <w:rFonts w:ascii="Microsoft YaHei" w:hAnsi="Microsoft YaHei" w:eastAsia="Microsoft YaHei"/>
+                <w:b w:val="0"/>
+                <w:i w:val="0"/>
+                <w:color w:val="24364B"/>
+                <w:sz w:val="17"/>
+              </w:rPr>
+            </w:r>
           </w:p>
         </w:tc>
         <w:tc>
           <w:tcPr>
-            <w:tcW w:type="dxa" w:w="1152"/>
+            <w:tcW w:type="dxa" w:w="1738"/>
+            <w:shd w:fill="FFF9E8"/>
+            <w:vAlign w:val="center"/>
+            <w:tcMar>
+              <w:top w:w="80" w:type="dxa"/>
+              <w:start w:w="120" w:type="dxa"/>
+              <w:bottom w:w="80" w:type="dxa"/>
+              <w:end w:w="120" w:type="dxa"/>
+            </w:tcMar>
           </w:tcPr>
           <w:p>
+            <w:pPr>
+              <w:spacing w:before="40" w:after="40" w:line="276" w:lineRule="auto"/>
+              <w:jc w:val="left"/>
+            </w:pPr>
             <w:r/>
+            <w:r>
+              <w:rPr>
+                <w:rFonts w:ascii="Microsoft YaHei" w:hAnsi="Microsoft YaHei" w:eastAsia="Microsoft YaHei"/>
+                <w:b w:val="0"/>
+                <w:i w:val="0"/>
+                <w:color w:val="24364B"/>
+                <w:sz w:val="17"/>
+              </w:rPr>
+            </w:r>
           </w:p>
         </w:tc>
         <w:tc>
           <w:tcPr>
-            <w:tcW w:type="dxa" w:w="1152"/>
+            <w:tcW w:type="dxa" w:w="1324"/>
+            <w:shd w:fill="FFF9E8"/>
+            <w:vAlign w:val="center"/>
+            <w:tcMar>
+              <w:top w:w="80" w:type="dxa"/>
+              <w:start w:w="120" w:type="dxa"/>
+              <w:bottom w:w="80" w:type="dxa"/>
+              <w:end w:w="120" w:type="dxa"/>
+            </w:tcMar>
           </w:tcPr>
           <w:p>
+            <w:pPr>
+              <w:spacing w:before="40" w:after="40" w:line="276" w:lineRule="auto"/>
+              <w:jc w:val="left"/>
+            </w:pPr>
             <w:r/>
+            <w:r>
+              <w:rPr>
+                <w:rFonts w:ascii="Microsoft YaHei" w:hAnsi="Microsoft YaHei" w:eastAsia="Microsoft YaHei"/>
+                <w:b w:val="0"/>
+                <w:i w:val="0"/>
+                <w:color w:val="24364B"/>
+                <w:sz w:val="17"/>
+              </w:rPr>
+            </w:r>
           </w:p>
         </w:tc>
         <w:tc>
           <w:tcPr>
-            <w:tcW w:type="dxa" w:w="1152"/>
+            <w:tcW w:type="dxa" w:w="1490"/>
+            <w:shd w:fill="FFF9E8"/>
+            <w:vAlign w:val="center"/>
+            <w:tcMar>
+              <w:top w:w="80" w:type="dxa"/>
+              <w:start w:w="120" w:type="dxa"/>
+              <w:bottom w:w="80" w:type="dxa"/>
+              <w:end w:w="120" w:type="dxa"/>
+            </w:tcMar>
           </w:tcPr>
           <w:p>
+            <w:pPr>
+              <w:spacing w:before="40" w:after="40" w:line="276" w:lineRule="auto"/>
+              <w:jc w:val="left"/>
+            </w:pPr>
             <w:r/>
+            <w:r>
+              <w:rPr>
+                <w:rFonts w:ascii="Microsoft YaHei" w:hAnsi="Microsoft YaHei" w:eastAsia="Microsoft YaHei"/>
+                <w:b w:val="0"/>
+                <w:i w:val="0"/>
+                <w:color w:val="24364B"/>
+                <w:sz w:val="17"/>
+              </w:rPr>
+            </w:r>
           </w:p>
         </w:tc>
         <w:tc>
           <w:tcPr>
-            <w:tcW w:type="dxa" w:w="1152"/>
+            <w:tcW w:type="dxa" w:w="2152"/>
+            <w:shd w:fill="FFF9E8"/>
+            <w:vAlign w:val="center"/>
+            <w:tcMar>
+              <w:top w:w="80" w:type="dxa"/>
+              <w:start w:w="120" w:type="dxa"/>
+              <w:bottom w:w="80" w:type="dxa"/>
+              <w:end w:w="120" w:type="dxa"/>
+            </w:tcMar>
           </w:tcPr>
           <w:p>
+            <w:pPr>
+              <w:spacing w:before="40" w:after="40" w:line="276" w:lineRule="auto"/>
+              <w:jc w:val="left"/>
+            </w:pPr>
             <w:r/>
+            <w:r>
+              <w:rPr>
+                <w:rFonts w:ascii="Microsoft YaHei" w:hAnsi="Microsoft YaHei" w:eastAsia="Microsoft YaHei"/>
+                <w:b w:val="0"/>
+                <w:i w:val="0"/>
+                <w:color w:val="24364B"/>
+                <w:sz w:val="17"/>
+              </w:rPr>
+            </w:r>
           </w:p>
         </w:tc>
       </w:tr>
       <w:tr>
+        <w:trPr>
+          <w:cantSplit/>
+          <w:cantSplit/>
+          <w:cantSplit/>
+          <w:cantSplit/>
+          <w:cantSplit/>
+          <w:cantSplit/>
+          <w:cantSplit/>
+        </w:trPr>
         <w:tc>
           <w:tcPr>
-            <w:tcW w:type="dxa" w:w="1152"/>
+            <w:tcW w:type="dxa" w:w="828"/>
+            <w:shd w:fill="FFFFFF"/>
+            <w:vAlign w:val="center"/>
+            <w:tcMar>
+              <w:top w:w="80" w:type="dxa"/>
+              <w:start w:w="120" w:type="dxa"/>
+              <w:bottom w:w="80" w:type="dxa"/>
+              <w:end w:w="120" w:type="dxa"/>
+            </w:tcMar>
           </w:tcPr>
           <w:p>
+            <w:pPr>
+              <w:spacing w:before="40" w:after="40" w:line="276" w:lineRule="auto"/>
+              <w:jc w:val="center"/>
+            </w:pPr>
             <w:r/>
+            <w:r>
+              <w:rPr>
+                <w:rFonts w:ascii="Microsoft YaHei" w:hAnsi="Microsoft YaHei" w:eastAsia="Microsoft YaHei"/>
+                <w:b w:val="0"/>
+                <w:i w:val="0"/>
+                <w:color w:val="667A90"/>
+                <w:sz w:val="17"/>
+              </w:rPr>
+              <w:t>3</w:t>
+            </w:r>
           </w:p>
         </w:tc>
         <w:tc>
           <w:tcPr>
-            <w:tcW w:type="dxa" w:w="1152"/>
+            <w:tcW w:type="dxa" w:w="1490"/>
+            <w:shd w:fill="FFF9E8"/>
+            <w:vAlign w:val="center"/>
+            <w:tcMar>
+              <w:top w:w="80" w:type="dxa"/>
+              <w:start w:w="120" w:type="dxa"/>
+              <w:bottom w:w="80" w:type="dxa"/>
+              <w:end w:w="120" w:type="dxa"/>
+            </w:tcMar>
           </w:tcPr>
           <w:p>
+            <w:pPr>
+              <w:spacing w:before="40" w:after="40" w:line="276" w:lineRule="auto"/>
+              <w:jc w:val="left"/>
+            </w:pPr>
             <w:r/>
+            <w:r>
+              <w:rPr>
+                <w:rFonts w:ascii="Microsoft YaHei" w:hAnsi="Microsoft YaHei" w:eastAsia="Microsoft YaHei"/>
+                <w:b w:val="0"/>
+                <w:i w:val="0"/>
+                <w:color w:val="24364B"/>
+                <w:sz w:val="17"/>
+              </w:rPr>
+            </w:r>
           </w:p>
         </w:tc>
         <w:tc>
           <w:tcPr>
-            <w:tcW w:type="dxa" w:w="1152"/>
+            <w:tcW w:type="dxa" w:w="2235"/>
+            <w:shd w:fill="FFF9E8"/>
+            <w:vAlign w:val="center"/>
+            <w:tcMar>
+              <w:top w:w="80" w:type="dxa"/>
+              <w:start w:w="120" w:type="dxa"/>
+              <w:bottom w:w="80" w:type="dxa"/>
+              <w:end w:w="120" w:type="dxa"/>
+            </w:tcMar>
           </w:tcPr>
           <w:p>
+            <w:pPr>
+              <w:spacing w:before="40" w:after="40" w:line="276" w:lineRule="auto"/>
+              <w:jc w:val="left"/>
+            </w:pPr>
             <w:r/>
+            <w:r>
+              <w:rPr>
+                <w:rFonts w:ascii="Microsoft YaHei" w:hAnsi="Microsoft YaHei" w:eastAsia="Microsoft YaHei"/>
+                <w:b w:val="0"/>
+                <w:i w:val="0"/>
+                <w:color w:val="24364B"/>
+                <w:sz w:val="17"/>
+              </w:rPr>
+            </w:r>
           </w:p>
         </w:tc>
         <w:tc>
           <w:tcPr>
-            <w:tcW w:type="dxa" w:w="1152"/>
+            <w:tcW w:type="dxa" w:w="1987"/>
+            <w:shd w:fill="FFF9E8"/>
+            <w:vAlign w:val="center"/>
+            <w:tcMar>
+              <w:top w:w="80" w:type="dxa"/>
+              <w:start w:w="120" w:type="dxa"/>
+              <w:bottom w:w="80" w:type="dxa"/>
+              <w:end w:w="120" w:type="dxa"/>
+            </w:tcMar>
           </w:tcPr>
           <w:p>
+            <w:pPr>
+              <w:spacing w:before="40" w:after="40" w:line="276" w:lineRule="auto"/>
+              <w:jc w:val="left"/>
+            </w:pPr>
             <w:r/>
+            <w:r>
+              <w:rPr>
+                <w:rFonts w:ascii="Microsoft YaHei" w:hAnsi="Microsoft YaHei" w:eastAsia="Microsoft YaHei"/>
+                <w:b w:val="0"/>
+                <w:i w:val="0"/>
+                <w:color w:val="24364B"/>
+                <w:sz w:val="17"/>
+              </w:rPr>
+            </w:r>
           </w:p>
         </w:tc>
         <w:tc>
           <w:tcPr>
-            <w:tcW w:type="dxa" w:w="1152"/>
+            <w:tcW w:type="dxa" w:w="1656"/>
+            <w:shd w:fill="FFF9E8"/>
+            <w:vAlign w:val="center"/>
+            <w:tcMar>
+              <w:top w:w="80" w:type="dxa"/>
+              <w:start w:w="120" w:type="dxa"/>
+              <w:bottom w:w="80" w:type="dxa"/>
+              <w:end w:w="120" w:type="dxa"/>
+            </w:tcMar>
           </w:tcPr>
           <w:p>
+            <w:pPr>
+              <w:spacing w:before="40" w:after="40" w:line="276" w:lineRule="auto"/>
+              <w:jc w:val="left"/>
+            </w:pPr>
             <w:r/>
+            <w:r>
+              <w:rPr>
+                <w:rFonts w:ascii="Microsoft YaHei" w:hAnsi="Microsoft YaHei" w:eastAsia="Microsoft YaHei"/>
+                <w:b w:val="0"/>
+                <w:i w:val="0"/>
+                <w:color w:val="24364B"/>
+                <w:sz w:val="17"/>
+              </w:rPr>
+            </w:r>
           </w:p>
         </w:tc>
         <w:tc>
           <w:tcPr>
-            <w:tcW w:type="dxa" w:w="1152"/>
+            <w:tcW w:type="dxa" w:w="1738"/>
+            <w:shd w:fill="FFF9E8"/>
+            <w:vAlign w:val="center"/>
+            <w:tcMar>
+              <w:top w:w="80" w:type="dxa"/>
+              <w:start w:w="120" w:type="dxa"/>
+              <w:bottom w:w="80" w:type="dxa"/>
+              <w:end w:w="120" w:type="dxa"/>
+            </w:tcMar>
           </w:tcPr>
           <w:p>
+            <w:pPr>
+              <w:spacing w:before="40" w:after="40" w:line="276" w:lineRule="auto"/>
+              <w:jc w:val="left"/>
+            </w:pPr>
             <w:r/>
+            <w:r>
+              <w:rPr>
+                <w:rFonts w:ascii="Microsoft YaHei" w:hAnsi="Microsoft YaHei" w:eastAsia="Microsoft YaHei"/>
+                <w:b w:val="0"/>
+                <w:i w:val="0"/>
+                <w:color w:val="24364B"/>
+                <w:sz w:val="17"/>
+              </w:rPr>
+            </w:r>
           </w:p>
         </w:tc>
         <w:tc>
           <w:tcPr>
-            <w:tcW w:type="dxa" w:w="1152"/>
+            <w:tcW w:type="dxa" w:w="1324"/>
+            <w:shd w:fill="FFF9E8"/>
+            <w:vAlign w:val="center"/>
+            <w:tcMar>
+              <w:top w:w="80" w:type="dxa"/>
+              <w:start w:w="120" w:type="dxa"/>
+              <w:bottom w:w="80" w:type="dxa"/>
+              <w:end w:w="120" w:type="dxa"/>
+            </w:tcMar>
           </w:tcPr>
           <w:p>
+            <w:pPr>
+              <w:spacing w:before="40" w:after="40" w:line="276" w:lineRule="auto"/>
+              <w:jc w:val="left"/>
+            </w:pPr>
             <w:r/>
+            <w:r>
+              <w:rPr>
+                <w:rFonts w:ascii="Microsoft YaHei" w:hAnsi="Microsoft YaHei" w:eastAsia="Microsoft YaHei"/>
+                <w:b w:val="0"/>
+                <w:i w:val="0"/>
+                <w:color w:val="24364B"/>
+                <w:sz w:val="17"/>
+              </w:rPr>
+            </w:r>
           </w:p>
         </w:tc>
         <w:tc>
           <w:tcPr>
-            <w:tcW w:type="dxa" w:w="1152"/>
+            <w:tcW w:type="dxa" w:w="1490"/>
+            <w:shd w:fill="FFF9E8"/>
+            <w:vAlign w:val="center"/>
+            <w:tcMar>
+              <w:top w:w="80" w:type="dxa"/>
+              <w:start w:w="120" w:type="dxa"/>
+              <w:bottom w:w="80" w:type="dxa"/>
+              <w:end w:w="120" w:type="dxa"/>
+            </w:tcMar>
           </w:tcPr>
           <w:p>
+            <w:pPr>
+              <w:spacing w:before="40" w:after="40" w:line="276" w:lineRule="auto"/>
+              <w:jc w:val="left"/>
+            </w:pPr>
             <w:r/>
+            <w:r>
+              <w:rPr>
+                <w:rFonts w:ascii="Microsoft YaHei" w:hAnsi="Microsoft YaHei" w:eastAsia="Microsoft YaHei"/>
+                <w:b w:val="0"/>
+                <w:i w:val="0"/>
+                <w:color w:val="24364B"/>
+                <w:sz w:val="17"/>
+              </w:rPr>
+            </w:r>
           </w:p>
         </w:tc>
         <w:tc>
           <w:tcPr>
-            <w:tcW w:type="dxa" w:w="1152"/>
+            <w:tcW w:type="dxa" w:w="2152"/>
+            <w:shd w:fill="FFF9E8"/>
+            <w:vAlign w:val="center"/>
+            <w:tcMar>
+              <w:top w:w="80" w:type="dxa"/>
+              <w:start w:w="120" w:type="dxa"/>
+              <w:bottom w:w="80" w:type="dxa"/>
+              <w:end w:w="120" w:type="dxa"/>
+            </w:tcMar>
           </w:tcPr>
           <w:p>
+            <w:pPr>
+              <w:spacing w:before="40" w:after="40" w:line="276" w:lineRule="auto"/>
+              <w:jc w:val="left"/>
+            </w:pPr>
             <w:r/>
+            <w:r>
+              <w:rPr>
+                <w:rFonts w:ascii="Microsoft YaHei" w:hAnsi="Microsoft YaHei" w:eastAsia="Microsoft YaHei"/>
+                <w:b w:val="0"/>
+                <w:i w:val="0"/>
+                <w:color w:val="24364B"/>
+                <w:sz w:val="17"/>
+              </w:rPr>
+            </w:r>
           </w:p>
         </w:tc>
       </w:tr>
       <w:tr>
+        <w:trPr>
+          <w:cantSplit/>
+          <w:cantSplit/>
+          <w:cantSplit/>
+          <w:cantSplit/>
+          <w:cantSplit/>
+          <w:cantSplit/>
+        </w:trPr>
         <w:tc>
           <w:tcPr>
-            <w:tcW w:type="dxa" w:w="1152"/>
+            <w:tcW w:type="dxa" w:w="828"/>
+            <w:shd w:fill="FFFFFF"/>
+            <w:vAlign w:val="center"/>
+            <w:tcMar>
+              <w:top w:w="80" w:type="dxa"/>
+              <w:start w:w="120" w:type="dxa"/>
+              <w:bottom w:w="80" w:type="dxa"/>
+              <w:end w:w="120" w:type="dxa"/>
+            </w:tcMar>
           </w:tcPr>
           <w:p>
+            <w:pPr>
+              <w:spacing w:before="40" w:after="40" w:line="276" w:lineRule="auto"/>
+              <w:jc w:val="center"/>
+            </w:pPr>
             <w:r/>
+            <w:r>
+              <w:rPr>
+                <w:rFonts w:ascii="Microsoft YaHei" w:hAnsi="Microsoft YaHei" w:eastAsia="Microsoft YaHei"/>
+                <w:b w:val="0"/>
+                <w:i w:val="0"/>
+                <w:color w:val="667A90"/>
+                <w:sz w:val="17"/>
+              </w:rPr>
+              <w:t>4</w:t>
+            </w:r>
           </w:p>
         </w:tc>
         <w:tc>
           <w:tcPr>
-            <w:tcW w:type="dxa" w:w="1152"/>
+            <w:tcW w:type="dxa" w:w="1490"/>
+            <w:shd w:fill="FFF9E8"/>
+            <w:vAlign w:val="center"/>
+            <w:tcMar>
+              <w:top w:w="80" w:type="dxa"/>
+              <w:start w:w="120" w:type="dxa"/>
+              <w:bottom w:w="80" w:type="dxa"/>
+              <w:end w:w="120" w:type="dxa"/>
+            </w:tcMar>
           </w:tcPr>
           <w:p>
+            <w:pPr>
+              <w:spacing w:before="40" w:after="40" w:line="276" w:lineRule="auto"/>
+              <w:jc w:val="left"/>
+            </w:pPr>
             <w:r/>
+            <w:r>
+              <w:rPr>
+                <w:rFonts w:ascii="Microsoft YaHei" w:hAnsi="Microsoft YaHei" w:eastAsia="Microsoft YaHei"/>
+                <w:b w:val="0"/>
+                <w:i w:val="0"/>
+                <w:color w:val="24364B"/>
+                <w:sz w:val="17"/>
+              </w:rPr>
+            </w:r>
           </w:p>
         </w:tc>
         <w:tc>
           <w:tcPr>
-            <w:tcW w:type="dxa" w:w="1152"/>
+            <w:tcW w:type="dxa" w:w="2235"/>
+            <w:shd w:fill="FFF9E8"/>
+            <w:vAlign w:val="center"/>
+            <w:tcMar>
+              <w:top w:w="80" w:type="dxa"/>
+              <w:start w:w="120" w:type="dxa"/>
+              <w:bottom w:w="80" w:type="dxa"/>
+              <w:end w:w="120" w:type="dxa"/>
+            </w:tcMar>
           </w:tcPr>
           <w:p>
+            <w:pPr>
+              <w:spacing w:before="40" w:after="40" w:line="276" w:lineRule="auto"/>
+              <w:jc w:val="left"/>
+            </w:pPr>
             <w:r/>
+            <w:r>
+              <w:rPr>
+                <w:rFonts w:ascii="Microsoft YaHei" w:hAnsi="Microsoft YaHei" w:eastAsia="Microsoft YaHei"/>
+                <w:b w:val="0"/>
+                <w:i w:val="0"/>
+                <w:color w:val="24364B"/>
+                <w:sz w:val="17"/>
+              </w:rPr>
+            </w:r>
           </w:p>
         </w:tc>
         <w:tc>
           <w:tcPr>
-            <w:tcW w:type="dxa" w:w="1152"/>
+            <w:tcW w:type="dxa" w:w="1987"/>
+            <w:shd w:fill="FFF9E8"/>
+            <w:vAlign w:val="center"/>
+            <w:tcMar>
+              <w:top w:w="80" w:type="dxa"/>
+              <w:start w:w="120" w:type="dxa"/>
+              <w:bottom w:w="80" w:type="dxa"/>
+              <w:end w:w="120" w:type="dxa"/>
+            </w:tcMar>
           </w:tcPr>
           <w:p>
+            <w:pPr>
+              <w:spacing w:before="40" w:after="40" w:line="276" w:lineRule="auto"/>
+              <w:jc w:val="left"/>
+            </w:pPr>
             <w:r/>
+            <w:r>
+              <w:rPr>
+                <w:rFonts w:ascii="Microsoft YaHei" w:hAnsi="Microsoft YaHei" w:eastAsia="Microsoft YaHei"/>
+                <w:b w:val="0"/>
+                <w:i w:val="0"/>
+                <w:color w:val="24364B"/>
+                <w:sz w:val="17"/>
+              </w:rPr>
+            </w:r>
           </w:p>
         </w:tc>
         <w:tc>
           <w:tcPr>
-            <w:tcW w:type="dxa" w:w="1152"/>
+            <w:tcW w:type="dxa" w:w="1656"/>
+            <w:shd w:fill="FFF9E8"/>
+            <w:vAlign w:val="center"/>
+            <w:tcMar>
+              <w:top w:w="80" w:type="dxa"/>
+              <w:start w:w="120" w:type="dxa"/>
+              <w:bottom w:w="80" w:type="dxa"/>
+              <w:end w:w="120" w:type="dxa"/>
+            </w:tcMar>
           </w:tcPr>
           <w:p>
+            <w:pPr>
+              <w:spacing w:before="40" w:after="40" w:line="276" w:lineRule="auto"/>
+              <w:jc w:val="left"/>
+            </w:pPr>
             <w:r/>
+            <w:r>
+              <w:rPr>
+                <w:rFonts w:ascii="Microsoft YaHei" w:hAnsi="Microsoft YaHei" w:eastAsia="Microsoft YaHei"/>
+                <w:b w:val="0"/>
+                <w:i w:val="0"/>
+                <w:color w:val="24364B"/>
+                <w:sz w:val="17"/>
+              </w:rPr>
+            </w:r>
           </w:p>
         </w:tc>
         <w:tc>
           <w:tcPr>
-            <w:tcW w:type="dxa" w:w="1152"/>
+            <w:tcW w:type="dxa" w:w="1738"/>
+            <w:shd w:fill="FFF9E8"/>
+            <w:vAlign w:val="center"/>
+            <w:tcMar>
+              <w:top w:w="80" w:type="dxa"/>
+              <w:start w:w="120" w:type="dxa"/>
+              <w:bottom w:w="80" w:type="dxa"/>
+              <w:end w:w="120" w:type="dxa"/>
+            </w:tcMar>
           </w:tcPr>
           <w:p>
+            <w:pPr>
+              <w:spacing w:before="40" w:after="40" w:line="276" w:lineRule="auto"/>
+              <w:jc w:val="left"/>
+            </w:pPr>
             <w:r/>
+            <w:r>
+              <w:rPr>
+                <w:rFonts w:ascii="Microsoft YaHei" w:hAnsi="Microsoft YaHei" w:eastAsia="Microsoft YaHei"/>
+                <w:b w:val="0"/>
+                <w:i w:val="0"/>
+                <w:color w:val="24364B"/>
+                <w:sz w:val="17"/>
+              </w:rPr>
+            </w:r>
           </w:p>
         </w:tc>
         <w:tc>
           <w:tcPr>
-            <w:tcW w:type="dxa" w:w="1152"/>
+            <w:tcW w:type="dxa" w:w="1324"/>
+            <w:shd w:fill="FFF9E8"/>
+            <w:vAlign w:val="center"/>
+            <w:tcMar>
+              <w:top w:w="80" w:type="dxa"/>
+              <w:start w:w="120" w:type="dxa"/>
+              <w:bottom w:w="80" w:type="dxa"/>
+              <w:end w:w="120" w:type="dxa"/>
+            </w:tcMar>
           </w:tcPr>
           <w:p>
+            <w:pPr>
+              <w:spacing w:before="40" w:after="40" w:line="276" w:lineRule="auto"/>
+              <w:jc w:val="left"/>
+            </w:pPr>
             <w:r/>
+            <w:r>
+              <w:rPr>
+                <w:rFonts w:ascii="Microsoft YaHei" w:hAnsi="Microsoft YaHei" w:eastAsia="Microsoft YaHei"/>
+                <w:b w:val="0"/>
+                <w:i w:val="0"/>
+                <w:color w:val="24364B"/>
+                <w:sz w:val="17"/>
+              </w:rPr>
+            </w:r>
           </w:p>
         </w:tc>
         <w:tc>
           <w:tcPr>
-            <w:tcW w:type="dxa" w:w="1152"/>
+            <w:tcW w:type="dxa" w:w="1490"/>
+            <w:shd w:fill="FFF9E8"/>
+            <w:vAlign w:val="center"/>
+            <w:tcMar>
+              <w:top w:w="80" w:type="dxa"/>
+              <w:start w:w="120" w:type="dxa"/>
+              <w:bottom w:w="80" w:type="dxa"/>
+              <w:end w:w="120" w:type="dxa"/>
+            </w:tcMar>
           </w:tcPr>
           <w:p>
+            <w:pPr>
+              <w:spacing w:before="40" w:after="40" w:line="276" w:lineRule="auto"/>
+              <w:jc w:val="left"/>
+            </w:pPr>
             <w:r/>
+            <w:r>
+              <w:rPr>
+                <w:rFonts w:ascii="Microsoft YaHei" w:hAnsi="Microsoft YaHei" w:eastAsia="Microsoft YaHei"/>
+                <w:b w:val="0"/>
+                <w:i w:val="0"/>
+                <w:color w:val="24364B"/>
+                <w:sz w:val="17"/>
+              </w:rPr>
+            </w:r>
           </w:p>
         </w:tc>
         <w:tc>
           <w:tcPr>
-            <w:tcW w:type="dxa" w:w="1152"/>
+            <w:tcW w:type="dxa" w:w="2152"/>
+            <w:shd w:fill="FFF9E8"/>
+            <w:vAlign w:val="center"/>
+            <w:tcMar>
+              <w:top w:w="80" w:type="dxa"/>
+              <w:start w:w="120" w:type="dxa"/>
+              <w:bottom w:w="80" w:type="dxa"/>
+              <w:end w:w="120" w:type="dxa"/>
+            </w:tcMar>
           </w:tcPr>
           <w:p>
+            <w:pPr>
+              <w:spacing w:before="40" w:after="40" w:line="276" w:lineRule="auto"/>
+              <w:jc w:val="left"/>
+            </w:pPr>
             <w:r/>
+            <w:r>
+              <w:rPr>
+                <w:rFonts w:ascii="Microsoft YaHei" w:hAnsi="Microsoft YaHei" w:eastAsia="Microsoft YaHei"/>
+                <w:b w:val="0"/>
+                <w:i w:val="0"/>
+                <w:color w:val="24364B"/>
+                <w:sz w:val="17"/>
+              </w:rPr>
+            </w:r>
           </w:p>
         </w:tc>
       </w:tr>
       <w:tr>
+        <w:trPr>
+          <w:cantSplit/>
+          <w:cantSplit/>
+          <w:cantSplit/>
+          <w:cantSplit/>
+          <w:cantSplit/>
+        </w:trPr>
         <w:tc>
           <w:tcPr>
-            <w:tcW w:type="dxa" w:w="1152"/>
+            <w:tcW w:type="dxa" w:w="828"/>
+            <w:shd w:fill="FFFFFF"/>
+            <w:vAlign w:val="center"/>
+            <w:tcMar>
+              <w:top w:w="80" w:type="dxa"/>
+              <w:start w:w="120" w:type="dxa"/>
+              <w:bottom w:w="80" w:type="dxa"/>
+              <w:end w:w="120" w:type="dxa"/>
+            </w:tcMar>
           </w:tcPr>
           <w:p>
+            <w:pPr>
+              <w:spacing w:before="40" w:after="40" w:line="276" w:lineRule="auto"/>
+              <w:jc w:val="center"/>
+            </w:pPr>
             <w:r/>
+            <w:r>
+              <w:rPr>
+                <w:rFonts w:ascii="Microsoft YaHei" w:hAnsi="Microsoft YaHei" w:eastAsia="Microsoft YaHei"/>
+                <w:b w:val="0"/>
+                <w:i w:val="0"/>
+                <w:color w:val="667A90"/>
+                <w:sz w:val="17"/>
+              </w:rPr>
+              <w:t>5</w:t>
+            </w:r>
           </w:p>
         </w:tc>
         <w:tc>
           <w:tcPr>
-            <w:tcW w:type="dxa" w:w="1152"/>
+            <w:tcW w:type="dxa" w:w="1490"/>
+            <w:shd w:fill="FFF9E8"/>
+            <w:vAlign w:val="center"/>
+            <w:tcMar>
+              <w:top w:w="80" w:type="dxa"/>
+              <w:start w:w="120" w:type="dxa"/>
+              <w:bottom w:w="80" w:type="dxa"/>
+              <w:end w:w="120" w:type="dxa"/>
+            </w:tcMar>
           </w:tcPr>
           <w:p>
+            <w:pPr>
+              <w:spacing w:before="40" w:after="40" w:line="276" w:lineRule="auto"/>
+              <w:jc w:val="left"/>
+            </w:pPr>
             <w:r/>
+            <w:r>
+              <w:rPr>
+                <w:rFonts w:ascii="Microsoft YaHei" w:hAnsi="Microsoft YaHei" w:eastAsia="Microsoft YaHei"/>
+                <w:b w:val="0"/>
+                <w:i w:val="0"/>
+                <w:color w:val="24364B"/>
+                <w:sz w:val="17"/>
+              </w:rPr>
+            </w:r>
           </w:p>
         </w:tc>
         <w:tc>
           <w:tcPr>
-            <w:tcW w:type="dxa" w:w="1152"/>
+            <w:tcW w:type="dxa" w:w="2235"/>
+            <w:shd w:fill="FFF9E8"/>
+            <w:vAlign w:val="center"/>
+            <w:tcMar>
+              <w:top w:w="80" w:type="dxa"/>
+              <w:start w:w="120" w:type="dxa"/>
+              <w:bottom w:w="80" w:type="dxa"/>
+              <w:end w:w="120" w:type="dxa"/>
+            </w:tcMar>
           </w:tcPr>
           <w:p>
+            <w:pPr>
+              <w:spacing w:before="40" w:after="40" w:line="276" w:lineRule="auto"/>
+              <w:jc w:val="left"/>
+            </w:pPr>
             <w:r/>
+            <w:r>
+              <w:rPr>
+                <w:rFonts w:ascii="Microsoft YaHei" w:hAnsi="Microsoft YaHei" w:eastAsia="Microsoft YaHei"/>
+                <w:b w:val="0"/>
+                <w:i w:val="0"/>
+                <w:color w:val="24364B"/>
+                <w:sz w:val="17"/>
+              </w:rPr>
+            </w:r>
           </w:p>
         </w:tc>
         <w:tc>
           <w:tcPr>
-            <w:tcW w:type="dxa" w:w="1152"/>
+            <w:tcW w:type="dxa" w:w="1987"/>
+            <w:shd w:fill="FFF9E8"/>
+            <w:vAlign w:val="center"/>
+            <w:tcMar>
+              <w:top w:w="80" w:type="dxa"/>
+              <w:start w:w="120" w:type="dxa"/>
+              <w:bottom w:w="80" w:type="dxa"/>
+              <w:end w:w="120" w:type="dxa"/>
+            </w:tcMar>
           </w:tcPr>
           <w:p>
+            <w:pPr>
+              <w:spacing w:before="40" w:after="40" w:line="276" w:lineRule="auto"/>
+              <w:jc w:val="left"/>
+            </w:pPr>
             <w:r/>
+            <w:r>
+              <w:rPr>
+                <w:rFonts w:ascii="Microsoft YaHei" w:hAnsi="Microsoft YaHei" w:eastAsia="Microsoft YaHei"/>
+                <w:b w:val="0"/>
+                <w:i w:val="0"/>
+                <w:color w:val="24364B"/>
+                <w:sz w:val="17"/>
+              </w:rPr>
+            </w:r>
           </w:p>
         </w:tc>
         <w:tc>
           <w:tcPr>
-            <w:tcW w:type="dxa" w:w="1152"/>
+            <w:tcW w:type="dxa" w:w="1656"/>
+            <w:shd w:fill="FFF9E8"/>
+            <w:vAlign w:val="center"/>
+            <w:tcMar>
+              <w:top w:w="80" w:type="dxa"/>
+              <w:start w:w="120" w:type="dxa"/>
+              <w:bottom w:w="80" w:type="dxa"/>
+              <w:end w:w="120" w:type="dxa"/>
+            </w:tcMar>
           </w:tcPr>
           <w:p>
+            <w:pPr>
+              <w:spacing w:before="40" w:after="40" w:line="276" w:lineRule="auto"/>
+              <w:jc w:val="left"/>
+            </w:pPr>
             <w:r/>
+            <w:r>
+              <w:rPr>
+                <w:rFonts w:ascii="Microsoft YaHei" w:hAnsi="Microsoft YaHei" w:eastAsia="Microsoft YaHei"/>
+                <w:b w:val="0"/>
+                <w:i w:val="0"/>
+                <w:color w:val="24364B"/>
+                <w:sz w:val="17"/>
+              </w:rPr>
+            </w:r>
           </w:p>
         </w:tc>
         <w:tc>
           <w:tcPr>
-            <w:tcW w:type="dxa" w:w="1152"/>
+            <w:tcW w:type="dxa" w:w="1738"/>
+            <w:shd w:fill="FFF9E8"/>
+            <w:vAlign w:val="center"/>
+            <w:tcMar>
+              <w:top w:w="80" w:type="dxa"/>
+              <w:start w:w="120" w:type="dxa"/>
+              <w:bottom w:w="80" w:type="dxa"/>
+              <w:end w:w="120" w:type="dxa"/>
+            </w:tcMar>
           </w:tcPr>
           <w:p>
+            <w:pPr>
+              <w:spacing w:before="40" w:after="40" w:line="276" w:lineRule="auto"/>
+              <w:jc w:val="left"/>
+            </w:pPr>
             <w:r/>
+            <w:r>
+              <w:rPr>
+                <w:rFonts w:ascii="Microsoft YaHei" w:hAnsi="Microsoft YaHei" w:eastAsia="Microsoft YaHei"/>
+                <w:b w:val="0"/>
+                <w:i w:val="0"/>
+                <w:color w:val="24364B"/>
+                <w:sz w:val="17"/>
+              </w:rPr>
+            </w:r>
           </w:p>
         </w:tc>
         <w:tc>
           <w:tcPr>
-            <w:tcW w:type="dxa" w:w="1152"/>
+            <w:tcW w:type="dxa" w:w="1324"/>
+            <w:shd w:fill="FFF9E8"/>
+            <w:vAlign w:val="center"/>
+            <w:tcMar>
+              <w:top w:w="80" w:type="dxa"/>
+              <w:start w:w="120" w:type="dxa"/>
+              <w:bottom w:w="80" w:type="dxa"/>
+              <w:end w:w="120" w:type="dxa"/>
+            </w:tcMar>
           </w:tcPr>
           <w:p>
+            <w:pPr>
+              <w:spacing w:before="40" w:after="40" w:line="276" w:lineRule="auto"/>
+              <w:jc w:val="left"/>
+            </w:pPr>
             <w:r/>
+            <w:r>
+              <w:rPr>
+                <w:rFonts w:ascii="Microsoft YaHei" w:hAnsi="Microsoft YaHei" w:eastAsia="Microsoft YaHei"/>
+                <w:b w:val="0"/>
+                <w:i w:val="0"/>
+                <w:color w:val="24364B"/>
+                <w:sz w:val="17"/>
+              </w:rPr>
+            </w:r>
           </w:p>
         </w:tc>
         <w:tc>
           <w:tcPr>
-            <w:tcW w:type="dxa" w:w="1152"/>
+            <w:tcW w:type="dxa" w:w="1490"/>
+            <w:shd w:fill="FFF9E8"/>
+            <w:vAlign w:val="center"/>
+            <w:tcMar>
+              <w:top w:w="80" w:type="dxa"/>
+              <w:start w:w="120" w:type="dxa"/>
+              <w:bottom w:w="80" w:type="dxa"/>
+              <w:end w:w="120" w:type="dxa"/>
+            </w:tcMar>
           </w:tcPr>
           <w:p>
+            <w:pPr>
+              <w:spacing w:before="40" w:after="40" w:line="276" w:lineRule="auto"/>
+              <w:jc w:val="left"/>
+            </w:pPr>
             <w:r/>
+            <w:r>
+              <w:rPr>
+                <w:rFonts w:ascii="Microsoft YaHei" w:hAnsi="Microsoft YaHei" w:eastAsia="Microsoft YaHei"/>
+                <w:b w:val="0"/>
+                <w:i w:val="0"/>
+                <w:color w:val="24364B"/>
+                <w:sz w:val="17"/>
+              </w:rPr>
+            </w:r>
           </w:p>
         </w:tc>
         <w:tc>
           <w:tcPr>
-            <w:tcW w:type="dxa" w:w="1152"/>
+            <w:tcW w:type="dxa" w:w="2152"/>
+            <w:shd w:fill="FFF9E8"/>
+            <w:vAlign w:val="center"/>
+            <w:tcMar>
+              <w:top w:w="80" w:type="dxa"/>
+              <w:start w:w="120" w:type="dxa"/>
+              <w:bottom w:w="80" w:type="dxa"/>
+              <w:end w:w="120" w:type="dxa"/>
+            </w:tcMar>
           </w:tcPr>
           <w:p>
+            <w:pPr>
+              <w:spacing w:before="40" w:after="40" w:line="276" w:lineRule="auto"/>
+              <w:jc w:val="left"/>
+            </w:pPr>
             <w:r/>
+            <w:r>
+              <w:rPr>
+                <w:rFonts w:ascii="Microsoft YaHei" w:hAnsi="Microsoft YaHei" w:eastAsia="Microsoft YaHei"/>
+                <w:b w:val="0"/>
+                <w:i w:val="0"/>
+                <w:color w:val="24364B"/>
+                <w:sz w:val="17"/>
+              </w:rPr>
+            </w:r>
           </w:p>
         </w:tc>
       </w:tr>
       <w:tr>
+        <w:trPr>
+          <w:cantSplit/>
+          <w:cantSplit/>
+          <w:cantSplit/>
+          <w:cantSplit/>
+        </w:trPr>
         <w:tc>
           <w:tcPr>
-            <w:tcW w:type="dxa" w:w="1152"/>
+            <w:tcW w:type="dxa" w:w="828"/>
+            <w:shd w:fill="FFFFFF"/>
+            <w:vAlign w:val="center"/>
+            <w:tcMar>
+              <w:top w:w="80" w:type="dxa"/>
+              <w:start w:w="120" w:type="dxa"/>
+              <w:bottom w:w="80" w:type="dxa"/>
+              <w:end w:w="120" w:type="dxa"/>
+            </w:tcMar>
           </w:tcPr>
           <w:p>
+            <w:pPr>
+              <w:spacing w:before="40" w:after="40" w:line="276" w:lineRule="auto"/>
+              <w:jc w:val="center"/>
+            </w:pPr>
             <w:r/>
+            <w:r>
+              <w:rPr>
+                <w:rFonts w:ascii="Microsoft YaHei" w:hAnsi="Microsoft YaHei" w:eastAsia="Microsoft YaHei"/>
+                <w:b w:val="0"/>
+                <w:i w:val="0"/>
+                <w:color w:val="667A90"/>
+                <w:sz w:val="17"/>
+              </w:rPr>
+              <w:t>6</w:t>
+            </w:r>
           </w:p>
         </w:tc>
         <w:tc>
           <w:tcPr>
-            <w:tcW w:type="dxa" w:w="1152"/>
+            <w:tcW w:type="dxa" w:w="1490"/>
+            <w:shd w:fill="FFF9E8"/>
+            <w:vAlign w:val="center"/>
+            <w:tcMar>
+              <w:top w:w="80" w:type="dxa"/>
+              <w:start w:w="120" w:type="dxa"/>
+              <w:bottom w:w="80" w:type="dxa"/>
+              <w:end w:w="120" w:type="dxa"/>
+            </w:tcMar>
           </w:tcPr>
           <w:p>
+            <w:pPr>
+              <w:spacing w:before="40" w:after="40" w:line="276" w:lineRule="auto"/>
+              <w:jc w:val="left"/>
+            </w:pPr>
             <w:r/>
+            <w:r>
+              <w:rPr>
+                <w:rFonts w:ascii="Microsoft YaHei" w:hAnsi="Microsoft YaHei" w:eastAsia="Microsoft YaHei"/>
+                <w:b w:val="0"/>
+                <w:i w:val="0"/>
+                <w:color w:val="24364B"/>
+                <w:sz w:val="17"/>
+              </w:rPr>
+            </w:r>
           </w:p>
         </w:tc>
         <w:tc>
           <w:tcPr>
-            <w:tcW w:type="dxa" w:w="1152"/>
+            <w:tcW w:type="dxa" w:w="2235"/>
+            <w:shd w:fill="FFF9E8"/>
+            <w:vAlign w:val="center"/>
+            <w:tcMar>
+              <w:top w:w="80" w:type="dxa"/>
+              <w:start w:w="120" w:type="dxa"/>
+              <w:bottom w:w="80" w:type="dxa"/>
+              <w:end w:w="120" w:type="dxa"/>
+            </w:tcMar>
           </w:tcPr>
           <w:p>
+            <w:pPr>
+              <w:spacing w:before="40" w:after="40" w:line="276" w:lineRule="auto"/>
+              <w:jc w:val="left"/>
+            </w:pPr>
             <w:r/>
+            <w:r>
+              <w:rPr>
+                <w:rFonts w:ascii="Microsoft YaHei" w:hAnsi="Microsoft YaHei" w:eastAsia="Microsoft YaHei"/>
+                <w:b w:val="0"/>
+                <w:i w:val="0"/>
+                <w:color w:val="24364B"/>
+                <w:sz w:val="17"/>
+              </w:rPr>
+            </w:r>
           </w:p>
         </w:tc>
         <w:tc>
           <w:tcPr>
-            <w:tcW w:type="dxa" w:w="1152"/>
+            <w:tcW w:type="dxa" w:w="1987"/>
+            <w:shd w:fill="FFF9E8"/>
+            <w:vAlign w:val="center"/>
+            <w:tcMar>
+              <w:top w:w="80" w:type="dxa"/>
+              <w:start w:w="120" w:type="dxa"/>
+              <w:bottom w:w="80" w:type="dxa"/>
+              <w:end w:w="120" w:type="dxa"/>
+            </w:tcMar>
           </w:tcPr>
           <w:p>
+            <w:pPr>
+              <w:spacing w:before="40" w:after="40" w:line="276" w:lineRule="auto"/>
+              <w:jc w:val="left"/>
+            </w:pPr>
             <w:r/>
+            <w:r>
+              <w:rPr>
+                <w:rFonts w:ascii="Microsoft YaHei" w:hAnsi="Microsoft YaHei" w:eastAsia="Microsoft YaHei"/>
+                <w:b w:val="0"/>
+                <w:i w:val="0"/>
+                <w:color w:val="24364B"/>
+                <w:sz w:val="17"/>
+              </w:rPr>
+            </w:r>
           </w:p>
         </w:tc>
         <w:tc>
           <w:tcPr>
-            <w:tcW w:type="dxa" w:w="1152"/>
+            <w:tcW w:type="dxa" w:w="1656"/>
+            <w:shd w:fill="FFF9E8"/>
+            <w:vAlign w:val="center"/>
+            <w:tcMar>
+              <w:top w:w="80" w:type="dxa"/>
+              <w:start w:w="120" w:type="dxa"/>
+              <w:bottom w:w="80" w:type="dxa"/>
+              <w:end w:w="120" w:type="dxa"/>
+            </w:tcMar>
           </w:tcPr>
           <w:p>
+            <w:pPr>
+              <w:spacing w:before="40" w:after="40" w:line="276" w:lineRule="auto"/>
+              <w:jc w:val="left"/>
+            </w:pPr>
             <w:r/>
+            <w:r>
+              <w:rPr>
+                <w:rFonts w:ascii="Microsoft YaHei" w:hAnsi="Microsoft YaHei" w:eastAsia="Microsoft YaHei"/>
+                <w:b w:val="0"/>
+                <w:i w:val="0"/>
+                <w:color w:val="24364B"/>
+                <w:sz w:val="17"/>
+              </w:rPr>
+            </w:r>
           </w:p>
         </w:tc>
         <w:tc>
           <w:tcPr>
-            <w:tcW w:type="dxa" w:w="1152"/>
+            <w:tcW w:type="dxa" w:w="1738"/>
+            <w:shd w:fill="FFF9E8"/>
+            <w:vAlign w:val="center"/>
+            <w:tcMar>
+              <w:top w:w="80" w:type="dxa"/>
+              <w:start w:w="120" w:type="dxa"/>
+              <w:bottom w:w="80" w:type="dxa"/>
+              <w:end w:w="120" w:type="dxa"/>
+            </w:tcMar>
           </w:tcPr>
           <w:p>
+            <w:pPr>
+              <w:spacing w:before="40" w:after="40" w:line="276" w:lineRule="auto"/>
+              <w:jc w:val="left"/>
+            </w:pPr>
             <w:r/>
+            <w:r>
+              <w:rPr>
+                <w:rFonts w:ascii="Microsoft YaHei" w:hAnsi="Microsoft YaHei" w:eastAsia="Microsoft YaHei"/>
+                <w:b w:val="0"/>
+                <w:i w:val="0"/>
+                <w:color w:val="24364B"/>
+                <w:sz w:val="17"/>
+              </w:rPr>
+            </w:r>
           </w:p>
         </w:tc>
         <w:tc>
           <w:tcPr>
-            <w:tcW w:type="dxa" w:w="1152"/>
+            <w:tcW w:type="dxa" w:w="1324"/>
+            <w:shd w:fill="FFF9E8"/>
+            <w:vAlign w:val="center"/>
+            <w:tcMar>
+              <w:top w:w="80" w:type="dxa"/>
+              <w:start w:w="120" w:type="dxa"/>
+              <w:bottom w:w="80" w:type="dxa"/>
+              <w:end w:w="120" w:type="dxa"/>
+            </w:tcMar>
           </w:tcPr>
           <w:p>
+            <w:pPr>
+              <w:spacing w:before="40" w:after="40" w:line="276" w:lineRule="auto"/>
+              <w:jc w:val="left"/>
+            </w:pPr>
             <w:r/>
+            <w:r>
+              <w:rPr>
+                <w:rFonts w:ascii="Microsoft YaHei" w:hAnsi="Microsoft YaHei" w:eastAsia="Microsoft YaHei"/>
+                <w:b w:val="0"/>
+                <w:i w:val="0"/>
+                <w:color w:val="24364B"/>
+                <w:sz w:val="17"/>
+              </w:rPr>
+            </w:r>
           </w:p>
         </w:tc>
         <w:tc>
           <w:tcPr>
-            <w:tcW w:type="dxa" w:w="1152"/>
+            <w:tcW w:type="dxa" w:w="1490"/>
+            <w:shd w:fill="FFF9E8"/>
+            <w:vAlign w:val="center"/>
+            <w:tcMar>
+              <w:top w:w="80" w:type="dxa"/>
+              <w:start w:w="120" w:type="dxa"/>
+              <w:bottom w:w="80" w:type="dxa"/>
+              <w:end w:w="120" w:type="dxa"/>
+            </w:tcMar>
           </w:tcPr>
           <w:p>
+            <w:pPr>
+              <w:spacing w:before="40" w:after="40" w:line="276" w:lineRule="auto"/>
+              <w:jc w:val="left"/>
+            </w:pPr>
             <w:r/>
+            <w:r>
+              <w:rPr>
+                <w:rFonts w:ascii="Microsoft YaHei" w:hAnsi="Microsoft YaHei" w:eastAsia="Microsoft YaHei"/>
+                <w:b w:val="0"/>
+                <w:i w:val="0"/>
+                <w:color w:val="24364B"/>
+                <w:sz w:val="17"/>
+              </w:rPr>
+            </w:r>
           </w:p>
         </w:tc>
         <w:tc>
           <w:tcPr>
-            <w:tcW w:type="dxa" w:w="1152"/>
+            <w:tcW w:type="dxa" w:w="2152"/>
+            <w:shd w:fill="FFF9E8"/>
+            <w:vAlign w:val="center"/>
+            <w:tcMar>
+              <w:top w:w="80" w:type="dxa"/>
+              <w:start w:w="120" w:type="dxa"/>
+              <w:bottom w:w="80" w:type="dxa"/>
+              <w:end w:w="120" w:type="dxa"/>
+            </w:tcMar>
           </w:tcPr>
           <w:p>
+            <w:pPr>
+              <w:spacing w:before="40" w:after="40" w:line="276" w:lineRule="auto"/>
+              <w:jc w:val="left"/>
+            </w:pPr>
             <w:r/>
+            <w:r>
+              <w:rPr>
+                <w:rFonts w:ascii="Microsoft YaHei" w:hAnsi="Microsoft YaHei" w:eastAsia="Microsoft YaHei"/>
+                <w:b w:val="0"/>
+                <w:i w:val="0"/>
+                <w:color w:val="24364B"/>
+                <w:sz w:val="17"/>
+              </w:rPr>
+            </w:r>
           </w:p>
         </w:tc>
       </w:tr>
       <w:tr>
+        <w:trPr>
+          <w:cantSplit/>
+          <w:cantSplit/>
+          <w:cantSplit/>
+        </w:trPr>
         <w:tc>
           <w:tcPr>
-            <w:tcW w:type="dxa" w:w="1152"/>
+            <w:tcW w:type="dxa" w:w="828"/>
+            <w:shd w:fill="FFFFFF"/>
+            <w:vAlign w:val="center"/>
+            <w:tcMar>
+              <w:top w:w="80" w:type="dxa"/>
+              <w:start w:w="120" w:type="dxa"/>
+              <w:bottom w:w="80" w:type="dxa"/>
+              <w:end w:w="120" w:type="dxa"/>
+            </w:tcMar>
           </w:tcPr>
           <w:p>
+            <w:pPr>
+              <w:spacing w:before="40" w:after="40" w:line="276" w:lineRule="auto"/>
+              <w:jc w:val="center"/>
+            </w:pPr>
             <w:r/>
+            <w:r>
+              <w:rPr>
+                <w:rFonts w:ascii="Microsoft YaHei" w:hAnsi="Microsoft YaHei" w:eastAsia="Microsoft YaHei"/>
+                <w:b w:val="0"/>
+                <w:i w:val="0"/>
+                <w:color w:val="667A90"/>
+                <w:sz w:val="17"/>
+              </w:rPr>
+              <w:t>7</w:t>
+            </w:r>
           </w:p>
         </w:tc>
         <w:tc>
           <w:tcPr>
-            <w:tcW w:type="dxa" w:w="1152"/>
+            <w:tcW w:type="dxa" w:w="1490"/>
+            <w:shd w:fill="FFF9E8"/>
+            <w:vAlign w:val="center"/>
+            <w:tcMar>
+              <w:top w:w="80" w:type="dxa"/>
+              <w:start w:w="120" w:type="dxa"/>
+              <w:bottom w:w="80" w:type="dxa"/>
+              <w:end w:w="120" w:type="dxa"/>
+            </w:tcMar>
           </w:tcPr>
           <w:p>
+            <w:pPr>
+              <w:spacing w:before="40" w:after="40" w:line="276" w:lineRule="auto"/>
+              <w:jc w:val="left"/>
+            </w:pPr>
             <w:r/>
+            <w:r>
+              <w:rPr>
+                <w:rFonts w:ascii="Microsoft YaHei" w:hAnsi="Microsoft YaHei" w:eastAsia="Microsoft YaHei"/>
+                <w:b w:val="0"/>
+                <w:i w:val="0"/>
+                <w:color w:val="24364B"/>
+                <w:sz w:val="17"/>
+              </w:rPr>
+            </w:r>
           </w:p>
         </w:tc>
         <w:tc>
           <w:tcPr>
-            <w:tcW w:type="dxa" w:w="1152"/>
+            <w:tcW w:type="dxa" w:w="2235"/>
+            <w:shd w:fill="FFF9E8"/>
+            <w:vAlign w:val="center"/>
+            <w:tcMar>
+              <w:top w:w="80" w:type="dxa"/>
+              <w:start w:w="120" w:type="dxa"/>
+              <w:bottom w:w="80" w:type="dxa"/>
+              <w:end w:w="120" w:type="dxa"/>
+            </w:tcMar>
           </w:tcPr>
           <w:p>
+            <w:pPr>
+              <w:spacing w:before="40" w:after="40" w:line="276" w:lineRule="auto"/>
+              <w:jc w:val="left"/>
+            </w:pPr>
             <w:r/>
+            <w:r>
+              <w:rPr>
+                <w:rFonts w:ascii="Microsoft YaHei" w:hAnsi="Microsoft YaHei" w:eastAsia="Microsoft YaHei"/>
+                <w:b w:val="0"/>
+                <w:i w:val="0"/>
+                <w:color w:val="24364B"/>
+                <w:sz w:val="17"/>
+              </w:rPr>
+            </w:r>
           </w:p>
         </w:tc>
         <w:tc>
           <w:tcPr>
-            <w:tcW w:type="dxa" w:w="1152"/>
+            <w:tcW w:type="dxa" w:w="1987"/>
+            <w:shd w:fill="FFF9E8"/>
+            <w:vAlign w:val="center"/>
+            <w:tcMar>
+              <w:top w:w="80" w:type="dxa"/>
+              <w:start w:w="120" w:type="dxa"/>
+              <w:bottom w:w="80" w:type="dxa"/>
+              <w:end w:w="120" w:type="dxa"/>
+            </w:tcMar>
           </w:tcPr>
           <w:p>
+            <w:pPr>
+              <w:spacing w:before="40" w:after="40" w:line="276" w:lineRule="auto"/>
+              <w:jc w:val="left"/>
+            </w:pPr>
             <w:r/>
+            <w:r>
+              <w:rPr>
+                <w:rFonts w:ascii="Microsoft YaHei" w:hAnsi="Microsoft YaHei" w:eastAsia="Microsoft YaHei"/>
+                <w:b w:val="0"/>
+                <w:i w:val="0"/>
+                <w:color w:val="24364B"/>
+                <w:sz w:val="17"/>
+              </w:rPr>
+            </w:r>
           </w:p>
         </w:tc>
         <w:tc>
           <w:tcPr>
-            <w:tcW w:type="dxa" w:w="1152"/>
+            <w:tcW w:type="dxa" w:w="1656"/>
+            <w:shd w:fill="FFF9E8"/>
+            <w:vAlign w:val="center"/>
+            <w:tcMar>
+              <w:top w:w="80" w:type="dxa"/>
+              <w:start w:w="120" w:type="dxa"/>
+              <w:bottom w:w="80" w:type="dxa"/>
+              <w:end w:w="120" w:type="dxa"/>
+            </w:tcMar>
           </w:tcPr>
           <w:p>
+            <w:pPr>
+              <w:spacing w:before="40" w:after="40" w:line="276" w:lineRule="auto"/>
+              <w:jc w:val="left"/>
+            </w:pPr>
             <w:r/>
+            <w:r>
+              <w:rPr>
+                <w:rFonts w:ascii="Microsoft YaHei" w:hAnsi="Microsoft YaHei" w:eastAsia="Microsoft YaHei"/>
+                <w:b w:val="0"/>
+                <w:i w:val="0"/>
+                <w:color w:val="24364B"/>
+                <w:sz w:val="17"/>
+              </w:rPr>
+            </w:r>
           </w:p>
         </w:tc>
         <w:tc>
           <w:tcPr>
-            <w:tcW w:type="dxa" w:w="1152"/>
+            <w:tcW w:type="dxa" w:w="1738"/>
+            <w:shd w:fill="FFF9E8"/>
+            <w:vAlign w:val="center"/>
+            <w:tcMar>
+              <w:top w:w="80" w:type="dxa"/>
+              <w:start w:w="120" w:type="dxa"/>
+              <w:bottom w:w="80" w:type="dxa"/>
+              <w:end w:w="120" w:type="dxa"/>
+            </w:tcMar>
           </w:tcPr>
           <w:p>
+            <w:pPr>
+              <w:spacing w:before="40" w:after="40" w:line="276" w:lineRule="auto"/>
+              <w:jc w:val="left"/>
+            </w:pPr>
             <w:r/>
+            <w:r>
+              <w:rPr>
+                <w:rFonts w:ascii="Microsoft YaHei" w:hAnsi="Microsoft YaHei" w:eastAsia="Microsoft YaHei"/>
+                <w:b w:val="0"/>
+                <w:i w:val="0"/>
+                <w:color w:val="24364B"/>
+                <w:sz w:val="17"/>
+              </w:rPr>
+            </w:r>
           </w:p>
         </w:tc>
         <w:tc>
           <w:tcPr>
-            <w:tcW w:type="dxa" w:w="1152"/>
+            <w:tcW w:type="dxa" w:w="1324"/>
+            <w:shd w:fill="FFF9E8"/>
+            <w:vAlign w:val="center"/>
+            <w:tcMar>
+              <w:top w:w="80" w:type="dxa"/>
+              <w:start w:w="120" w:type="dxa"/>
+              <w:bottom w:w="80" w:type="dxa"/>
+              <w:end w:w="120" w:type="dxa"/>
+            </w:tcMar>
           </w:tcPr>
           <w:p>
+            <w:pPr>
+              <w:spacing w:before="40" w:after="40" w:line="276" w:lineRule="auto"/>
+              <w:jc w:val="left"/>
+            </w:pPr>
             <w:r/>
+            <w:r>
+              <w:rPr>
+                <w:rFonts w:ascii="Microsoft YaHei" w:hAnsi="Microsoft YaHei" w:eastAsia="Microsoft YaHei"/>
+                <w:b w:val="0"/>
+                <w:i w:val="0"/>
+                <w:color w:val="24364B"/>
+                <w:sz w:val="17"/>
+              </w:rPr>
+            </w:r>
           </w:p>
         </w:tc>
         <w:tc>
           <w:tcPr>
-            <w:tcW w:type="dxa" w:w="1152"/>
+            <w:tcW w:type="dxa" w:w="1490"/>
+            <w:shd w:fill="FFF9E8"/>
+            <w:vAlign w:val="center"/>
+            <w:tcMar>
+              <w:top w:w="80" w:type="dxa"/>
+              <w:start w:w="120" w:type="dxa"/>
+              <w:bottom w:w="80" w:type="dxa"/>
+              <w:end w:w="120" w:type="dxa"/>
+            </w:tcMar>
           </w:tcPr>
           <w:p>
+            <w:pPr>
+              <w:spacing w:before="40" w:after="40" w:line="276" w:lineRule="auto"/>
+              <w:jc w:val="left"/>
+            </w:pPr>
             <w:r/>
+            <w:r>
+              <w:rPr>
+                <w:rFonts w:ascii="Microsoft YaHei" w:hAnsi="Microsoft YaHei" w:eastAsia="Microsoft YaHei"/>
+                <w:b w:val="0"/>
+                <w:i w:val="0"/>
+                <w:color w:val="24364B"/>
+                <w:sz w:val="17"/>
+              </w:rPr>
+            </w:r>
           </w:p>
         </w:tc>
         <w:tc>
           <w:tcPr>
-            <w:tcW w:type="dxa" w:w="1152"/>
+            <w:tcW w:type="dxa" w:w="2152"/>
+            <w:shd w:fill="FFF9E8"/>
+            <w:vAlign w:val="center"/>
+            <w:tcMar>
+              <w:top w:w="80" w:type="dxa"/>
+              <w:start w:w="120" w:type="dxa"/>
+              <w:bottom w:w="80" w:type="dxa"/>
+              <w:end w:w="120" w:type="dxa"/>
+            </w:tcMar>
           </w:tcPr>
           <w:p>
+            <w:pPr>
+              <w:spacing w:before="40" w:after="40" w:line="276" w:lineRule="auto"/>
+              <w:jc w:val="left"/>
+            </w:pPr>
             <w:r/>
+            <w:r>
+              <w:rPr>
+                <w:rFonts w:ascii="Microsoft YaHei" w:hAnsi="Microsoft YaHei" w:eastAsia="Microsoft YaHei"/>
+                <w:b w:val="0"/>
+                <w:i w:val="0"/>
+                <w:color w:val="24364B"/>
+                <w:sz w:val="17"/>
+              </w:rPr>
+            </w:r>
           </w:p>
         </w:tc>
       </w:tr>
       <w:tr>
+        <w:trPr>
+          <w:cantSplit/>
+          <w:cantSplit/>
+        </w:trPr>
         <w:tc>
           <w:tcPr>
-            <w:tcW w:type="dxa" w:w="1152"/>
+            <w:tcW w:type="dxa" w:w="828"/>
+            <w:shd w:fill="FFFFFF"/>
+            <w:vAlign w:val="center"/>
+            <w:tcMar>
+              <w:top w:w="80" w:type="dxa"/>
+              <w:start w:w="120" w:type="dxa"/>
+              <w:bottom w:w="80" w:type="dxa"/>
+              <w:end w:w="120" w:type="dxa"/>
+            </w:tcMar>
           </w:tcPr>
           <w:p>
+            <w:pPr>
+              <w:spacing w:before="40" w:after="40" w:line="276" w:lineRule="auto"/>
+              <w:jc w:val="center"/>
+            </w:pPr>
             <w:r/>
+            <w:r>
+              <w:rPr>
+                <w:rFonts w:ascii="Microsoft YaHei" w:hAnsi="Microsoft YaHei" w:eastAsia="Microsoft YaHei"/>
+                <w:b w:val="0"/>
+                <w:i w:val="0"/>
+                <w:color w:val="667A90"/>
+                <w:sz w:val="17"/>
+              </w:rPr>
+              <w:t>8</w:t>
+            </w:r>
           </w:p>
         </w:tc>
         <w:tc>
           <w:tcPr>
-            <w:tcW w:type="dxa" w:w="1152"/>
+            <w:tcW w:type="dxa" w:w="1490"/>
+            <w:shd w:fill="FFF9E8"/>
+            <w:vAlign w:val="center"/>
+            <w:tcMar>
+              <w:top w:w="80" w:type="dxa"/>
+              <w:start w:w="120" w:type="dxa"/>
+              <w:bottom w:w="80" w:type="dxa"/>
+              <w:end w:w="120" w:type="dxa"/>
+            </w:tcMar>
           </w:tcPr>
           <w:p>
+            <w:pPr>
+              <w:spacing w:before="40" w:after="40" w:line="276" w:lineRule="auto"/>
+              <w:jc w:val="left"/>
+            </w:pPr>
             <w:r/>
+            <w:r>
+              <w:rPr>
+                <w:rFonts w:ascii="Microsoft YaHei" w:hAnsi="Microsoft YaHei" w:eastAsia="Microsoft YaHei"/>
+                <w:b w:val="0"/>
+                <w:i w:val="0"/>
+                <w:color w:val="24364B"/>
+                <w:sz w:val="17"/>
+              </w:rPr>
+            </w:r>
           </w:p>
         </w:tc>
         <w:tc>
           <w:tcPr>
-            <w:tcW w:type="dxa" w:w="1152"/>
+            <w:tcW w:type="dxa" w:w="2235"/>
+            <w:shd w:fill="FFF9E8"/>
+            <w:vAlign w:val="center"/>
+            <w:tcMar>
+              <w:top w:w="80" w:type="dxa"/>
+              <w:start w:w="120" w:type="dxa"/>
+              <w:bottom w:w="80" w:type="dxa"/>
+              <w:end w:w="120" w:type="dxa"/>
+            </w:tcMar>
           </w:tcPr>
           <w:p>
+            <w:pPr>
+              <w:spacing w:before="40" w:after="40" w:line="276" w:lineRule="auto"/>
+              <w:jc w:val="left"/>
+            </w:pPr>
             <w:r/>
+            <w:r>
+              <w:rPr>
+                <w:rFonts w:ascii="Microsoft YaHei" w:hAnsi="Microsoft YaHei" w:eastAsia="Microsoft YaHei"/>
+                <w:b w:val="0"/>
+                <w:i w:val="0"/>
+                <w:color w:val="24364B"/>
+                <w:sz w:val="17"/>
+              </w:rPr>
+            </w:r>
           </w:p>
         </w:tc>
         <w:tc>
           <w:tcPr>
-            <w:tcW w:type="dxa" w:w="1152"/>
+            <w:tcW w:type="dxa" w:w="1987"/>
+            <w:shd w:fill="FFF9E8"/>
+            <w:vAlign w:val="center"/>
+            <w:tcMar>
+              <w:top w:w="80" w:type="dxa"/>
+              <w:start w:w="120" w:type="dxa"/>
+              <w:bottom w:w="80" w:type="dxa"/>
+              <w:end w:w="120" w:type="dxa"/>
+            </w:tcMar>
           </w:tcPr>
           <w:p>
+            <w:pPr>
+              <w:spacing w:before="40" w:after="40" w:line="276" w:lineRule="auto"/>
+              <w:jc w:val="left"/>
+            </w:pPr>
             <w:r/>
+            <w:r>
+              <w:rPr>
+                <w:rFonts w:ascii="Microsoft YaHei" w:hAnsi="Microsoft YaHei" w:eastAsia="Microsoft YaHei"/>
+                <w:b w:val="0"/>
+                <w:i w:val="0"/>
+                <w:color w:val="24364B"/>
+                <w:sz w:val="17"/>
+              </w:rPr>
+            </w:r>
           </w:p>
         </w:tc>
         <w:tc>
           <w:tcPr>
-            <w:tcW w:type="dxa" w:w="1152"/>
+            <w:tcW w:type="dxa" w:w="1656"/>
+            <w:shd w:fill="FFF9E8"/>
+            <w:vAlign w:val="center"/>
+            <w:tcMar>
+              <w:top w:w="80" w:type="dxa"/>
+              <w:start w:w="120" w:type="dxa"/>
+              <w:bottom w:w="80" w:type="dxa"/>
+              <w:end w:w="120" w:type="dxa"/>
+            </w:tcMar>
           </w:tcPr>
           <w:p>
+            <w:pPr>
+              <w:spacing w:before="40" w:after="40" w:line="276" w:lineRule="auto"/>
+              <w:jc w:val="left"/>
+            </w:pPr>
             <w:r/>
+            <w:r>
+              <w:rPr>
+                <w:rFonts w:ascii="Microsoft YaHei" w:hAnsi="Microsoft YaHei" w:eastAsia="Microsoft YaHei"/>
+                <w:b w:val="0"/>
+                <w:i w:val="0"/>
+                <w:color w:val="24364B"/>
+                <w:sz w:val="17"/>
+              </w:rPr>
+            </w:r>
           </w:p>
         </w:tc>
         <w:tc>
           <w:tcPr>
-            <w:tcW w:type="dxa" w:w="1152"/>
+            <w:tcW w:type="dxa" w:w="1738"/>
+            <w:shd w:fill="FFF9E8"/>
+            <w:vAlign w:val="center"/>
+            <w:tcMar>
+              <w:top w:w="80" w:type="dxa"/>
+              <w:start w:w="120" w:type="dxa"/>
+              <w:bottom w:w="80" w:type="dxa"/>
+              <w:end w:w="120" w:type="dxa"/>
+            </w:tcMar>
           </w:tcPr>
           <w:p>
+            <w:pPr>
+              <w:spacing w:before="40" w:after="40" w:line="276" w:lineRule="auto"/>
+              <w:jc w:val="left"/>
+            </w:pPr>
             <w:r/>
+            <w:r>
+              <w:rPr>
+                <w:rFonts w:ascii="Microsoft YaHei" w:hAnsi="Microsoft YaHei" w:eastAsia="Microsoft YaHei"/>
+                <w:b w:val="0"/>
+                <w:i w:val="0"/>
+                <w:color w:val="24364B"/>
+                <w:sz w:val="17"/>
+              </w:rPr>
+            </w:r>
           </w:p>
         </w:tc>
         <w:tc>
           <w:tcPr>
-            <w:tcW w:type="dxa" w:w="1152"/>
+            <w:tcW w:type="dxa" w:w="1324"/>
+            <w:shd w:fill="FFF9E8"/>
+            <w:vAlign w:val="center"/>
+            <w:tcMar>
+              <w:top w:w="80" w:type="dxa"/>
+              <w:start w:w="120" w:type="dxa"/>
+              <w:bottom w:w="80" w:type="dxa"/>
+              <w:end w:w="120" w:type="dxa"/>
+            </w:tcMar>
           </w:tcPr>
           <w:p>
+            <w:pPr>
+              <w:spacing w:before="40" w:after="40" w:line="276" w:lineRule="auto"/>
+              <w:jc w:val="left"/>
+            </w:pPr>
             <w:r/>
+            <w:r>
+              <w:rPr>
+                <w:rFonts w:ascii="Microsoft YaHei" w:hAnsi="Microsoft YaHei" w:eastAsia="Microsoft YaHei"/>
+                <w:b w:val="0"/>
+                <w:i w:val="0"/>
+                <w:color w:val="24364B"/>
+                <w:sz w:val="17"/>
+              </w:rPr>
+            </w:r>
           </w:p>
         </w:tc>
         <w:tc>
           <w:tcPr>
-            <w:tcW w:type="dxa" w:w="1152"/>
+            <w:tcW w:type="dxa" w:w="1490"/>
+            <w:shd w:fill="FFF9E8"/>
+            <w:vAlign w:val="center"/>
+            <w:tcMar>
+              <w:top w:w="80" w:type="dxa"/>
+              <w:start w:w="120" w:type="dxa"/>
+              <w:bottom w:w="80" w:type="dxa"/>
+              <w:end w:w="120" w:type="dxa"/>
+            </w:tcMar>
           </w:tcPr>
           <w:p>
+            <w:pPr>
+              <w:spacing w:before="40" w:after="40" w:line="276" w:lineRule="auto"/>
+              <w:jc w:val="left"/>
+            </w:pPr>
             <w:r/>
+            <w:r>
+              <w:rPr>
+                <w:rFonts w:ascii="Microsoft YaHei" w:hAnsi="Microsoft YaHei" w:eastAsia="Microsoft YaHei"/>
+                <w:b w:val="0"/>
+                <w:i w:val="0"/>
+                <w:color w:val="24364B"/>
+                <w:sz w:val="17"/>
+              </w:rPr>
+            </w:r>
           </w:p>
         </w:tc>
         <w:tc>
           <w:tcPr>
-            <w:tcW w:type="dxa" w:w="1152"/>
+            <w:tcW w:type="dxa" w:w="2152"/>
+            <w:shd w:fill="FFF9E8"/>
+            <w:vAlign w:val="center"/>
+            <w:tcMar>
+              <w:top w:w="80" w:type="dxa"/>
+              <w:start w:w="120" w:type="dxa"/>
+              <w:bottom w:w="80" w:type="dxa"/>
+              <w:end w:w="120" w:type="dxa"/>
+            </w:tcMar>
           </w:tcPr>
           <w:p>
+            <w:pPr>
+              <w:spacing w:before="40" w:after="40" w:line="276" w:lineRule="auto"/>
+              <w:jc w:val="left"/>
+            </w:pPr>
             <w:r/>
+            <w:r>
+              <w:rPr>
+                <w:rFonts w:ascii="Microsoft YaHei" w:hAnsi="Microsoft YaHei" w:eastAsia="Microsoft YaHei"/>
+                <w:b w:val="0"/>
+                <w:i w:val="0"/>
+                <w:color w:val="24364B"/>
+                <w:sz w:val="17"/>
+              </w:rPr>
+            </w:r>
           </w:p>
         </w:tc>
       </w:tr>
     </w:tbl>
-    <w:p/>
     <w:p>
+      <w:pPr>
+        <w:pStyle w:val="Heading2"/>
+        <w:keepNext/>
+      </w:pPr>
       <w:r>
         <w:rPr>
+          <w:rFonts w:ascii="Microsoft YaHei" w:hAnsi="Microsoft YaHei" w:eastAsia="Microsoft YaHei"/>
           <w:b/>
+          <w:i w:val="0"/>
+          <w:color w:val="1769E0"/>
+          <w:sz w:val="26"/>
         </w:rPr>
-        <w:t>备注/结论：</w:t>
+        <w:t>三、质量核对</w:t>
       </w:r>
     </w:p>
+    <w:tbl>
+      <w:tblPr>
+        <w:tblStyle w:val="TableGrid"/>
+        <w:tblW w:type="dxa" w:w="14900"/>
+        <w:tblLayout w:type="fixed"/>
+        <w:tblLook w:firstColumn="1" w:firstRow="1" w:lastColumn="0" w:lastRow="0" w:noHBand="0" w:noVBand="1" w:val="04A0"/>
+        <w:jc w:val="left"/>
+        <w:tblInd w:w="120" w:type="dxa"/>
+        <w:tblBorders>
+          <w:top w:val="single" w:sz="5" w:color="C8D8EA"/>
+          <w:left w:val="single" w:sz="5" w:color="C8D8EA"/>
+          <w:bottom w:val="single" w:sz="5" w:color="C8D8EA"/>
+          <w:right w:val="single" w:sz="5" w:color="C8D8EA"/>
+          <w:insideH w:val="single" w:sz="5" w:color="C8D8EA"/>
+          <w:insideV w:val="single" w:sz="5" w:color="C8D8EA"/>
+        </w:tblBorders>
+      </w:tblPr>
+      <w:tblGrid>
+        <w:gridCol w:w="1104"/>
+        <w:gridCol w:w="2299"/>
+        <w:gridCol w:w="9014"/>
+        <w:gridCol w:w="2483"/>
+      </w:tblGrid>
+      <w:tr>
+        <w:trPr>
+          <w:cantSplit/>
+          <w:cantSplit/>
+        </w:trPr>
+        <w:tc>
+          <w:tcPr>
+            <w:tcW w:type="dxa" w:w="1104"/>
+            <w:shd w:fill="17365D"/>
+            <w:vAlign w:val="center"/>
+            <w:tcMar>
+              <w:top w:w="80" w:type="dxa"/>
+              <w:start w:w="120" w:type="dxa"/>
+              <w:bottom w:w="80" w:type="dxa"/>
+              <w:end w:w="120" w:type="dxa"/>
+            </w:tcMar>
+          </w:tcPr>
+          <w:p>
+            <w:pPr>
+              <w:spacing w:before="40" w:after="40" w:line="276" w:lineRule="auto"/>
+              <w:jc w:val="center"/>
+            </w:pPr>
+            <w:r/>
+            <w:r>
+              <w:rPr>
+                <w:rFonts w:ascii="Microsoft YaHei" w:hAnsi="Microsoft YaHei" w:eastAsia="Microsoft YaHei"/>
+                <w:b/>
+                <w:i w:val="0"/>
+                <w:color w:val="FFFFFF"/>
+                <w:sz w:val="17"/>
+              </w:rPr>
+              <w:t>序号</w:t>
+            </w:r>
+          </w:p>
+        </w:tc>
+        <w:tc>
+          <w:tcPr>
+            <w:tcW w:type="dxa" w:w="2299"/>
+            <w:shd w:fill="17365D"/>
+            <w:vAlign w:val="center"/>
+            <w:tcMar>
+              <w:top w:w="80" w:type="dxa"/>
+              <w:start w:w="120" w:type="dxa"/>
+              <w:bottom w:w="80" w:type="dxa"/>
+              <w:end w:w="120" w:type="dxa"/>
+            </w:tcMar>
+          </w:tcPr>
+          <w:p>
+            <w:pPr>
+              <w:spacing w:before="40" w:after="40" w:line="276" w:lineRule="auto"/>
+              <w:jc w:val="center"/>
+            </w:pPr>
+            <w:r/>
+            <w:r>
+              <w:rPr>
+                <w:rFonts w:ascii="Microsoft YaHei" w:hAnsi="Microsoft YaHei" w:eastAsia="Microsoft YaHei"/>
+                <w:b/>
+                <w:i w:val="0"/>
+                <w:color w:val="FFFFFF"/>
+                <w:sz w:val="17"/>
+              </w:rPr>
+              <w:t>检查维度</w:t>
+            </w:r>
+          </w:p>
+        </w:tc>
+        <w:tc>
+          <w:tcPr>
+            <w:tcW w:type="dxa" w:w="9014"/>
+            <w:shd w:fill="17365D"/>
+            <w:vAlign w:val="center"/>
+            <w:tcMar>
+              <w:top w:w="80" w:type="dxa"/>
+              <w:start w:w="120" w:type="dxa"/>
+              <w:bottom w:w="80" w:type="dxa"/>
+              <w:end w:w="120" w:type="dxa"/>
+            </w:tcMar>
+          </w:tcPr>
+          <w:p>
+            <w:pPr>
+              <w:spacing w:before="40" w:after="40" w:line="276" w:lineRule="auto"/>
+              <w:jc w:val="center"/>
+            </w:pPr>
+            <w:r/>
+            <w:r>
+              <w:rPr>
+                <w:rFonts w:ascii="Microsoft YaHei" w:hAnsi="Microsoft YaHei" w:eastAsia="Microsoft YaHei"/>
+                <w:b/>
+                <w:i w:val="0"/>
+                <w:color w:val="FFFFFF"/>
+                <w:sz w:val="17"/>
+              </w:rPr>
+              <w:t>核对要求</w:t>
+            </w:r>
+          </w:p>
+        </w:tc>
+        <w:tc>
+          <w:tcPr>
+            <w:tcW w:type="dxa" w:w="2483"/>
+            <w:shd w:fill="17365D"/>
+            <w:vAlign w:val="center"/>
+            <w:tcMar>
+              <w:top w:w="80" w:type="dxa"/>
+              <w:start w:w="120" w:type="dxa"/>
+              <w:bottom w:w="80" w:type="dxa"/>
+              <w:end w:w="120" w:type="dxa"/>
+            </w:tcMar>
+          </w:tcPr>
+          <w:p>
+            <w:pPr>
+              <w:spacing w:before="40" w:after="40" w:line="276" w:lineRule="auto"/>
+              <w:jc w:val="center"/>
+            </w:pPr>
+            <w:r/>
+            <w:r>
+              <w:rPr>
+                <w:rFonts w:ascii="Microsoft YaHei" w:hAnsi="Microsoft YaHei" w:eastAsia="Microsoft YaHei"/>
+                <w:b/>
+                <w:i w:val="0"/>
+                <w:color w:val="FFFFFF"/>
+                <w:sz w:val="17"/>
+              </w:rPr>
+              <w:t>结论</w:t>
+            </w:r>
+          </w:p>
+        </w:tc>
+      </w:tr>
+      <w:tr>
+        <w:trPr>
+          <w:cantSplit/>
+          <w:cantSplit/>
+        </w:trPr>
+        <w:tc>
+          <w:tcPr>
+            <w:tcW w:type="dxa" w:w="1104"/>
+            <w:shd w:fill="FFFFFF"/>
+            <w:vAlign w:val="center"/>
+            <w:tcMar>
+              <w:top w:w="80" w:type="dxa"/>
+              <w:start w:w="120" w:type="dxa"/>
+              <w:bottom w:w="80" w:type="dxa"/>
+              <w:end w:w="120" w:type="dxa"/>
+            </w:tcMar>
+          </w:tcPr>
+          <w:p>
+            <w:pPr>
+              <w:spacing w:before="40" w:after="40" w:line="276" w:lineRule="auto"/>
+              <w:jc w:val="center"/>
+            </w:pPr>
+            <w:r/>
+            <w:r>
+              <w:rPr>
+                <w:rFonts w:ascii="Microsoft YaHei" w:hAnsi="Microsoft YaHei" w:eastAsia="Microsoft YaHei"/>
+                <w:b w:val="0"/>
+                <w:i w:val="0"/>
+                <w:color w:val="24364B"/>
+                <w:sz w:val="17"/>
+              </w:rPr>
+              <w:t>1</w:t>
+            </w:r>
+          </w:p>
+        </w:tc>
+        <w:tc>
+          <w:tcPr>
+            <w:tcW w:type="dxa" w:w="2299"/>
+            <w:shd w:fill="FFFFFF"/>
+            <w:vAlign w:val="center"/>
+            <w:tcMar>
+              <w:top w:w="80" w:type="dxa"/>
+              <w:start w:w="120" w:type="dxa"/>
+              <w:bottom w:w="80" w:type="dxa"/>
+              <w:end w:w="120" w:type="dxa"/>
+            </w:tcMar>
+          </w:tcPr>
+          <w:p>
+            <w:pPr>
+              <w:spacing w:before="40" w:after="40" w:line="276" w:lineRule="auto"/>
+              <w:jc w:val="center"/>
+            </w:pPr>
+            <w:r/>
+            <w:r>
+              <w:rPr>
+                <w:rFonts w:ascii="Microsoft YaHei" w:hAnsi="Microsoft YaHei" w:eastAsia="Microsoft YaHei"/>
+                <w:b w:val="0"/>
+                <w:i w:val="0"/>
+                <w:color w:val="24364B"/>
+                <w:sz w:val="17"/>
+              </w:rPr>
+              <w:t>部署前</w:t>
+            </w:r>
+          </w:p>
+        </w:tc>
+        <w:tc>
+          <w:tcPr>
+            <w:tcW w:type="dxa" w:w="9014"/>
+            <w:shd w:fill="FFFFFF"/>
+            <w:vAlign w:val="center"/>
+            <w:tcMar>
+              <w:top w:w="80" w:type="dxa"/>
+              <w:start w:w="120" w:type="dxa"/>
+              <w:bottom w:w="80" w:type="dxa"/>
+              <w:end w:w="120" w:type="dxa"/>
+            </w:tcMar>
+          </w:tcPr>
+          <w:p>
+            <w:pPr>
+              <w:spacing w:before="40" w:after="40" w:line="276" w:lineRule="auto"/>
+              <w:jc w:val="left"/>
+            </w:pPr>
+            <w:r/>
+            <w:r>
+              <w:rPr>
+                <w:rFonts w:ascii="Microsoft YaHei" w:hAnsi="Microsoft YaHei" w:eastAsia="Microsoft YaHei"/>
+                <w:b w:val="0"/>
+                <w:i w:val="0"/>
+                <w:color w:val="24364B"/>
+                <w:sz w:val="17"/>
+              </w:rPr>
+              <w:t>备份、空间、账号权限和依赖项检查完成</w:t>
+            </w:r>
+          </w:p>
+        </w:tc>
+        <w:tc>
+          <w:tcPr>
+            <w:tcW w:type="dxa" w:w="2483"/>
+            <w:shd w:fill="FFF9E8"/>
+            <w:vAlign w:val="center"/>
+            <w:tcMar>
+              <w:top w:w="80" w:type="dxa"/>
+              <w:start w:w="120" w:type="dxa"/>
+              <w:bottom w:w="80" w:type="dxa"/>
+              <w:end w:w="120" w:type="dxa"/>
+            </w:tcMar>
+          </w:tcPr>
+          <w:p>
+            <w:pPr>
+              <w:spacing w:before="40" w:after="40" w:line="276" w:lineRule="auto"/>
+              <w:jc w:val="center"/>
+            </w:pPr>
+            <w:r/>
+            <w:r>
+              <w:rPr>
+                <w:rFonts w:ascii="Microsoft YaHei" w:hAnsi="Microsoft YaHei" w:eastAsia="Microsoft YaHei"/>
+                <w:b w:val="0"/>
+                <w:i w:val="0"/>
+                <w:color w:val="24364B"/>
+                <w:sz w:val="17"/>
+              </w:rPr>
+              <w:t>☐ 通过  ☐ 不通过  ☐ 不适用</w:t>
+            </w:r>
+          </w:p>
+        </w:tc>
+      </w:tr>
+      <w:tr>
+        <w:trPr>
+          <w:cantSplit/>
+          <w:cantSplit/>
+        </w:trPr>
+        <w:tc>
+          <w:tcPr>
+            <w:tcW w:type="dxa" w:w="1104"/>
+            <w:shd w:fill="FFFFFF"/>
+            <w:vAlign w:val="center"/>
+            <w:tcMar>
+              <w:top w:w="80" w:type="dxa"/>
+              <w:start w:w="120" w:type="dxa"/>
+              <w:bottom w:w="80" w:type="dxa"/>
+              <w:end w:w="120" w:type="dxa"/>
+            </w:tcMar>
+          </w:tcPr>
+          <w:p>
+            <w:pPr>
+              <w:spacing w:before="40" w:after="40" w:line="276" w:lineRule="auto"/>
+              <w:jc w:val="center"/>
+            </w:pPr>
+            <w:r/>
+            <w:r>
+              <w:rPr>
+                <w:rFonts w:ascii="Microsoft YaHei" w:hAnsi="Microsoft YaHei" w:eastAsia="Microsoft YaHei"/>
+                <w:b w:val="0"/>
+                <w:i w:val="0"/>
+                <w:color w:val="24364B"/>
+                <w:sz w:val="17"/>
+              </w:rPr>
+              <w:t>2</w:t>
+            </w:r>
+          </w:p>
+        </w:tc>
+        <w:tc>
+          <w:tcPr>
+            <w:tcW w:type="dxa" w:w="2299"/>
+            <w:shd w:fill="FFFFFF"/>
+            <w:vAlign w:val="center"/>
+            <w:tcMar>
+              <w:top w:w="80" w:type="dxa"/>
+              <w:start w:w="120" w:type="dxa"/>
+              <w:bottom w:w="80" w:type="dxa"/>
+              <w:end w:w="120" w:type="dxa"/>
+            </w:tcMar>
+          </w:tcPr>
+          <w:p>
+            <w:pPr>
+              <w:spacing w:before="40" w:after="40" w:line="276" w:lineRule="auto"/>
+              <w:jc w:val="center"/>
+            </w:pPr>
+            <w:r/>
+            <w:r>
+              <w:rPr>
+                <w:rFonts w:ascii="Microsoft YaHei" w:hAnsi="Microsoft YaHei" w:eastAsia="Microsoft YaHei"/>
+                <w:b w:val="0"/>
+                <w:i w:val="0"/>
+                <w:color w:val="24364B"/>
+                <w:sz w:val="17"/>
+              </w:rPr>
+              <w:t>部署后</w:t>
+            </w:r>
+          </w:p>
+        </w:tc>
+        <w:tc>
+          <w:tcPr>
+            <w:tcW w:type="dxa" w:w="9014"/>
+            <w:shd w:fill="FFFFFF"/>
+            <w:vAlign w:val="center"/>
+            <w:tcMar>
+              <w:top w:w="80" w:type="dxa"/>
+              <w:start w:w="120" w:type="dxa"/>
+              <w:bottom w:w="80" w:type="dxa"/>
+              <w:end w:w="120" w:type="dxa"/>
+            </w:tcMar>
+          </w:tcPr>
+          <w:p>
+            <w:pPr>
+              <w:spacing w:before="40" w:after="40" w:line="276" w:lineRule="auto"/>
+              <w:jc w:val="left"/>
+            </w:pPr>
+            <w:r/>
+            <w:r>
+              <w:rPr>
+                <w:rFonts w:ascii="Microsoft YaHei" w:hAnsi="Microsoft YaHei" w:eastAsia="Microsoft YaHei"/>
+                <w:b w:val="0"/>
+                <w:i w:val="0"/>
+                <w:color w:val="24364B"/>
+                <w:sz w:val="17"/>
+              </w:rPr>
+              <w:t>服务、日志、访问、接口和关键业务冒烟验证完成</w:t>
+            </w:r>
+          </w:p>
+        </w:tc>
+        <w:tc>
+          <w:tcPr>
+            <w:tcW w:type="dxa" w:w="2483"/>
+            <w:shd w:fill="FFF9E8"/>
+            <w:vAlign w:val="center"/>
+            <w:tcMar>
+              <w:top w:w="80" w:type="dxa"/>
+              <w:start w:w="120" w:type="dxa"/>
+              <w:bottom w:w="80" w:type="dxa"/>
+              <w:end w:w="120" w:type="dxa"/>
+            </w:tcMar>
+          </w:tcPr>
+          <w:p>
+            <w:pPr>
+              <w:spacing w:before="40" w:after="40" w:line="276" w:lineRule="auto"/>
+              <w:jc w:val="center"/>
+            </w:pPr>
+            <w:r/>
+            <w:r>
+              <w:rPr>
+                <w:rFonts w:ascii="Microsoft YaHei" w:hAnsi="Microsoft YaHei" w:eastAsia="Microsoft YaHei"/>
+                <w:b w:val="0"/>
+                <w:i w:val="0"/>
+                <w:color w:val="24364B"/>
+                <w:sz w:val="17"/>
+              </w:rPr>
+              <w:t>☐ 通过  ☐ 不通过  ☐ 不适用</w:t>
+            </w:r>
+          </w:p>
+        </w:tc>
+      </w:tr>
+      <w:tr>
+        <w:trPr>
+          <w:cantSplit/>
+          <w:cantSplit/>
+        </w:trPr>
+        <w:tc>
+          <w:tcPr>
+            <w:tcW w:type="dxa" w:w="1104"/>
+            <w:shd w:fill="FFFFFF"/>
+            <w:vAlign w:val="center"/>
+            <w:tcMar>
+              <w:top w:w="80" w:type="dxa"/>
+              <w:start w:w="120" w:type="dxa"/>
+              <w:bottom w:w="80" w:type="dxa"/>
+              <w:end w:w="120" w:type="dxa"/>
+            </w:tcMar>
+          </w:tcPr>
+          <w:p>
+            <w:pPr>
+              <w:spacing w:before="40" w:after="40" w:line="276" w:lineRule="auto"/>
+              <w:jc w:val="center"/>
+            </w:pPr>
+            <w:r/>
+            <w:r>
+              <w:rPr>
+                <w:rFonts w:ascii="Microsoft YaHei" w:hAnsi="Microsoft YaHei" w:eastAsia="Microsoft YaHei"/>
+                <w:b w:val="0"/>
+                <w:i w:val="0"/>
+                <w:color w:val="24364B"/>
+                <w:sz w:val="17"/>
+              </w:rPr>
+              <w:t>3</w:t>
+            </w:r>
+          </w:p>
+        </w:tc>
+        <w:tc>
+          <w:tcPr>
+            <w:tcW w:type="dxa" w:w="2299"/>
+            <w:shd w:fill="FFFFFF"/>
+            <w:vAlign w:val="center"/>
+            <w:tcMar>
+              <w:top w:w="80" w:type="dxa"/>
+              <w:start w:w="120" w:type="dxa"/>
+              <w:bottom w:w="80" w:type="dxa"/>
+              <w:end w:w="120" w:type="dxa"/>
+            </w:tcMar>
+          </w:tcPr>
+          <w:p>
+            <w:pPr>
+              <w:spacing w:before="40" w:after="40" w:line="276" w:lineRule="auto"/>
+              <w:jc w:val="center"/>
+            </w:pPr>
+            <w:r/>
+            <w:r>
+              <w:rPr>
+                <w:rFonts w:ascii="Microsoft YaHei" w:hAnsi="Microsoft YaHei" w:eastAsia="Microsoft YaHei"/>
+                <w:b w:val="0"/>
+                <w:i w:val="0"/>
+                <w:color w:val="24364B"/>
+                <w:sz w:val="17"/>
+              </w:rPr>
+              <w:t>可回退</w:t>
+            </w:r>
+          </w:p>
+        </w:tc>
+        <w:tc>
+          <w:tcPr>
+            <w:tcW w:type="dxa" w:w="9014"/>
+            <w:shd w:fill="FFFFFF"/>
+            <w:vAlign w:val="center"/>
+            <w:tcMar>
+              <w:top w:w="80" w:type="dxa"/>
+              <w:start w:w="120" w:type="dxa"/>
+              <w:bottom w:w="80" w:type="dxa"/>
+              <w:end w:w="120" w:type="dxa"/>
+            </w:tcMar>
+          </w:tcPr>
+          <w:p>
+            <w:pPr>
+              <w:spacing w:before="40" w:after="40" w:line="276" w:lineRule="auto"/>
+              <w:jc w:val="left"/>
+            </w:pPr>
+            <w:r/>
+            <w:r>
+              <w:rPr>
+                <w:rFonts w:ascii="Microsoft YaHei" w:hAnsi="Microsoft YaHei" w:eastAsia="Microsoft YaHei"/>
+                <w:b w:val="0"/>
+                <w:i w:val="0"/>
+                <w:color w:val="24364B"/>
+                <w:sz w:val="17"/>
+              </w:rPr>
+              <w:t>备份位置、回退步骤和执行责任人已确认</w:t>
+            </w:r>
+          </w:p>
+        </w:tc>
+        <w:tc>
+          <w:tcPr>
+            <w:tcW w:type="dxa" w:w="2483"/>
+            <w:shd w:fill="FFF9E8"/>
+            <w:vAlign w:val="center"/>
+            <w:tcMar>
+              <w:top w:w="80" w:type="dxa"/>
+              <w:start w:w="120" w:type="dxa"/>
+              <w:bottom w:w="80" w:type="dxa"/>
+              <w:end w:w="120" w:type="dxa"/>
+            </w:tcMar>
+          </w:tcPr>
+          <w:p>
+            <w:pPr>
+              <w:spacing w:before="40" w:after="40" w:line="276" w:lineRule="auto"/>
+              <w:jc w:val="center"/>
+            </w:pPr>
+            <w:r/>
+            <w:r>
+              <w:rPr>
+                <w:rFonts w:ascii="Microsoft YaHei" w:hAnsi="Microsoft YaHei" w:eastAsia="Microsoft YaHei"/>
+                <w:b w:val="0"/>
+                <w:i w:val="0"/>
+                <w:color w:val="24364B"/>
+                <w:sz w:val="17"/>
+              </w:rPr>
+              <w:t>☐ 通过  ☐ 不通过  ☐ 不适用</w:t>
+            </w:r>
+          </w:p>
+        </w:tc>
+      </w:tr>
+    </w:tbl>
     <w:p>
+      <w:pPr>
+        <w:pStyle w:val="Heading2"/>
+        <w:keepNext/>
+      </w:pPr>
       <w:r>
-        <w:br/>
-        <w:br/>
+        <w:rPr>
+          <w:rFonts w:ascii="Microsoft YaHei" w:hAnsi="Microsoft YaHei" w:eastAsia="Microsoft YaHei"/>
+          <w:b/>
+          <w:i w:val="0"/>
+          <w:color w:val="1769E0"/>
+          <w:sz w:val="26"/>
+        </w:rPr>
+        <w:t>四、结论与遗留事项</w:t>
       </w:r>
     </w:p>
+    <w:tbl>
+      <w:tblPr>
+        <w:tblStyle w:val="TableGrid"/>
+        <w:tblW w:type="dxa" w:w="14900"/>
+        <w:jc w:val="left"/>
+        <w:tblLayout w:type="fixed"/>
+        <w:tblLook w:firstColumn="1" w:firstRow="1" w:lastColumn="0" w:lastRow="0" w:noHBand="0" w:noVBand="1" w:val="04A0"/>
+        <w:tblInd w:w="120" w:type="dxa"/>
+        <w:tblBorders>
+          <w:top w:val="single" w:sz="5" w:color="C8D8EA"/>
+          <w:left w:val="single" w:sz="5" w:color="C8D8EA"/>
+          <w:bottom w:val="single" w:sz="5" w:color="C8D8EA"/>
+          <w:right w:val="single" w:sz="5" w:color="C8D8EA"/>
+          <w:insideH w:val="single" w:sz="5" w:color="C8D8EA"/>
+          <w:insideV w:val="single" w:sz="5" w:color="C8D8EA"/>
+        </w:tblBorders>
+      </w:tblPr>
+      <w:tblGrid>
+        <w:gridCol w:w="1639"/>
+        <w:gridCol w:w="13261"/>
+      </w:tblGrid>
+      <w:tr>
+        <w:trPr>
+          <w:cantSplit/>
+        </w:trPr>
+        <w:tc>
+          <w:tcPr>
+            <w:tcW w:type="dxa" w:w="1639"/>
+            <w:shd w:fill="EDF5FF"/>
+            <w:vAlign w:val="center"/>
+            <w:tcMar>
+              <w:top w:w="80" w:type="dxa"/>
+              <w:start w:w="120" w:type="dxa"/>
+              <w:bottom w:w="80" w:type="dxa"/>
+              <w:end w:w="120" w:type="dxa"/>
+            </w:tcMar>
+          </w:tcPr>
+          <w:p>
+            <w:pPr>
+              <w:spacing w:before="40" w:after="40" w:line="276" w:lineRule="auto"/>
+              <w:jc w:val="center"/>
+            </w:pPr>
+            <w:r/>
+            <w:r>
+              <w:rPr>
+                <w:rFonts w:ascii="Microsoft YaHei" w:hAnsi="Microsoft YaHei" w:eastAsia="Microsoft YaHei"/>
+                <w:b/>
+                <w:i w:val="0"/>
+                <w:color w:val="17365D"/>
+                <w:sz w:val="18"/>
+              </w:rPr>
+              <w:t>总体结论</w:t>
+            </w:r>
+          </w:p>
+        </w:tc>
+        <w:tc>
+          <w:tcPr>
+            <w:tcW w:type="dxa" w:w="13261"/>
+            <w:shd w:fill="FFF9E8"/>
+            <w:vAlign w:val="center"/>
+            <w:tcMar>
+              <w:top w:w="80" w:type="dxa"/>
+              <w:start w:w="120" w:type="dxa"/>
+              <w:bottom w:w="80" w:type="dxa"/>
+              <w:end w:w="120" w:type="dxa"/>
+            </w:tcMar>
+          </w:tcPr>
+          <w:p>
+            <w:pPr>
+              <w:spacing w:before="40" w:after="40" w:line="276" w:lineRule="auto"/>
+              <w:jc w:val="left"/>
+            </w:pPr>
+            <w:r/>
+            <w:r>
+              <w:rPr>
+                <w:rFonts w:ascii="Microsoft YaHei" w:hAnsi="Microsoft YaHei" w:eastAsia="Microsoft YaHei"/>
+                <w:b w:val="0"/>
+                <w:i w:val="0"/>
+                <w:color w:val="24364B"/>
+                <w:sz w:val="18"/>
+              </w:rPr>
+              <w:t>☐ 通过  ☐ 有条件通过  ☐ 不通过</w:t>
+            </w:r>
+          </w:p>
+        </w:tc>
+      </w:tr>
+      <w:tr>
+        <w:trPr>
+          <w:cantSplit/>
+        </w:trPr>
+        <w:tc>
+          <w:tcPr>
+            <w:tcW w:type="dxa" w:w="1639"/>
+            <w:shd w:fill="EDF5FF"/>
+            <w:vAlign w:val="center"/>
+            <w:tcMar>
+              <w:top w:w="80" w:type="dxa"/>
+              <w:start w:w="120" w:type="dxa"/>
+              <w:bottom w:w="80" w:type="dxa"/>
+              <w:end w:w="120" w:type="dxa"/>
+            </w:tcMar>
+          </w:tcPr>
+          <w:p>
+            <w:pPr>
+              <w:spacing w:before="40" w:after="40" w:line="276" w:lineRule="auto"/>
+              <w:jc w:val="center"/>
+            </w:pPr>
+            <w:r/>
+            <w:r>
+              <w:rPr>
+                <w:rFonts w:ascii="Microsoft YaHei" w:hAnsi="Microsoft YaHei" w:eastAsia="Microsoft YaHei"/>
+                <w:b/>
+                <w:i w:val="0"/>
+                <w:color w:val="17365D"/>
+                <w:sz w:val="18"/>
+              </w:rPr>
+              <w:t>遗留事项/风险</w:t>
+            </w:r>
+          </w:p>
+        </w:tc>
+        <w:tc>
+          <w:tcPr>
+            <w:tcW w:type="dxa" w:w="13261"/>
+            <w:shd w:fill="FFF9E8"/>
+            <w:vAlign w:val="center"/>
+            <w:tcMar>
+              <w:top w:w="80" w:type="dxa"/>
+              <w:start w:w="120" w:type="dxa"/>
+              <w:bottom w:w="80" w:type="dxa"/>
+              <w:end w:w="120" w:type="dxa"/>
+            </w:tcMar>
+          </w:tcPr>
+          <w:p>
+            <w:pPr>
+              <w:spacing w:before="40" w:after="40" w:line="276" w:lineRule="auto"/>
+              <w:jc w:val="left"/>
+            </w:pPr>
+            <w:r/>
+            <w:r>
+              <w:rPr>
+                <w:rFonts w:ascii="Microsoft YaHei" w:hAnsi="Microsoft YaHei" w:eastAsia="Microsoft YaHei"/>
+                <w:b w:val="0"/>
+                <w:i w:val="0"/>
+                <w:color w:val="24364B"/>
+                <w:sz w:val="18"/>
+              </w:rPr>
+            </w:r>
+          </w:p>
+        </w:tc>
+      </w:tr>
+      <w:tr>
+        <w:trPr>
+          <w:cantSplit/>
+        </w:trPr>
+        <w:tc>
+          <w:tcPr>
+            <w:tcW w:type="dxa" w:w="1639"/>
+            <w:shd w:fill="EDF5FF"/>
+            <w:vAlign w:val="center"/>
+            <w:tcMar>
+              <w:top w:w="80" w:type="dxa"/>
+              <w:start w:w="120" w:type="dxa"/>
+              <w:bottom w:w="80" w:type="dxa"/>
+              <w:end w:w="120" w:type="dxa"/>
+            </w:tcMar>
+          </w:tcPr>
+          <w:p>
+            <w:pPr>
+              <w:spacing w:before="40" w:after="40" w:line="276" w:lineRule="auto"/>
+              <w:jc w:val="center"/>
+            </w:pPr>
+            <w:r/>
+            <w:r>
+              <w:rPr>
+                <w:rFonts w:ascii="Microsoft YaHei" w:hAnsi="Microsoft YaHei" w:eastAsia="Microsoft YaHei"/>
+                <w:b/>
+                <w:i w:val="0"/>
+                <w:color w:val="17365D"/>
+                <w:sz w:val="18"/>
+              </w:rPr>
+              <w:t>附件与证据</w:t>
+            </w:r>
+          </w:p>
+        </w:tc>
+        <w:tc>
+          <w:tcPr>
+            <w:tcW w:type="dxa" w:w="13261"/>
+            <w:shd w:fill="FFF9E8"/>
+            <w:vAlign w:val="center"/>
+            <w:tcMar>
+              <w:top w:w="80" w:type="dxa"/>
+              <w:start w:w="120" w:type="dxa"/>
+              <w:bottom w:w="80" w:type="dxa"/>
+              <w:end w:w="120" w:type="dxa"/>
+            </w:tcMar>
+          </w:tcPr>
+          <w:p>
+            <w:pPr>
+              <w:spacing w:before="40" w:after="40" w:line="276" w:lineRule="auto"/>
+              <w:jc w:val="left"/>
+            </w:pPr>
+            <w:r/>
+            <w:r>
+              <w:rPr>
+                <w:rFonts w:ascii="Microsoft YaHei" w:hAnsi="Microsoft YaHei" w:eastAsia="Microsoft YaHei"/>
+                <w:b w:val="0"/>
+                <w:i w:val="0"/>
+                <w:color w:val="24364B"/>
+                <w:sz w:val="18"/>
+              </w:rPr>
+            </w:r>
+          </w:p>
+        </w:tc>
+      </w:tr>
+    </w:tbl>
     <w:p>
       <w:pPr>
+        <w:pStyle w:val="Heading2"/>
+        <w:keepNext/>
+      </w:pPr>
+      <w:r>
+        <w:rPr>
+          <w:rFonts w:ascii="Microsoft YaHei" w:hAnsi="Microsoft YaHei" w:eastAsia="Microsoft YaHei"/>
+          <w:b/>
+          <w:i w:val="0"/>
+          <w:color w:val="1769E0"/>
+          <w:sz w:val="26"/>
+        </w:rPr>
+        <w:t>五、审核确认</w:t>
+      </w:r>
+    </w:p>
+    <w:tbl>
+      <w:tblPr>
+        <w:tblStyle w:val="TableGrid"/>
+        <w:tblW w:type="dxa" w:w="14900"/>
+        <w:jc w:val="left"/>
+        <w:tblLayout w:type="fixed"/>
+        <w:tblLook w:firstColumn="1" w:firstRow="1" w:lastColumn="0" w:lastRow="0" w:noHBand="0" w:noVBand="1" w:val="04A0"/>
+        <w:tblInd w:w="120" w:type="dxa"/>
+        <w:tblBorders>
+          <w:top w:val="single" w:sz="5" w:color="C8D8EA"/>
+          <w:left w:val="single" w:sz="5" w:color="C8D8EA"/>
+          <w:bottom w:val="single" w:sz="5" w:color="C8D8EA"/>
+          <w:right w:val="single" w:sz="5" w:color="C8D8EA"/>
+          <w:insideH w:val="single" w:sz="5" w:color="C8D8EA"/>
+          <w:insideV w:val="single" w:sz="5" w:color="C8D8EA"/>
+        </w:tblBorders>
+      </w:tblPr>
+      <w:tblGrid>
+        <w:gridCol w:w="1862"/>
+        <w:gridCol w:w="2682"/>
+        <w:gridCol w:w="8120"/>
+        <w:gridCol w:w="2236"/>
+      </w:tblGrid>
+      <w:tr>
+        <w:trPr>
+          <w:cantSplit/>
+        </w:trPr>
+        <w:tc>
+          <w:tcPr>
+            <w:tcW w:type="dxa" w:w="1862"/>
+            <w:shd w:fill="17365D"/>
+            <w:vAlign w:val="center"/>
+            <w:tcMar>
+              <w:top w:w="80" w:type="dxa"/>
+              <w:start w:w="120" w:type="dxa"/>
+              <w:bottom w:w="80" w:type="dxa"/>
+              <w:end w:w="120" w:type="dxa"/>
+            </w:tcMar>
+          </w:tcPr>
+          <w:p>
+            <w:pPr>
+              <w:spacing w:before="40" w:after="40" w:line="276" w:lineRule="auto"/>
+              <w:jc w:val="center"/>
+            </w:pPr>
+            <w:r/>
+            <w:r>
+              <w:rPr>
+                <w:rFonts w:ascii="Microsoft YaHei" w:hAnsi="Microsoft YaHei" w:eastAsia="Microsoft YaHei"/>
+                <w:b/>
+                <w:i w:val="0"/>
+                <w:color w:val="FFFFFF"/>
+                <w:sz w:val="17"/>
+              </w:rPr>
+              <w:t>确认角色</w:t>
+            </w:r>
+          </w:p>
+        </w:tc>
+        <w:tc>
+          <w:tcPr>
+            <w:tcW w:type="dxa" w:w="2682"/>
+            <w:shd w:fill="17365D"/>
+            <w:vAlign w:val="center"/>
+            <w:tcMar>
+              <w:top w:w="80" w:type="dxa"/>
+              <w:start w:w="120" w:type="dxa"/>
+              <w:bottom w:w="80" w:type="dxa"/>
+              <w:end w:w="120" w:type="dxa"/>
+            </w:tcMar>
+          </w:tcPr>
+          <w:p>
+            <w:pPr>
+              <w:spacing w:before="40" w:after="40" w:line="276" w:lineRule="auto"/>
+              <w:jc w:val="center"/>
+            </w:pPr>
+            <w:r/>
+            <w:r>
+              <w:rPr>
+                <w:rFonts w:ascii="Microsoft YaHei" w:hAnsi="Microsoft YaHei" w:eastAsia="Microsoft YaHei"/>
+                <w:b/>
+                <w:i w:val="0"/>
+                <w:color w:val="FFFFFF"/>
+                <w:sz w:val="17"/>
+              </w:rPr>
+              <w:t>姓名/签字</w:t>
+            </w:r>
+          </w:p>
+        </w:tc>
+        <w:tc>
+          <w:tcPr>
+            <w:tcW w:type="dxa" w:w="8120"/>
+            <w:shd w:fill="17365D"/>
+            <w:vAlign w:val="center"/>
+            <w:tcMar>
+              <w:top w:w="80" w:type="dxa"/>
+              <w:start w:w="120" w:type="dxa"/>
+              <w:bottom w:w="80" w:type="dxa"/>
+              <w:end w:w="120" w:type="dxa"/>
+            </w:tcMar>
+          </w:tcPr>
+          <w:p>
+            <w:pPr>
+              <w:spacing w:before="40" w:after="40" w:line="276" w:lineRule="auto"/>
+              <w:jc w:val="center"/>
+            </w:pPr>
+            <w:r/>
+            <w:r>
+              <w:rPr>
+                <w:rFonts w:ascii="Microsoft YaHei" w:hAnsi="Microsoft YaHei" w:eastAsia="Microsoft YaHei"/>
+                <w:b/>
+                <w:i w:val="0"/>
+                <w:color w:val="FFFFFF"/>
+                <w:sz w:val="17"/>
+              </w:rPr>
+              <w:t>确认意见</w:t>
+            </w:r>
+          </w:p>
+        </w:tc>
+        <w:tc>
+          <w:tcPr>
+            <w:tcW w:type="dxa" w:w="2236"/>
+            <w:shd w:fill="17365D"/>
+            <w:vAlign w:val="center"/>
+            <w:tcMar>
+              <w:top w:w="80" w:type="dxa"/>
+              <w:start w:w="120" w:type="dxa"/>
+              <w:bottom w:w="80" w:type="dxa"/>
+              <w:end w:w="120" w:type="dxa"/>
+            </w:tcMar>
+          </w:tcPr>
+          <w:p>
+            <w:pPr>
+              <w:spacing w:before="40" w:after="40" w:line="276" w:lineRule="auto"/>
+              <w:jc w:val="center"/>
+            </w:pPr>
+            <w:r/>
+            <w:r>
+              <w:rPr>
+                <w:rFonts w:ascii="Microsoft YaHei" w:hAnsi="Microsoft YaHei" w:eastAsia="Microsoft YaHei"/>
+                <w:b/>
+                <w:i w:val="0"/>
+                <w:color w:val="FFFFFF"/>
+                <w:sz w:val="17"/>
+              </w:rPr>
+              <w:t>日期</w:t>
+            </w:r>
+          </w:p>
+        </w:tc>
+      </w:tr>
+      <w:tr>
+        <w:trPr>
+          <w:cantSplit/>
+        </w:trPr>
+        <w:tc>
+          <w:tcPr>
+            <w:tcW w:type="dxa" w:w="1862"/>
+            <w:shd w:fill="EDF5FF"/>
+            <w:vAlign w:val="center"/>
+            <w:tcMar>
+              <w:top w:w="80" w:type="dxa"/>
+              <w:start w:w="120" w:type="dxa"/>
+              <w:bottom w:w="80" w:type="dxa"/>
+              <w:end w:w="120" w:type="dxa"/>
+            </w:tcMar>
+          </w:tcPr>
+          <w:p>
+            <w:pPr>
+              <w:spacing w:before="40" w:after="40" w:line="276" w:lineRule="auto"/>
+              <w:jc w:val="center"/>
+            </w:pPr>
+            <w:r/>
+            <w:r>
+              <w:rPr>
+                <w:rFonts w:ascii="Microsoft YaHei" w:hAnsi="Microsoft YaHei" w:eastAsia="Microsoft YaHei"/>
+                <w:b/>
+                <w:i w:val="0"/>
+                <w:color w:val="17365D"/>
+                <w:sz w:val="17"/>
+              </w:rPr>
+              <w:t>实施方负责人</w:t>
+            </w:r>
+          </w:p>
+        </w:tc>
+        <w:tc>
+          <w:tcPr>
+            <w:tcW w:type="dxa" w:w="2682"/>
+            <w:shd w:fill="FFF9E8"/>
+            <w:vAlign w:val="center"/>
+            <w:tcMar>
+              <w:top w:w="80" w:type="dxa"/>
+              <w:start w:w="120" w:type="dxa"/>
+              <w:bottom w:w="80" w:type="dxa"/>
+              <w:end w:w="120" w:type="dxa"/>
+            </w:tcMar>
+          </w:tcPr>
+          <w:p>
+            <w:pPr>
+              <w:spacing w:before="40" w:after="40" w:line="276" w:lineRule="auto"/>
+              <w:jc w:val="center"/>
+            </w:pPr>
+            <w:r/>
+            <w:r>
+              <w:rPr>
+                <w:rFonts w:ascii="Microsoft YaHei" w:hAnsi="Microsoft YaHei" w:eastAsia="Microsoft YaHei"/>
+                <w:b w:val="0"/>
+                <w:i w:val="0"/>
+                <w:color w:val="24364B"/>
+                <w:sz w:val="17"/>
+              </w:rPr>
+            </w:r>
+          </w:p>
+        </w:tc>
+        <w:tc>
+          <w:tcPr>
+            <w:tcW w:type="dxa" w:w="8120"/>
+            <w:shd w:fill="FFF9E8"/>
+            <w:vAlign w:val="center"/>
+            <w:tcMar>
+              <w:top w:w="80" w:type="dxa"/>
+              <w:start w:w="120" w:type="dxa"/>
+              <w:bottom w:w="80" w:type="dxa"/>
+              <w:end w:w="120" w:type="dxa"/>
+            </w:tcMar>
+          </w:tcPr>
+          <w:p>
+            <w:pPr>
+              <w:spacing w:before="40" w:after="40" w:line="276" w:lineRule="auto"/>
+              <w:jc w:val="left"/>
+            </w:pPr>
+            <w:r/>
+            <w:r>
+              <w:rPr>
+                <w:rFonts w:ascii="Microsoft YaHei" w:hAnsi="Microsoft YaHei" w:eastAsia="Microsoft YaHei"/>
+                <w:b w:val="0"/>
+                <w:i w:val="0"/>
+                <w:color w:val="24364B"/>
+                <w:sz w:val="17"/>
+              </w:rPr>
+            </w:r>
+          </w:p>
+        </w:tc>
+        <w:tc>
+          <w:tcPr>
+            <w:tcW w:type="dxa" w:w="2236"/>
+            <w:shd w:fill="FFF9E8"/>
+            <w:vAlign w:val="center"/>
+            <w:tcMar>
+              <w:top w:w="80" w:type="dxa"/>
+              <w:start w:w="120" w:type="dxa"/>
+              <w:bottom w:w="80" w:type="dxa"/>
+              <w:end w:w="120" w:type="dxa"/>
+            </w:tcMar>
+          </w:tcPr>
+          <w:p>
+            <w:pPr>
+              <w:spacing w:before="40" w:after="40" w:line="276" w:lineRule="auto"/>
+              <w:jc w:val="center"/>
+            </w:pPr>
+            <w:r/>
+            <w:r>
+              <w:rPr>
+                <w:rFonts w:ascii="Microsoft YaHei" w:hAnsi="Microsoft YaHei" w:eastAsia="Microsoft YaHei"/>
+                <w:b w:val="0"/>
+                <w:i w:val="0"/>
+                <w:color w:val="24364B"/>
+                <w:sz w:val="17"/>
+              </w:rPr>
+            </w:r>
+          </w:p>
+        </w:tc>
+      </w:tr>
+      <w:tr>
+        <w:trPr>
+          <w:cantSplit/>
+        </w:trPr>
+        <w:tc>
+          <w:tcPr>
+            <w:tcW w:type="dxa" w:w="1862"/>
+            <w:shd w:fill="EDF5FF"/>
+            <w:vAlign w:val="center"/>
+            <w:tcMar>
+              <w:top w:w="80" w:type="dxa"/>
+              <w:start w:w="120" w:type="dxa"/>
+              <w:bottom w:w="80" w:type="dxa"/>
+              <w:end w:w="120" w:type="dxa"/>
+            </w:tcMar>
+          </w:tcPr>
+          <w:p>
+            <w:pPr>
+              <w:spacing w:before="40" w:after="40" w:line="276" w:lineRule="auto"/>
+              <w:jc w:val="center"/>
+            </w:pPr>
+            <w:r/>
+            <w:r>
+              <w:rPr>
+                <w:rFonts w:ascii="Microsoft YaHei" w:hAnsi="Microsoft YaHei" w:eastAsia="Microsoft YaHei"/>
+                <w:b/>
+                <w:i w:val="0"/>
+                <w:color w:val="17365D"/>
+                <w:sz w:val="17"/>
+              </w:rPr>
+              <w:t>客户项目负责人</w:t>
+            </w:r>
+          </w:p>
+        </w:tc>
+        <w:tc>
+          <w:tcPr>
+            <w:tcW w:type="dxa" w:w="2682"/>
+            <w:shd w:fill="FFF9E8"/>
+            <w:vAlign w:val="center"/>
+            <w:tcMar>
+              <w:top w:w="80" w:type="dxa"/>
+              <w:start w:w="120" w:type="dxa"/>
+              <w:bottom w:w="80" w:type="dxa"/>
+              <w:end w:w="120" w:type="dxa"/>
+            </w:tcMar>
+          </w:tcPr>
+          <w:p>
+            <w:pPr>
+              <w:spacing w:before="40" w:after="40" w:line="276" w:lineRule="auto"/>
+              <w:jc w:val="center"/>
+            </w:pPr>
+            <w:r/>
+            <w:r>
+              <w:rPr>
+                <w:rFonts w:ascii="Microsoft YaHei" w:hAnsi="Microsoft YaHei" w:eastAsia="Microsoft YaHei"/>
+                <w:b w:val="0"/>
+                <w:i w:val="0"/>
+                <w:color w:val="24364B"/>
+                <w:sz w:val="17"/>
+              </w:rPr>
+            </w:r>
+          </w:p>
+        </w:tc>
+        <w:tc>
+          <w:tcPr>
+            <w:tcW w:type="dxa" w:w="8120"/>
+            <w:shd w:fill="FFF9E8"/>
+            <w:vAlign w:val="center"/>
+            <w:tcMar>
+              <w:top w:w="80" w:type="dxa"/>
+              <w:start w:w="120" w:type="dxa"/>
+              <w:bottom w:w="80" w:type="dxa"/>
+              <w:end w:w="120" w:type="dxa"/>
+            </w:tcMar>
+          </w:tcPr>
+          <w:p>
+            <w:pPr>
+              <w:spacing w:before="40" w:after="40" w:line="276" w:lineRule="auto"/>
+              <w:jc w:val="left"/>
+            </w:pPr>
+            <w:r/>
+            <w:r>
+              <w:rPr>
+                <w:rFonts w:ascii="Microsoft YaHei" w:hAnsi="Microsoft YaHei" w:eastAsia="Microsoft YaHei"/>
+                <w:b w:val="0"/>
+                <w:i w:val="0"/>
+                <w:color w:val="24364B"/>
+                <w:sz w:val="17"/>
+              </w:rPr>
+            </w:r>
+          </w:p>
+        </w:tc>
+        <w:tc>
+          <w:tcPr>
+            <w:tcW w:type="dxa" w:w="2236"/>
+            <w:shd w:fill="FFF9E8"/>
+            <w:vAlign w:val="center"/>
+            <w:tcMar>
+              <w:top w:w="80" w:type="dxa"/>
+              <w:start w:w="120" w:type="dxa"/>
+              <w:bottom w:w="80" w:type="dxa"/>
+              <w:end w:w="120" w:type="dxa"/>
+            </w:tcMar>
+          </w:tcPr>
+          <w:p>
+            <w:pPr>
+              <w:spacing w:before="40" w:after="40" w:line="276" w:lineRule="auto"/>
+              <w:jc w:val="center"/>
+            </w:pPr>
+            <w:r/>
+            <w:r>
+              <w:rPr>
+                <w:rFonts w:ascii="Microsoft YaHei" w:hAnsi="Microsoft YaHei" w:eastAsia="Microsoft YaHei"/>
+                <w:b w:val="0"/>
+                <w:i w:val="0"/>
+                <w:color w:val="24364B"/>
+                <w:sz w:val="17"/>
+              </w:rPr>
+            </w:r>
+          </w:p>
+        </w:tc>
+      </w:tr>
+      <w:tr>
+        <w:trPr>
+          <w:cantSplit/>
+        </w:trPr>
+        <w:tc>
+          <w:tcPr>
+            <w:tcW w:type="dxa" w:w="1862"/>
+            <w:shd w:fill="EDF5FF"/>
+            <w:vAlign w:val="center"/>
+            <w:tcMar>
+              <w:top w:w="80" w:type="dxa"/>
+              <w:start w:w="120" w:type="dxa"/>
+              <w:bottom w:w="80" w:type="dxa"/>
+              <w:end w:w="120" w:type="dxa"/>
+            </w:tcMar>
+          </w:tcPr>
+          <w:p>
+            <w:pPr>
+              <w:spacing w:before="40" w:after="40" w:line="276" w:lineRule="auto"/>
+              <w:jc w:val="center"/>
+            </w:pPr>
+            <w:r/>
+            <w:r>
+              <w:rPr>
+                <w:rFonts w:ascii="Microsoft YaHei" w:hAnsi="Microsoft YaHei" w:eastAsia="Microsoft YaHei"/>
+                <w:b/>
+                <w:i w:val="0"/>
+                <w:color w:val="17365D"/>
+                <w:sz w:val="17"/>
+              </w:rPr>
+              <w:t>业务/信息部门</w:t>
+            </w:r>
+          </w:p>
+        </w:tc>
+        <w:tc>
+          <w:tcPr>
+            <w:tcW w:type="dxa" w:w="2682"/>
+            <w:shd w:fill="FFF9E8"/>
+            <w:vAlign w:val="center"/>
+            <w:tcMar>
+              <w:top w:w="80" w:type="dxa"/>
+              <w:start w:w="120" w:type="dxa"/>
+              <w:bottom w:w="80" w:type="dxa"/>
+              <w:end w:w="120" w:type="dxa"/>
+            </w:tcMar>
+          </w:tcPr>
+          <w:p>
+            <w:pPr>
+              <w:spacing w:before="40" w:after="40" w:line="276" w:lineRule="auto"/>
+              <w:jc w:val="center"/>
+            </w:pPr>
+            <w:r/>
+            <w:r>
+              <w:rPr>
+                <w:rFonts w:ascii="Microsoft YaHei" w:hAnsi="Microsoft YaHei" w:eastAsia="Microsoft YaHei"/>
+                <w:b w:val="0"/>
+                <w:i w:val="0"/>
+                <w:color w:val="24364B"/>
+                <w:sz w:val="17"/>
+              </w:rPr>
+            </w:r>
+          </w:p>
+        </w:tc>
+        <w:tc>
+          <w:tcPr>
+            <w:tcW w:type="dxa" w:w="8120"/>
+            <w:shd w:fill="FFF9E8"/>
+            <w:vAlign w:val="center"/>
+            <w:tcMar>
+              <w:top w:w="80" w:type="dxa"/>
+              <w:start w:w="120" w:type="dxa"/>
+              <w:bottom w:w="80" w:type="dxa"/>
+              <w:end w:w="120" w:type="dxa"/>
+            </w:tcMar>
+          </w:tcPr>
+          <w:p>
+            <w:pPr>
+              <w:spacing w:before="40" w:after="40" w:line="276" w:lineRule="auto"/>
+              <w:jc w:val="left"/>
+            </w:pPr>
+            <w:r/>
+            <w:r>
+              <w:rPr>
+                <w:rFonts w:ascii="Microsoft YaHei" w:hAnsi="Microsoft YaHei" w:eastAsia="Microsoft YaHei"/>
+                <w:b w:val="0"/>
+                <w:i w:val="0"/>
+                <w:color w:val="24364B"/>
+                <w:sz w:val="17"/>
+              </w:rPr>
+            </w:r>
+          </w:p>
+        </w:tc>
+        <w:tc>
+          <w:tcPr>
+            <w:tcW w:type="dxa" w:w="2236"/>
+            <w:shd w:fill="FFF9E8"/>
+            <w:vAlign w:val="center"/>
+            <w:tcMar>
+              <w:top w:w="80" w:type="dxa"/>
+              <w:start w:w="120" w:type="dxa"/>
+              <w:bottom w:w="80" w:type="dxa"/>
+              <w:end w:w="120" w:type="dxa"/>
+            </w:tcMar>
+          </w:tcPr>
+          <w:p>
+            <w:pPr>
+              <w:spacing w:before="40" w:after="40" w:line="276" w:lineRule="auto"/>
+              <w:jc w:val="center"/>
+            </w:pPr>
+            <w:r/>
+            <w:r>
+              <w:rPr>
+                <w:rFonts w:ascii="Microsoft YaHei" w:hAnsi="Microsoft YaHei" w:eastAsia="Microsoft YaHei"/>
+                <w:b w:val="0"/>
+                <w:i w:val="0"/>
+                <w:color w:val="24364B"/>
+                <w:sz w:val="17"/>
+              </w:rPr>
+            </w:r>
+          </w:p>
+        </w:tc>
+      </w:tr>
+    </w:tbl>
+    <w:p>
+      <w:pPr>
+        <w:spacing w:before="120" w:after="0"/>
         <w:jc w:val="right"/>
       </w:pPr>
       <w:r>
-        <w:t>编制：____________    审核：____________    确认日期：____________</w:t>
+        <w:rPr>
+          <w:rFonts w:ascii="Microsoft YaHei" w:hAnsi="Microsoft YaHei" w:eastAsia="Microsoft YaHei"/>
+          <w:b w:val="0"/>
+          <w:i w:val="0"/>
+          <w:color w:val="667A90"/>
+          <w:sz w:val="16"/>
+        </w:rPr>
+        <w:t>版本记录：V2.0 · 蓝白医疗信息化模板首版 · 2026-07-28</w:t>
       </w:r>
     </w:p>
     <w:sectPr>
-      <w:pgSz w:w="12240" w:h="15840"/>
-      <w:pgMar w:top="936" w:right="936" w:bottom="936" w:left="936" w:header="720" w:footer="720" w:gutter="0"/>
+      <w:headerReference w:type="default" r:id="rId9"/>
+      <w:footerReference w:type="default" r:id="rId10"/>
+      <w:pgSz w:w="16834" w:h="11909" w:orient="landscape"/>
+      <w:pgMar w:top="864" w:right="936" w:bottom="864" w:left="936" w:header="432" w:footer="432" w:gutter="0"/>
       <w:cols w:space="720"/>
       <w:docGrid w:linePitch="360"/>
     </w:sectPr>
   </w:body>
 </w:document>
+</file>
+
+<file path=word/footer1.xml><?xml version="1.0" encoding="utf-8"?>
+<w:ftr xmlns:m="http://schemas.openxmlformats.org/officeDocument/2006/math" xmlns:mc="http://schemas.openxmlformats.org/markup-compatibility/2006" xmlns:mo="http://schemas.microsoft.com/office/mac/office/2008/main" xmlns:mv="urn:schemas-microsoft-com:mac:vml" xmlns:o="urn:schemas-microsoft-com:office:office" xmlns:r="http://schemas.openxmlformats.org/officeDocument/2006/relationships" xmlns:v="urn:schemas-microsoft-com:vml" xmlns:w10="urn:schemas-microsoft-com:office:word" xmlns:w14="http://schemas.microsoft.com/office/word/2010/wordml" xmlns:w="http://schemas.openxmlformats.org/wordprocessingml/2006/main" xmlns:wne="http://schemas.microsoft.com/office/word/2006/wordml" xmlns:wp14="http://schemas.microsoft.com/office/word/2010/wordprocessingDrawing" xmlns:wp="http://schemas.openxmlformats.org/drawingml/2006/wordprocessingDrawing" xmlns:wpc="http://schemas.microsoft.com/office/word/2010/wordprocessingCanvas" xmlns:wpg="http://schemas.microsoft.com/office/word/2010/wordprocessingGroup" xmlns:wpi="http://schemas.microsoft.com/office/word/2010/wordprocessingInk" xmlns:wps="http://schemas.microsoft.com/office/word/2010/wordprocessingShape" mc:Ignorable="w14 wp14">
+  <w:p>
+    <w:pPr>
+      <w:pStyle w:val="Footer"/>
+      <w:spacing w:before="0" w:after="0"/>
+      <w:jc w:val="right"/>
+    </w:pPr>
+    <w:r>
+      <w:rPr>
+        <w:rFonts w:ascii="Microsoft YaHei" w:hAnsi="Microsoft YaHei" w:eastAsia="Microsoft YaHei"/>
+        <w:b w:val="0"/>
+        <w:i w:val="0"/>
+        <w:color w:val="667A90"/>
+        <w:sz w:val="17"/>
+      </w:rPr>
+      <w:t xml:space="preserve">第 </w:t>
+      <w:fldChar w:fldCharType="begin"/>
+      <w:instrText xml:space="preserve"> PAGE </w:instrText>
+      <w:fldChar w:fldCharType="end"/>
+    </w:r>
+    <w:r>
+      <w:rPr>
+        <w:rFonts w:ascii="Microsoft YaHei" w:hAnsi="Microsoft YaHei" w:eastAsia="Microsoft YaHei"/>
+        <w:b w:val="0"/>
+        <w:i w:val="0"/>
+        <w:color w:val="667A90"/>
+        <w:sz w:val="17"/>
+      </w:rPr>
+      <w:t xml:space="preserve"> 页</w:t>
+    </w:r>
+  </w:p>
+</w:ftr>
+</file>
+
+<file path=word/header1.xml><?xml version="1.0" encoding="utf-8"?>
+<w:hdr xmlns:m="http://schemas.openxmlformats.org/officeDocument/2006/math" xmlns:mc="http://schemas.openxmlformats.org/markup-compatibility/2006" xmlns:mo="http://schemas.microsoft.com/office/mac/office/2008/main" xmlns:mv="urn:schemas-microsoft-com:mac:vml" xmlns:o="urn:schemas-microsoft-com:office:office" xmlns:r="http://schemas.openxmlformats.org/officeDocument/2006/relationships" xmlns:v="urn:schemas-microsoft-com:vml" xmlns:w10="urn:schemas-microsoft-com:office:word" xmlns:w14="http://schemas.microsoft.com/office/word/2010/wordml" xmlns:w="http://schemas.openxmlformats.org/wordprocessingml/2006/main" xmlns:wne="http://schemas.microsoft.com/office/word/2006/wordml" xmlns:wp14="http://schemas.microsoft.com/office/word/2010/wordprocessingDrawing" xmlns:wp="http://schemas.openxmlformats.org/drawingml/2006/wordprocessingDrawing" xmlns:wpc="http://schemas.microsoft.com/office/word/2010/wordprocessingCanvas" xmlns:wpg="http://schemas.microsoft.com/office/word/2010/wordprocessingGroup" xmlns:wpi="http://schemas.microsoft.com/office/word/2010/wordprocessingInk" xmlns:wps="http://schemas.microsoft.com/office/word/2010/wordprocessingShape" mc:Ignorable="w14 wp14">
+  <w:p>
+    <w:pPr>
+      <w:pStyle w:val="Header"/>
+    </w:pPr>
+  </w:p>
+  <w:tbl>
+    <w:tblPr>
+      <w:tblW w:type="dxa" w:w="14900"/>
+      <w:jc w:val="left"/>
+      <w:tblLayout w:type="fixed"/>
+      <w:tblLook w:firstColumn="1" w:firstRow="1" w:lastColumn="0" w:lastRow="0" w:noHBand="0" w:noVBand="1" w:val="04A0"/>
+      <w:tblInd w:w="120" w:type="dxa"/>
+      <w:tblBorders>
+        <w:top w:val="single" w:sz="0" w:color="FFFFFF"/>
+        <w:left w:val="single" w:sz="0" w:color="FFFFFF"/>
+        <w:bottom w:val="single" w:sz="0" w:color="FFFFFF"/>
+        <w:right w:val="single" w:sz="0" w:color="FFFFFF"/>
+        <w:insideH w:val="single" w:sz="0" w:color="FFFFFF"/>
+        <w:insideV w:val="single" w:sz="0" w:color="FFFFFF"/>
+      </w:tblBorders>
+    </w:tblPr>
+    <w:tblGrid>
+      <w:gridCol w:w="7450"/>
+      <w:gridCol w:w="7450"/>
+    </w:tblGrid>
+    <w:tr>
+      <w:trPr>
+        <w:cantSplit/>
+      </w:trPr>
+      <w:tc>
+        <w:tcPr>
+          <w:tcW w:type="dxa" w:w="7450"/>
+          <w:vAlign w:val="center"/>
+          <w:tcMar>
+            <w:top w:w="80" w:type="dxa"/>
+            <w:start w:w="120" w:type="dxa"/>
+            <w:bottom w:w="80" w:type="dxa"/>
+            <w:end w:w="120" w:type="dxa"/>
+          </w:tcMar>
+        </w:tcPr>
+        <w:p>
+          <w:pPr>
+            <w:spacing w:before="40" w:after="40" w:line="276" w:lineRule="auto"/>
+            <w:jc w:val="left"/>
+          </w:pPr>
+          <w:r/>
+          <w:r>
+            <w:rPr>
+              <w:rFonts w:ascii="Microsoft YaHei" w:hAnsi="Microsoft YaHei" w:eastAsia="Microsoft YaHei"/>
+              <w:b/>
+              <w:i w:val="0"/>
+              <w:color w:val="667A90"/>
+              <w:sz w:val="17"/>
+            </w:rPr>
+            <w:t>实施项目管理平台 · SOP 交付物</w:t>
+          </w:r>
+        </w:p>
+      </w:tc>
+      <w:tc>
+        <w:tcPr>
+          <w:tcW w:type="dxa" w:w="7450"/>
+          <w:vAlign w:val="center"/>
+          <w:tcMar>
+            <w:top w:w="80" w:type="dxa"/>
+            <w:start w:w="120" w:type="dxa"/>
+            <w:bottom w:w="80" w:type="dxa"/>
+            <w:end w:w="120" w:type="dxa"/>
+          </w:tcMar>
+        </w:tcPr>
+        <w:p>
+          <w:pPr>
+            <w:spacing w:before="40" w:after="40" w:line="276" w:lineRule="auto"/>
+            <w:jc w:val="right"/>
+          </w:pPr>
+          <w:r/>
+          <w:r>
+            <w:rPr>
+              <w:rFonts w:ascii="Microsoft YaHei" w:hAnsi="Microsoft YaHei" w:eastAsia="Microsoft YaHei"/>
+              <w:b w:val="0"/>
+              <w:i w:val="0"/>
+              <w:color w:val="667A90"/>
+              <w:sz w:val="17"/>
+            </w:rPr>
+            <w:t>环境部署记录  |  V2.0</w:t>
+          </w:r>
+        </w:p>
+      </w:tc>
+    </w:tr>
+  </w:tbl>
+</w:hdr>
 </file>
 
 <file path=word/numbering.xml><?xml version="1.0" encoding="utf-8"?>
@@ -1274,9 +5474,13 @@
     <w:name w:val="Normal"/>
     <w:qFormat/>
     <w:rsid w:val="00FC693F"/>
+    <w:pPr>
+      <w:spacing w:before="0" w:after="120" w:line="300" w:lineRule="auto"/>
+    </w:pPr>
     <w:rPr>
       <w:rFonts w:ascii="Microsoft YaHei" w:hAnsi="Microsoft YaHei" w:eastAsia="Microsoft YaHei"/>
-      <w:sz w:val="18"/>
+      <w:color w:val="24364B"/>
+      <w:sz w:val="22"/>
     </w:rPr>
   </w:style>
   <w:style w:type="paragraph" w:styleId="Header">
@@ -1334,15 +5538,15 @@
     <w:pPr>
       <w:keepNext/>
       <w:keepLines/>
-      <w:spacing w:before="480" w:after="0"/>
+      <w:spacing w:before="360" w:after="200"/>
       <w:outlineLvl w:val="0"/>
     </w:pPr>
     <w:rPr>
-      <w:rFonts w:asciiTheme="majorHAnsi" w:eastAsiaTheme="majorEastAsia" w:hAnsiTheme="majorHAnsi" w:cstheme="majorBidi"/>
+      <w:rFonts w:asciiTheme="majorHAnsi" w:eastAsiaTheme="majorEastAsia" w:hAnsiTheme="majorHAnsi" w:cstheme="majorBidi" w:ascii="Microsoft YaHei" w:hAnsi="Microsoft YaHei" w:eastAsia="Microsoft YaHei"/>
       <w:b/>
       <w:bCs/>
-      <w:color w:val="365F91" w:themeColor="accent1" w:themeShade="BF"/>
-      <w:sz w:val="28"/>
+      <w:color w:val="17365D"/>
+      <w:sz w:val="32"/>
       <w:szCs w:val="28"/>
     </w:rPr>
   </w:style>
@@ -1358,14 +5562,14 @@
     <w:pPr>
       <w:keepNext/>
       <w:keepLines/>
-      <w:spacing w:before="200" w:after="0"/>
+      <w:spacing w:before="280" w:after="140"/>
       <w:outlineLvl w:val="1"/>
     </w:pPr>
     <w:rPr>
-      <w:rFonts w:asciiTheme="majorHAnsi" w:eastAsiaTheme="majorEastAsia" w:hAnsiTheme="majorHAnsi" w:cstheme="majorBidi"/>
+      <w:rFonts w:asciiTheme="majorHAnsi" w:eastAsiaTheme="majorEastAsia" w:hAnsiTheme="majorHAnsi" w:cstheme="majorBidi" w:ascii="Microsoft YaHei" w:hAnsi="Microsoft YaHei" w:eastAsia="Microsoft YaHei"/>
       <w:b/>
       <w:bCs/>
-      <w:color w:val="4F81BD" w:themeColor="accent1"/>
+      <w:color w:val="1769E0"/>
       <w:sz w:val="26"/>
       <w:szCs w:val="26"/>
     </w:rPr>
@@ -1382,14 +5586,15 @@
     <w:pPr>
       <w:keepNext/>
       <w:keepLines/>
-      <w:spacing w:before="200" w:after="0"/>
+      <w:spacing w:before="200" w:after="100"/>
       <w:outlineLvl w:val="2"/>
     </w:pPr>
     <w:rPr>
-      <w:rFonts w:asciiTheme="majorHAnsi" w:eastAsiaTheme="majorEastAsia" w:hAnsiTheme="majorHAnsi" w:cstheme="majorBidi"/>
+      <w:rFonts w:asciiTheme="majorHAnsi" w:eastAsiaTheme="majorEastAsia" w:hAnsiTheme="majorHAnsi" w:cstheme="majorBidi" w:ascii="Microsoft YaHei" w:hAnsi="Microsoft YaHei" w:eastAsia="Microsoft YaHei"/>
       <w:b/>
       <w:bCs/>
-      <w:color w:val="4F81BD" w:themeColor="accent1"/>
+      <w:color w:val="17365D"/>
+      <w:sz w:val="24"/>
     </w:rPr>
   </w:style>
   <w:style w:type="paragraph" w:styleId="Heading4">

--- a/templates/environment-deployment-record.docx
+++ b/templates/environment-deployment-record.docx
@@ -5,22 +5,24 @@
     <w:p>
       <w:pPr>
         <w:spacing w:before="60" w:after="0"/>
+        <w:jc w:val="left"/>
       </w:pPr>
       <w:r>
         <w:rPr>
           <w:rFonts w:ascii="Microsoft YaHei" w:hAnsi="Microsoft YaHei" w:eastAsia="Microsoft YaHei"/>
           <w:b/>
           <w:i w:val="0"/>
-          <w:color w:val="1769E0"/>
+          <w:color w:val="0F766E"/>
           <w:sz w:val="19"/>
         </w:rPr>
-        <w:t>SOP · 事前准备</w:t>
+        <w:t>部署作业 · 事前准备</w:t>
       </w:r>
     </w:p>
     <w:p>
       <w:pPr>
         <w:keepNext/>
         <w:spacing w:before="0" w:after="60"/>
+        <w:jc w:val="left"/>
       </w:pPr>
       <w:r>
         <w:rPr>
@@ -37,6 +39,7 @@
       <w:pPr>
         <w:keepNext/>
         <w:spacing w:before="0" w:after="180"/>
+        <w:jc w:val="left"/>
       </w:pPr>
       <w:r>
         <w:rPr>
@@ -83,7 +86,7 @@
         <w:tc>
           <w:tcPr>
             <w:tcW w:type="dxa" w:w="1192"/>
-            <w:shd w:fill="EDF5FF"/>
+            <w:shd w:fill="EAF6F4"/>
             <w:vAlign w:val="center"/>
             <w:tcMar>
               <w:top w:w="80" w:type="dxa"/>
@@ -142,7 +145,7 @@
         <w:tc>
           <w:tcPr>
             <w:tcW w:type="dxa" w:w="1192"/>
-            <w:shd w:fill="EDF5FF"/>
+            <w:shd w:fill="EAF6F4"/>
             <w:vAlign w:val="center"/>
             <w:tcMar>
               <w:top w:w="80" w:type="dxa"/>
@@ -201,7 +204,7 @@
         <w:tc>
           <w:tcPr>
             <w:tcW w:type="dxa" w:w="1192"/>
-            <w:shd w:fill="EDF5FF"/>
+            <w:shd w:fill="EAF6F4"/>
             <w:vAlign w:val="center"/>
             <w:tcMar>
               <w:top w:w="80" w:type="dxa"/>
@@ -260,7 +263,7 @@
         <w:tc>
           <w:tcPr>
             <w:tcW w:type="dxa" w:w="1192"/>
-            <w:shd w:fill="EDF5FF"/>
+            <w:shd w:fill="EAF6F4"/>
             <w:vAlign w:val="center"/>
             <w:tcMar>
               <w:top w:w="80" w:type="dxa"/>
@@ -324,7 +327,7 @@
         <w:tc>
           <w:tcPr>
             <w:tcW w:type="dxa" w:w="1192"/>
-            <w:shd w:fill="EDF5FF"/>
+            <w:shd w:fill="EAF6F4"/>
             <w:vAlign w:val="center"/>
             <w:tcMar>
               <w:top w:w="80" w:type="dxa"/>
@@ -383,7 +386,7 @@
         <w:tc>
           <w:tcPr>
             <w:tcW w:type="dxa" w:w="1192"/>
-            <w:shd w:fill="EDF5FF"/>
+            <w:shd w:fill="EAF6F4"/>
             <w:vAlign w:val="center"/>
             <w:tcMar>
               <w:top w:w="80" w:type="dxa"/>
@@ -442,7 +445,7 @@
         <w:tc>
           <w:tcPr>
             <w:tcW w:type="dxa" w:w="1192"/>
-            <w:shd w:fill="EDF5FF"/>
+            <w:shd w:fill="EAF6F4"/>
             <w:vAlign w:val="center"/>
             <w:tcMar>
               <w:top w:w="80" w:type="dxa"/>
@@ -495,14 +498,14 @@
                 <w:color w:val="24364B"/>
                 <w:sz w:val="18"/>
               </w:rPr>
-              <w:t>V2.0</w:t>
+              <w:t>V2.1</w:t>
             </w:r>
           </w:p>
         </w:tc>
         <w:tc>
           <w:tcPr>
             <w:tcW w:type="dxa" w:w="1192"/>
-            <w:shd w:fill="EDF5FF"/>
+            <w:shd w:fill="EAF6F4"/>
             <w:vAlign w:val="center"/>
             <w:tcMar>
               <w:top w:w="80" w:type="dxa"/>
@@ -555,7 +558,7 @@
                 <w:color w:val="24364B"/>
                 <w:sz w:val="18"/>
               </w:rPr>
-              <w:t>☐ 草稿  ☐ 已确认</w:t>
+              <w:t>☐ 草稿  ☐ 部署作业完成</w:t>
             </w:r>
           </w:p>
         </w:tc>
@@ -570,12 +573,12 @@
         <w:tblLook w:firstColumn="1" w:firstRow="1" w:lastColumn="0" w:lastRow="0" w:noHBand="0" w:noVBand="1" w:val="04A0"/>
         <w:tblInd w:w="120" w:type="dxa"/>
         <w:tblBorders>
-          <w:top w:val="single" w:sz="5" w:color="B7D2F1"/>
-          <w:left w:val="single" w:sz="5" w:color="B7D2F1"/>
-          <w:bottom w:val="single" w:sz="5" w:color="B7D2F1"/>
-          <w:right w:val="single" w:sz="5" w:color="B7D2F1"/>
-          <w:insideH w:val="single" w:sz="5" w:color="B7D2F1"/>
-          <w:insideV w:val="single" w:sz="5" w:color="B7D2F1"/>
+          <w:top w:val="single" w:sz="5" w:color="0F766E"/>
+          <w:left w:val="single" w:sz="5" w:color="0F766E"/>
+          <w:bottom w:val="single" w:sz="5" w:color="0F766E"/>
+          <w:right w:val="single" w:sz="5" w:color="0F766E"/>
+          <w:insideH w:val="single" w:sz="5" w:color="0F766E"/>
+          <w:insideV w:val="single" w:sz="5" w:color="0F766E"/>
         </w:tblBorders>
       </w:tblPr>
       <w:tblGrid>
@@ -588,7 +591,7 @@
         <w:tc>
           <w:tcPr>
             <w:tcW w:type="dxa" w:w="14900"/>
-            <w:shd w:fill="F6F9FD"/>
+            <w:shd w:fill="EAF6F4"/>
             <w:vAlign w:val="center"/>
             <w:tcMar>
               <w:top w:w="80" w:type="dxa"/>
@@ -625,18 +628,184 @@
       <w:pPr>
         <w:pStyle w:val="Heading2"/>
         <w:keepNext/>
+        <w:pageBreakBefore w:val="0"/>
       </w:pPr>
       <w:r>
         <w:rPr>
           <w:rFonts w:ascii="Microsoft YaHei" w:hAnsi="Microsoft YaHei" w:eastAsia="Microsoft YaHei"/>
           <w:b/>
           <w:i w:val="0"/>
-          <w:color w:val="1769E0"/>
+          <w:color w:val="0F766E"/>
           <w:sz w:val="26"/>
         </w:rPr>
-        <w:t>一、范围与基本信息</w:t>
+        <w:t>一、部署作业总览</w:t>
       </w:r>
     </w:p>
+    <w:tbl>
+      <w:tblPr>
+        <w:tblStyle w:val="TableGrid"/>
+        <w:tblW w:type="dxa" w:w="14900"/>
+        <w:jc w:val="left"/>
+        <w:tblLayout w:type="fixed"/>
+        <w:tblLook w:firstColumn="1" w:firstRow="1" w:lastColumn="0" w:lastRow="0" w:noHBand="0" w:noVBand="1" w:val="04A0"/>
+        <w:tblInd w:w="120" w:type="dxa"/>
+        <w:tblBorders>
+          <w:top w:val="single" w:sz="0" w:color="FFFFFF"/>
+          <w:left w:val="single" w:sz="0" w:color="FFFFFF"/>
+          <w:bottom w:val="single" w:sz="0" w:color="FFFFFF"/>
+          <w:right w:val="single" w:sz="0" w:color="FFFFFF"/>
+          <w:insideH w:val="single" w:sz="0" w:color="FFFFFF"/>
+          <w:insideV w:val="single" w:sz="0" w:color="FFFFFF"/>
+        </w:tblBorders>
+      </w:tblPr>
+      <w:tblGrid>
+        <w:gridCol w:w="3725"/>
+        <w:gridCol w:w="3725"/>
+        <w:gridCol w:w="3725"/>
+        <w:gridCol w:w="3725"/>
+      </w:tblGrid>
+      <w:tr>
+        <w:trPr>
+          <w:cantSplit/>
+        </w:trPr>
+        <w:tc>
+          <w:tcPr>
+            <w:tcW w:type="dxa" w:w="3725"/>
+            <w:shd w:fill="EAF6F4"/>
+          </w:tcPr>
+          <w:p>
+            <w:pPr>
+              <w:spacing w:before="120" w:after="120"/>
+              <w:jc w:val="center"/>
+            </w:pPr>
+            <w:r/>
+            <w:r>
+              <w:rPr>
+                <w:rFonts w:ascii="Microsoft YaHei" w:hAnsi="Microsoft YaHei" w:eastAsia="Microsoft YaHei"/>
+                <w:b/>
+                <w:i w:val="0"/>
+                <w:color w:val="0F766E"/>
+                <w:sz w:val="24"/>
+              </w:rPr>
+              <w:t>01</w:t>
+              <w:br/>
+            </w:r>
+            <w:r>
+              <w:rPr>
+                <w:rFonts w:ascii="Microsoft YaHei" w:hAnsi="Microsoft YaHei" w:eastAsia="Microsoft YaHei"/>
+                <w:b w:val="0"/>
+                <w:i w:val="0"/>
+                <w:color w:val="24364B"/>
+                <w:sz w:val="17"/>
+              </w:rPr>
+              <w:t>备份与空间</w:t>
+            </w:r>
+          </w:p>
+        </w:tc>
+        <w:tc>
+          <w:tcPr>
+            <w:tcW w:type="dxa" w:w="3725"/>
+            <w:shd w:fill="EAF6F4"/>
+          </w:tcPr>
+          <w:p>
+            <w:pPr>
+              <w:spacing w:before="120" w:after="120"/>
+              <w:jc w:val="center"/>
+            </w:pPr>
+            <w:r/>
+            <w:r>
+              <w:rPr>
+                <w:rFonts w:ascii="Microsoft YaHei" w:hAnsi="Microsoft YaHei" w:eastAsia="Microsoft YaHei"/>
+                <w:b/>
+                <w:i w:val="0"/>
+                <w:color w:val="0F766E"/>
+                <w:sz w:val="24"/>
+              </w:rPr>
+              <w:t>02</w:t>
+              <w:br/>
+            </w:r>
+            <w:r>
+              <w:rPr>
+                <w:rFonts w:ascii="Microsoft YaHei" w:hAnsi="Microsoft YaHei" w:eastAsia="Microsoft YaHei"/>
+                <w:b w:val="0"/>
+                <w:i w:val="0"/>
+                <w:color w:val="24364B"/>
+                <w:sz w:val="17"/>
+              </w:rPr>
+              <w:t>制品与依赖</w:t>
+            </w:r>
+          </w:p>
+        </w:tc>
+        <w:tc>
+          <w:tcPr>
+            <w:tcW w:type="dxa" w:w="3725"/>
+            <w:shd w:fill="EAF6F4"/>
+          </w:tcPr>
+          <w:p>
+            <w:pPr>
+              <w:spacing w:before="120" w:after="120"/>
+              <w:jc w:val="center"/>
+            </w:pPr>
+            <w:r/>
+            <w:r>
+              <w:rPr>
+                <w:rFonts w:ascii="Microsoft YaHei" w:hAnsi="Microsoft YaHei" w:eastAsia="Microsoft YaHei"/>
+                <w:b/>
+                <w:i w:val="0"/>
+                <w:color w:val="0F766E"/>
+                <w:sz w:val="24"/>
+              </w:rPr>
+              <w:t>03</w:t>
+              <w:br/>
+            </w:r>
+            <w:r>
+              <w:rPr>
+                <w:rFonts w:ascii="Microsoft YaHei" w:hAnsi="Microsoft YaHei" w:eastAsia="Microsoft YaHei"/>
+                <w:b w:val="0"/>
+                <w:i w:val="0"/>
+                <w:color w:val="24364B"/>
+                <w:sz w:val="17"/>
+              </w:rPr>
+              <w:t>部署与迁移</w:t>
+            </w:r>
+          </w:p>
+        </w:tc>
+        <w:tc>
+          <w:tcPr>
+            <w:tcW w:type="dxa" w:w="3725"/>
+            <w:shd w:fill="EAF6F4"/>
+          </w:tcPr>
+          <w:p>
+            <w:pPr>
+              <w:spacing w:before="120" w:after="120"/>
+              <w:jc w:val="center"/>
+            </w:pPr>
+            <w:r/>
+            <w:r>
+              <w:rPr>
+                <w:rFonts w:ascii="Microsoft YaHei" w:hAnsi="Microsoft YaHei" w:eastAsia="Microsoft YaHei"/>
+                <w:b/>
+                <w:i w:val="0"/>
+                <w:color w:val="0F766E"/>
+                <w:sz w:val="24"/>
+              </w:rPr>
+              <w:t>04</w:t>
+              <w:br/>
+            </w:r>
+            <w:r>
+              <w:rPr>
+                <w:rFonts w:ascii="Microsoft YaHei" w:hAnsi="Microsoft YaHei" w:eastAsia="Microsoft YaHei"/>
+                <w:b w:val="0"/>
+                <w:i w:val="0"/>
+                <w:color w:val="24364B"/>
+                <w:sz w:val="17"/>
+              </w:rPr>
+              <w:t>冒烟与回退</w:t>
+            </w:r>
+          </w:p>
+        </w:tc>
+      </w:tr>
+    </w:tbl>
     <w:tbl>
       <w:tblPr>
         <w:tblStyle w:val="TableGrid"/>
@@ -1147,20 +1316,238 @@
         </w:tc>
       </w:tr>
     </w:tbl>
+    <w:tbl>
+      <w:tblPr>
+        <w:tblStyle w:val="TableGrid"/>
+        <w:tblW w:type="dxa" w:w="14900"/>
+        <w:jc w:val="left"/>
+        <w:tblLayout w:type="fixed"/>
+        <w:tblLook w:firstColumn="1" w:firstRow="1" w:lastColumn="0" w:lastRow="0" w:noHBand="0" w:noVBand="1" w:val="04A0"/>
+        <w:tblInd w:w="120" w:type="dxa"/>
+        <w:tblBorders>
+          <w:top w:val="single" w:sz="5" w:color="0F766E"/>
+          <w:left w:val="single" w:sz="5" w:color="0F766E"/>
+          <w:bottom w:val="single" w:sz="5" w:color="0F766E"/>
+          <w:right w:val="single" w:sz="5" w:color="0F766E"/>
+          <w:insideH w:val="single" w:sz="5" w:color="0F766E"/>
+          <w:insideV w:val="single" w:sz="5" w:color="0F766E"/>
+        </w:tblBorders>
+      </w:tblPr>
+      <w:tblGrid>
+        <w:gridCol w:w="2310"/>
+        <w:gridCol w:w="12590"/>
+      </w:tblGrid>
+      <w:tr>
+        <w:trPr>
+          <w:cantSplit/>
+        </w:trPr>
+        <w:tc>
+          <w:tcPr>
+            <w:tcW w:type="dxa" w:w="2310"/>
+            <w:shd w:fill="0F766E"/>
+            <w:vAlign w:val="center"/>
+            <w:tcMar>
+              <w:top w:w="80" w:type="dxa"/>
+              <w:start w:w="120" w:type="dxa"/>
+              <w:bottom w:w="80" w:type="dxa"/>
+              <w:end w:w="120" w:type="dxa"/>
+            </w:tcMar>
+          </w:tcPr>
+          <w:p>
+            <w:pPr>
+              <w:spacing w:before="40" w:after="40" w:line="276" w:lineRule="auto"/>
+              <w:jc w:val="center"/>
+            </w:pPr>
+            <w:r/>
+            <w:r>
+              <w:rPr>
+                <w:rFonts w:ascii="Microsoft YaHei" w:hAnsi="Microsoft YaHei" w:eastAsia="Microsoft YaHei"/>
+                <w:b/>
+                <w:i w:val="0"/>
+                <w:color w:val="FFFFFF"/>
+                <w:sz w:val="18"/>
+              </w:rPr>
+              <w:t>变更依据</w:t>
+            </w:r>
+          </w:p>
+        </w:tc>
+        <w:tc>
+          <w:tcPr>
+            <w:tcW w:type="dxa" w:w="12590"/>
+            <w:shd w:fill="EAF6F4"/>
+            <w:vAlign w:val="center"/>
+            <w:tcMar>
+              <w:top w:w="80" w:type="dxa"/>
+              <w:start w:w="120" w:type="dxa"/>
+              <w:bottom w:w="80" w:type="dxa"/>
+              <w:end w:w="120" w:type="dxa"/>
+            </w:tcMar>
+          </w:tcPr>
+          <w:p>
+            <w:pPr>
+              <w:spacing w:before="40" w:after="40" w:line="276" w:lineRule="auto"/>
+              <w:jc w:val="left"/>
+            </w:pPr>
+            <w:r/>
+            <w:r>
+              <w:rPr>
+                <w:rFonts w:ascii="Microsoft YaHei" w:hAnsi="Microsoft YaHei" w:eastAsia="Microsoft YaHei"/>
+                <w:b w:val="0"/>
+                <w:i w:val="0"/>
+                <w:color w:val="24364B"/>
+                <w:sz w:val="18"/>
+              </w:rPr>
+              <w:t>每次执行关联变更单、制品标识和部署窗口</w:t>
+            </w:r>
+          </w:p>
+        </w:tc>
+      </w:tr>
+      <w:tr>
+        <w:trPr>
+          <w:cantSplit/>
+        </w:trPr>
+        <w:tc>
+          <w:tcPr>
+            <w:tcW w:type="dxa" w:w="2310"/>
+            <w:shd w:fill="0F766E"/>
+            <w:vAlign w:val="center"/>
+            <w:tcMar>
+              <w:top w:w="80" w:type="dxa"/>
+              <w:start w:w="120" w:type="dxa"/>
+              <w:bottom w:w="80" w:type="dxa"/>
+              <w:end w:w="120" w:type="dxa"/>
+            </w:tcMar>
+          </w:tcPr>
+          <w:p>
+            <w:pPr>
+              <w:spacing w:before="40" w:after="40" w:line="276" w:lineRule="auto"/>
+              <w:jc w:val="center"/>
+            </w:pPr>
+            <w:r/>
+            <w:r>
+              <w:rPr>
+                <w:rFonts w:ascii="Microsoft YaHei" w:hAnsi="Microsoft YaHei" w:eastAsia="Microsoft YaHei"/>
+                <w:b/>
+                <w:i w:val="0"/>
+                <w:color w:val="FFFFFF"/>
+                <w:sz w:val="18"/>
+              </w:rPr>
+              <w:t>敏感信息</w:t>
+            </w:r>
+          </w:p>
+        </w:tc>
+        <w:tc>
+          <w:tcPr>
+            <w:tcW w:type="dxa" w:w="12590"/>
+            <w:shd w:fill="EAF6F4"/>
+            <w:vAlign w:val="center"/>
+            <w:tcMar>
+              <w:top w:w="80" w:type="dxa"/>
+              <w:start w:w="120" w:type="dxa"/>
+              <w:bottom w:w="80" w:type="dxa"/>
+              <w:end w:w="120" w:type="dxa"/>
+            </w:tcMar>
+          </w:tcPr>
+          <w:p>
+            <w:pPr>
+              <w:spacing w:before="40" w:after="40" w:line="276" w:lineRule="auto"/>
+              <w:jc w:val="left"/>
+            </w:pPr>
+            <w:r/>
+            <w:r>
+              <w:rPr>
+                <w:rFonts w:ascii="Microsoft YaHei" w:hAnsi="Microsoft YaHei" w:eastAsia="Microsoft YaHei"/>
+                <w:b w:val="0"/>
+                <w:i w:val="0"/>
+                <w:color w:val="24364B"/>
+                <w:sz w:val="18"/>
+              </w:rPr>
+              <w:t>口令与密钥仅填写安全保管位置，不在文档明文记录</w:t>
+            </w:r>
+          </w:p>
+        </w:tc>
+      </w:tr>
+      <w:tr>
+        <w:trPr>
+          <w:cantSplit/>
+        </w:trPr>
+        <w:tc>
+          <w:tcPr>
+            <w:tcW w:type="dxa" w:w="2310"/>
+            <w:shd w:fill="0F766E"/>
+            <w:vAlign w:val="center"/>
+            <w:tcMar>
+              <w:top w:w="80" w:type="dxa"/>
+              <w:start w:w="120" w:type="dxa"/>
+              <w:bottom w:w="80" w:type="dxa"/>
+              <w:end w:w="120" w:type="dxa"/>
+            </w:tcMar>
+          </w:tcPr>
+          <w:p>
+            <w:pPr>
+              <w:spacing w:before="40" w:after="40" w:line="276" w:lineRule="auto"/>
+              <w:jc w:val="center"/>
+            </w:pPr>
+            <w:r/>
+            <w:r>
+              <w:rPr>
+                <w:rFonts w:ascii="Microsoft YaHei" w:hAnsi="Microsoft YaHei" w:eastAsia="Microsoft YaHei"/>
+                <w:b/>
+                <w:i w:val="0"/>
+                <w:color w:val="FFFFFF"/>
+                <w:sz w:val="18"/>
+              </w:rPr>
+              <w:t>可回退</w:t>
+            </w:r>
+          </w:p>
+        </w:tc>
+        <w:tc>
+          <w:tcPr>
+            <w:tcW w:type="dxa" w:w="12590"/>
+            <w:shd w:fill="EAF6F4"/>
+            <w:vAlign w:val="center"/>
+            <w:tcMar>
+              <w:top w:w="80" w:type="dxa"/>
+              <w:start w:w="120" w:type="dxa"/>
+              <w:bottom w:w="80" w:type="dxa"/>
+              <w:end w:w="120" w:type="dxa"/>
+            </w:tcMar>
+          </w:tcPr>
+          <w:p>
+            <w:pPr>
+              <w:spacing w:before="40" w:after="40" w:line="276" w:lineRule="auto"/>
+              <w:jc w:val="left"/>
+            </w:pPr>
+            <w:r/>
+            <w:r>
+              <w:rPr>
+                <w:rFonts w:ascii="Microsoft YaHei" w:hAnsi="Microsoft YaHei" w:eastAsia="Microsoft YaHei"/>
+                <w:b w:val="0"/>
+                <w:i w:val="0"/>
+                <w:color w:val="24364B"/>
+                <w:sz w:val="18"/>
+              </w:rPr>
+              <w:t>执行前确认备份位置、回退步骤和验证负责人</w:t>
+            </w:r>
+          </w:p>
+        </w:tc>
+      </w:tr>
+    </w:tbl>
     <w:p>
       <w:pPr>
         <w:pStyle w:val="Heading2"/>
         <w:keepNext/>
+        <w:pageBreakBefore/>
       </w:pPr>
       <w:r>
         <w:rPr>
           <w:rFonts w:ascii="Microsoft YaHei" w:hAnsi="Microsoft YaHei" w:eastAsia="Microsoft YaHei"/>
           <w:b/>
           <w:i w:val="0"/>
-          <w:color w:val="1769E0"/>
+          <w:color w:val="0F766E"/>
           <w:sz w:val="26"/>
         </w:rPr>
-        <w:t>二、明细记录</w:t>
+        <w:t>二、部署执行日志</w:t>
       </w:r>
     </w:p>
     <w:tbl>
@@ -1207,7 +1594,7 @@
         <w:tc>
           <w:tcPr>
             <w:tcW w:type="dxa" w:w="828"/>
-            <w:shd w:fill="1769E0"/>
+            <w:shd w:fill="17365D"/>
             <w:vAlign w:val="center"/>
             <w:tcMar>
               <w:top w:w="80" w:type="dxa"/>
@@ -1237,7 +1624,7 @@
         <w:tc>
           <w:tcPr>
             <w:tcW w:type="dxa" w:w="1490"/>
-            <w:shd w:fill="17365D"/>
+            <w:shd w:fill="0F766E"/>
             <w:vAlign w:val="center"/>
             <w:tcMar>
               <w:top w:w="80" w:type="dxa"/>
@@ -1267,7 +1654,7 @@
         <w:tc>
           <w:tcPr>
             <w:tcW w:type="dxa" w:w="2235"/>
-            <w:shd w:fill="17365D"/>
+            <w:shd w:fill="0F766E"/>
             <w:vAlign w:val="center"/>
             <w:tcMar>
               <w:top w:w="80" w:type="dxa"/>
@@ -1297,7 +1684,7 @@
         <w:tc>
           <w:tcPr>
             <w:tcW w:type="dxa" w:w="1987"/>
-            <w:shd w:fill="17365D"/>
+            <w:shd w:fill="0F766E"/>
             <w:vAlign w:val="center"/>
             <w:tcMar>
               <w:top w:w="80" w:type="dxa"/>
@@ -1327,7 +1714,7 @@
         <w:tc>
           <w:tcPr>
             <w:tcW w:type="dxa" w:w="1656"/>
-            <w:shd w:fill="17365D"/>
+            <w:shd w:fill="0F766E"/>
             <w:vAlign w:val="center"/>
             <w:tcMar>
               <w:top w:w="80" w:type="dxa"/>
@@ -1357,7 +1744,7 @@
         <w:tc>
           <w:tcPr>
             <w:tcW w:type="dxa" w:w="1738"/>
-            <w:shd w:fill="17365D"/>
+            <w:shd w:fill="0F766E"/>
             <w:vAlign w:val="center"/>
             <w:tcMar>
               <w:top w:w="80" w:type="dxa"/>
@@ -1387,7 +1774,7 @@
         <w:tc>
           <w:tcPr>
             <w:tcW w:type="dxa" w:w="1324"/>
-            <w:shd w:fill="17365D"/>
+            <w:shd w:fill="0F766E"/>
             <w:vAlign w:val="center"/>
             <w:tcMar>
               <w:top w:w="80" w:type="dxa"/>
@@ -1417,7 +1804,7 @@
         <w:tc>
           <w:tcPr>
             <w:tcW w:type="dxa" w:w="1490"/>
-            <w:shd w:fill="17365D"/>
+            <w:shd w:fill="0F766E"/>
             <w:vAlign w:val="center"/>
             <w:tcMar>
               <w:top w:w="80" w:type="dxa"/>
@@ -1447,7 +1834,7 @@
         <w:tc>
           <w:tcPr>
             <w:tcW w:type="dxa" w:w="2152"/>
-            <w:shd w:fill="17365D"/>
+            <w:shd w:fill="0F766E"/>
             <w:vAlign w:val="center"/>
             <w:tcMar>
               <w:top w:w="80" w:type="dxa"/>
@@ -1520,7 +1907,7 @@
         <w:tc>
           <w:tcPr>
             <w:tcW w:type="dxa" w:w="1490"/>
-            <w:shd w:fill="FFF9E8"/>
+            <w:shd w:fill="EAF6F4"/>
             <w:vAlign w:val="center"/>
             <w:tcMar>
               <w:top w:w="80" w:type="dxa"/>
@@ -1549,7 +1936,7 @@
         <w:tc>
           <w:tcPr>
             <w:tcW w:type="dxa" w:w="2235"/>
-            <w:shd w:fill="FFF9E8"/>
+            <w:shd w:fill="EAF6F4"/>
             <w:vAlign w:val="center"/>
             <w:tcMar>
               <w:top w:w="80" w:type="dxa"/>
@@ -1578,7 +1965,7 @@
         <w:tc>
           <w:tcPr>
             <w:tcW w:type="dxa" w:w="1987"/>
-            <w:shd w:fill="FFF9E8"/>
+            <w:shd w:fill="EAF6F4"/>
             <w:vAlign w:val="center"/>
             <w:tcMar>
               <w:top w:w="80" w:type="dxa"/>
@@ -1607,7 +1994,7 @@
         <w:tc>
           <w:tcPr>
             <w:tcW w:type="dxa" w:w="1656"/>
-            <w:shd w:fill="FFF9E8"/>
+            <w:shd w:fill="EAF6F4"/>
             <w:vAlign w:val="center"/>
             <w:tcMar>
               <w:top w:w="80" w:type="dxa"/>
@@ -1636,7 +2023,7 @@
         <w:tc>
           <w:tcPr>
             <w:tcW w:type="dxa" w:w="1738"/>
-            <w:shd w:fill="FFF9E8"/>
+            <w:shd w:fill="EAF6F4"/>
             <w:vAlign w:val="center"/>
             <w:tcMar>
               <w:top w:w="80" w:type="dxa"/>
@@ -1665,7 +2052,7 @@
         <w:tc>
           <w:tcPr>
             <w:tcW w:type="dxa" w:w="1324"/>
-            <w:shd w:fill="FFF9E8"/>
+            <w:shd w:fill="EAF6F4"/>
             <w:vAlign w:val="center"/>
             <w:tcMar>
               <w:top w:w="80" w:type="dxa"/>
@@ -1694,7 +2081,7 @@
         <w:tc>
           <w:tcPr>
             <w:tcW w:type="dxa" w:w="1490"/>
-            <w:shd w:fill="FFF9E8"/>
+            <w:shd w:fill="EAF6F4"/>
             <w:vAlign w:val="center"/>
             <w:tcMar>
               <w:top w:w="80" w:type="dxa"/>
@@ -1723,7 +2110,7 @@
         <w:tc>
           <w:tcPr>
             <w:tcW w:type="dxa" w:w="2152"/>
-            <w:shd w:fill="FFF9E8"/>
+            <w:shd w:fill="EAF6F4"/>
             <w:vAlign w:val="center"/>
             <w:tcMar>
               <w:top w:w="80" w:type="dxa"/>
@@ -1794,7 +2181,7 @@
         <w:tc>
           <w:tcPr>
             <w:tcW w:type="dxa" w:w="1490"/>
-            <w:shd w:fill="FFF9E8"/>
+            <w:shd w:fill="EAF6F4"/>
             <w:vAlign w:val="center"/>
             <w:tcMar>
               <w:top w:w="80" w:type="dxa"/>
@@ -1823,7 +2210,7 @@
         <w:tc>
           <w:tcPr>
             <w:tcW w:type="dxa" w:w="2235"/>
-            <w:shd w:fill="FFF9E8"/>
+            <w:shd w:fill="EAF6F4"/>
             <w:vAlign w:val="center"/>
             <w:tcMar>
               <w:top w:w="80" w:type="dxa"/>
@@ -1852,7 +2239,7 @@
         <w:tc>
           <w:tcPr>
             <w:tcW w:type="dxa" w:w="1987"/>
-            <w:shd w:fill="FFF9E8"/>
+            <w:shd w:fill="EAF6F4"/>
             <w:vAlign w:val="center"/>
             <w:tcMar>
               <w:top w:w="80" w:type="dxa"/>
@@ -1881,7 +2268,7 @@
         <w:tc>
           <w:tcPr>
             <w:tcW w:type="dxa" w:w="1656"/>
-            <w:shd w:fill="FFF9E8"/>
+            <w:shd w:fill="EAF6F4"/>
             <w:vAlign w:val="center"/>
             <w:tcMar>
               <w:top w:w="80" w:type="dxa"/>
@@ -1910,7 +2297,7 @@
         <w:tc>
           <w:tcPr>
             <w:tcW w:type="dxa" w:w="1738"/>
-            <w:shd w:fill="FFF9E8"/>
+            <w:shd w:fill="EAF6F4"/>
             <w:vAlign w:val="center"/>
             <w:tcMar>
               <w:top w:w="80" w:type="dxa"/>
@@ -1939,7 +2326,7 @@
         <w:tc>
           <w:tcPr>
             <w:tcW w:type="dxa" w:w="1324"/>
-            <w:shd w:fill="FFF9E8"/>
+            <w:shd w:fill="EAF6F4"/>
             <w:vAlign w:val="center"/>
             <w:tcMar>
               <w:top w:w="80" w:type="dxa"/>
@@ -1968,7 +2355,7 @@
         <w:tc>
           <w:tcPr>
             <w:tcW w:type="dxa" w:w="1490"/>
-            <w:shd w:fill="FFF9E8"/>
+            <w:shd w:fill="EAF6F4"/>
             <w:vAlign w:val="center"/>
             <w:tcMar>
               <w:top w:w="80" w:type="dxa"/>
@@ -1997,7 +2384,7 @@
         <w:tc>
           <w:tcPr>
             <w:tcW w:type="dxa" w:w="2152"/>
-            <w:shd w:fill="FFF9E8"/>
+            <w:shd w:fill="EAF6F4"/>
             <w:vAlign w:val="center"/>
             <w:tcMar>
               <w:top w:w="80" w:type="dxa"/>
@@ -2067,7 +2454,7 @@
         <w:tc>
           <w:tcPr>
             <w:tcW w:type="dxa" w:w="1490"/>
-            <w:shd w:fill="FFF9E8"/>
+            <w:shd w:fill="EAF6F4"/>
             <w:vAlign w:val="center"/>
             <w:tcMar>
               <w:top w:w="80" w:type="dxa"/>
@@ -2096,7 +2483,7 @@
         <w:tc>
           <w:tcPr>
             <w:tcW w:type="dxa" w:w="2235"/>
-            <w:shd w:fill="FFF9E8"/>
+            <w:shd w:fill="EAF6F4"/>
             <w:vAlign w:val="center"/>
             <w:tcMar>
               <w:top w:w="80" w:type="dxa"/>
@@ -2125,7 +2512,7 @@
         <w:tc>
           <w:tcPr>
             <w:tcW w:type="dxa" w:w="1987"/>
-            <w:shd w:fill="FFF9E8"/>
+            <w:shd w:fill="EAF6F4"/>
             <w:vAlign w:val="center"/>
             <w:tcMar>
               <w:top w:w="80" w:type="dxa"/>
@@ -2154,7 +2541,7 @@
         <w:tc>
           <w:tcPr>
             <w:tcW w:type="dxa" w:w="1656"/>
-            <w:shd w:fill="FFF9E8"/>
+            <w:shd w:fill="EAF6F4"/>
             <w:vAlign w:val="center"/>
             <w:tcMar>
               <w:top w:w="80" w:type="dxa"/>
@@ -2183,7 +2570,7 @@
         <w:tc>
           <w:tcPr>
             <w:tcW w:type="dxa" w:w="1738"/>
-            <w:shd w:fill="FFF9E8"/>
+            <w:shd w:fill="EAF6F4"/>
             <w:vAlign w:val="center"/>
             <w:tcMar>
               <w:top w:w="80" w:type="dxa"/>
@@ -2212,7 +2599,7 @@
         <w:tc>
           <w:tcPr>
             <w:tcW w:type="dxa" w:w="1324"/>
-            <w:shd w:fill="FFF9E8"/>
+            <w:shd w:fill="EAF6F4"/>
             <w:vAlign w:val="center"/>
             <w:tcMar>
               <w:top w:w="80" w:type="dxa"/>
@@ -2241,7 +2628,7 @@
         <w:tc>
           <w:tcPr>
             <w:tcW w:type="dxa" w:w="1490"/>
-            <w:shd w:fill="FFF9E8"/>
+            <w:shd w:fill="EAF6F4"/>
             <w:vAlign w:val="center"/>
             <w:tcMar>
               <w:top w:w="80" w:type="dxa"/>
@@ -2270,7 +2657,7 @@
         <w:tc>
           <w:tcPr>
             <w:tcW w:type="dxa" w:w="2152"/>
-            <w:shd w:fill="FFF9E8"/>
+            <w:shd w:fill="EAF6F4"/>
             <w:vAlign w:val="center"/>
             <w:tcMar>
               <w:top w:w="80" w:type="dxa"/>
@@ -2339,7 +2726,7 @@
         <w:tc>
           <w:tcPr>
             <w:tcW w:type="dxa" w:w="1490"/>
-            <w:shd w:fill="FFF9E8"/>
+            <w:shd w:fill="EAF6F4"/>
             <w:vAlign w:val="center"/>
             <w:tcMar>
               <w:top w:w="80" w:type="dxa"/>
@@ -2368,7 +2755,7 @@
         <w:tc>
           <w:tcPr>
             <w:tcW w:type="dxa" w:w="2235"/>
-            <w:shd w:fill="FFF9E8"/>
+            <w:shd w:fill="EAF6F4"/>
             <w:vAlign w:val="center"/>
             <w:tcMar>
               <w:top w:w="80" w:type="dxa"/>
@@ -2397,7 +2784,7 @@
         <w:tc>
           <w:tcPr>
             <w:tcW w:type="dxa" w:w="1987"/>
-            <w:shd w:fill="FFF9E8"/>
+            <w:shd w:fill="EAF6F4"/>
             <w:vAlign w:val="center"/>
             <w:tcMar>
               <w:top w:w="80" w:type="dxa"/>
@@ -2426,7 +2813,7 @@
         <w:tc>
           <w:tcPr>
             <w:tcW w:type="dxa" w:w="1656"/>
-            <w:shd w:fill="FFF9E8"/>
+            <w:shd w:fill="EAF6F4"/>
             <w:vAlign w:val="center"/>
             <w:tcMar>
               <w:top w:w="80" w:type="dxa"/>
@@ -2455,7 +2842,7 @@
         <w:tc>
           <w:tcPr>
             <w:tcW w:type="dxa" w:w="1738"/>
-            <w:shd w:fill="FFF9E8"/>
+            <w:shd w:fill="EAF6F4"/>
             <w:vAlign w:val="center"/>
             <w:tcMar>
               <w:top w:w="80" w:type="dxa"/>
@@ -2484,7 +2871,7 @@
         <w:tc>
           <w:tcPr>
             <w:tcW w:type="dxa" w:w="1324"/>
-            <w:shd w:fill="FFF9E8"/>
+            <w:shd w:fill="EAF6F4"/>
             <w:vAlign w:val="center"/>
             <w:tcMar>
               <w:top w:w="80" w:type="dxa"/>
@@ -2513,7 +2900,7 @@
         <w:tc>
           <w:tcPr>
             <w:tcW w:type="dxa" w:w="1490"/>
-            <w:shd w:fill="FFF9E8"/>
+            <w:shd w:fill="EAF6F4"/>
             <w:vAlign w:val="center"/>
             <w:tcMar>
               <w:top w:w="80" w:type="dxa"/>
@@ -2542,7 +2929,7 @@
         <w:tc>
           <w:tcPr>
             <w:tcW w:type="dxa" w:w="2152"/>
-            <w:shd w:fill="FFF9E8"/>
+            <w:shd w:fill="EAF6F4"/>
             <w:vAlign w:val="center"/>
             <w:tcMar>
               <w:top w:w="80" w:type="dxa"/>
@@ -2610,7 +2997,7 @@
         <w:tc>
           <w:tcPr>
             <w:tcW w:type="dxa" w:w="1490"/>
-            <w:shd w:fill="FFF9E8"/>
+            <w:shd w:fill="EAF6F4"/>
             <w:vAlign w:val="center"/>
             <w:tcMar>
               <w:top w:w="80" w:type="dxa"/>
@@ -2639,7 +3026,7 @@
         <w:tc>
           <w:tcPr>
             <w:tcW w:type="dxa" w:w="2235"/>
-            <w:shd w:fill="FFF9E8"/>
+            <w:shd w:fill="EAF6F4"/>
             <w:vAlign w:val="center"/>
             <w:tcMar>
               <w:top w:w="80" w:type="dxa"/>
@@ -2668,7 +3055,7 @@
         <w:tc>
           <w:tcPr>
             <w:tcW w:type="dxa" w:w="1987"/>
-            <w:shd w:fill="FFF9E8"/>
+            <w:shd w:fill="EAF6F4"/>
             <w:vAlign w:val="center"/>
             <w:tcMar>
               <w:top w:w="80" w:type="dxa"/>
@@ -2697,7 +3084,7 @@
         <w:tc>
           <w:tcPr>
             <w:tcW w:type="dxa" w:w="1656"/>
-            <w:shd w:fill="FFF9E8"/>
+            <w:shd w:fill="EAF6F4"/>
             <w:vAlign w:val="center"/>
             <w:tcMar>
               <w:top w:w="80" w:type="dxa"/>
@@ -2726,7 +3113,7 @@
         <w:tc>
           <w:tcPr>
             <w:tcW w:type="dxa" w:w="1738"/>
-            <w:shd w:fill="FFF9E8"/>
+            <w:shd w:fill="EAF6F4"/>
             <w:vAlign w:val="center"/>
             <w:tcMar>
               <w:top w:w="80" w:type="dxa"/>
@@ -2755,7 +3142,7 @@
         <w:tc>
           <w:tcPr>
             <w:tcW w:type="dxa" w:w="1324"/>
-            <w:shd w:fill="FFF9E8"/>
+            <w:shd w:fill="EAF6F4"/>
             <w:vAlign w:val="center"/>
             <w:tcMar>
               <w:top w:w="80" w:type="dxa"/>
@@ -2784,7 +3171,7 @@
         <w:tc>
           <w:tcPr>
             <w:tcW w:type="dxa" w:w="1490"/>
-            <w:shd w:fill="FFF9E8"/>
+            <w:shd w:fill="EAF6F4"/>
             <w:vAlign w:val="center"/>
             <w:tcMar>
               <w:top w:w="80" w:type="dxa"/>
@@ -2813,7 +3200,7 @@
         <w:tc>
           <w:tcPr>
             <w:tcW w:type="dxa" w:w="2152"/>
-            <w:shd w:fill="FFF9E8"/>
+            <w:shd w:fill="EAF6F4"/>
             <w:vAlign w:val="center"/>
             <w:tcMar>
               <w:top w:w="80" w:type="dxa"/>
@@ -2880,7 +3267,7 @@
         <w:tc>
           <w:tcPr>
             <w:tcW w:type="dxa" w:w="1490"/>
-            <w:shd w:fill="FFF9E8"/>
+            <w:shd w:fill="EAF6F4"/>
             <w:vAlign w:val="center"/>
             <w:tcMar>
               <w:top w:w="80" w:type="dxa"/>
@@ -2909,7 +3296,7 @@
         <w:tc>
           <w:tcPr>
             <w:tcW w:type="dxa" w:w="2235"/>
-            <w:shd w:fill="FFF9E8"/>
+            <w:shd w:fill="EAF6F4"/>
             <w:vAlign w:val="center"/>
             <w:tcMar>
               <w:top w:w="80" w:type="dxa"/>
@@ -2938,7 +3325,7 @@
         <w:tc>
           <w:tcPr>
             <w:tcW w:type="dxa" w:w="1987"/>
-            <w:shd w:fill="FFF9E8"/>
+            <w:shd w:fill="EAF6F4"/>
             <w:vAlign w:val="center"/>
             <w:tcMar>
               <w:top w:w="80" w:type="dxa"/>
@@ -2967,7 +3354,7 @@
         <w:tc>
           <w:tcPr>
             <w:tcW w:type="dxa" w:w="1656"/>
-            <w:shd w:fill="FFF9E8"/>
+            <w:shd w:fill="EAF6F4"/>
             <w:vAlign w:val="center"/>
             <w:tcMar>
               <w:top w:w="80" w:type="dxa"/>
@@ -2996,7 +3383,7 @@
         <w:tc>
           <w:tcPr>
             <w:tcW w:type="dxa" w:w="1738"/>
-            <w:shd w:fill="FFF9E8"/>
+            <w:shd w:fill="EAF6F4"/>
             <w:vAlign w:val="center"/>
             <w:tcMar>
               <w:top w:w="80" w:type="dxa"/>
@@ -3025,7 +3412,7 @@
         <w:tc>
           <w:tcPr>
             <w:tcW w:type="dxa" w:w="1324"/>
-            <w:shd w:fill="FFF9E8"/>
+            <w:shd w:fill="EAF6F4"/>
             <w:vAlign w:val="center"/>
             <w:tcMar>
               <w:top w:w="80" w:type="dxa"/>
@@ -3054,7 +3441,7 @@
         <w:tc>
           <w:tcPr>
             <w:tcW w:type="dxa" w:w="1490"/>
-            <w:shd w:fill="FFF9E8"/>
+            <w:shd w:fill="EAF6F4"/>
             <w:vAlign w:val="center"/>
             <w:tcMar>
               <w:top w:w="80" w:type="dxa"/>
@@ -3083,7 +3470,7 @@
         <w:tc>
           <w:tcPr>
             <w:tcW w:type="dxa" w:w="2152"/>
-            <w:shd w:fill="FFF9E8"/>
+            <w:shd w:fill="EAF6F4"/>
             <w:vAlign w:val="center"/>
             <w:tcMar>
               <w:top w:w="80" w:type="dxa"/>
@@ -3149,7 +3536,7 @@
         <w:tc>
           <w:tcPr>
             <w:tcW w:type="dxa" w:w="1490"/>
-            <w:shd w:fill="FFF9E8"/>
+            <w:shd w:fill="EAF6F4"/>
             <w:vAlign w:val="center"/>
             <w:tcMar>
               <w:top w:w="80" w:type="dxa"/>
@@ -3178,7 +3565,7 @@
         <w:tc>
           <w:tcPr>
             <w:tcW w:type="dxa" w:w="2235"/>
-            <w:shd w:fill="FFF9E8"/>
+            <w:shd w:fill="EAF6F4"/>
             <w:vAlign w:val="center"/>
             <w:tcMar>
               <w:top w:w="80" w:type="dxa"/>
@@ -3207,7 +3594,7 @@
         <w:tc>
           <w:tcPr>
             <w:tcW w:type="dxa" w:w="1987"/>
-            <w:shd w:fill="FFF9E8"/>
+            <w:shd w:fill="EAF6F4"/>
             <w:vAlign w:val="center"/>
             <w:tcMar>
               <w:top w:w="80" w:type="dxa"/>
@@ -3236,7 +3623,7 @@
         <w:tc>
           <w:tcPr>
             <w:tcW w:type="dxa" w:w="1656"/>
-            <w:shd w:fill="FFF9E8"/>
+            <w:shd w:fill="EAF6F4"/>
             <w:vAlign w:val="center"/>
             <w:tcMar>
               <w:top w:w="80" w:type="dxa"/>
@@ -3265,7 +3652,7 @@
         <w:tc>
           <w:tcPr>
             <w:tcW w:type="dxa" w:w="1738"/>
-            <w:shd w:fill="FFF9E8"/>
+            <w:shd w:fill="EAF6F4"/>
             <w:vAlign w:val="center"/>
             <w:tcMar>
               <w:top w:w="80" w:type="dxa"/>
@@ -3294,7 +3681,7 @@
         <w:tc>
           <w:tcPr>
             <w:tcW w:type="dxa" w:w="1324"/>
-            <w:shd w:fill="FFF9E8"/>
+            <w:shd w:fill="EAF6F4"/>
             <w:vAlign w:val="center"/>
             <w:tcMar>
               <w:top w:w="80" w:type="dxa"/>
@@ -3323,7 +3710,7 @@
         <w:tc>
           <w:tcPr>
             <w:tcW w:type="dxa" w:w="1490"/>
-            <w:shd w:fill="FFF9E8"/>
+            <w:shd w:fill="EAF6F4"/>
             <w:vAlign w:val="center"/>
             <w:tcMar>
               <w:top w:w="80" w:type="dxa"/>
@@ -3352,7 +3739,7 @@
         <w:tc>
           <w:tcPr>
             <w:tcW w:type="dxa" w:w="2152"/>
-            <w:shd w:fill="FFF9E8"/>
+            <w:shd w:fill="EAF6F4"/>
             <w:vAlign w:val="center"/>
             <w:tcMar>
               <w:top w:w="80" w:type="dxa"/>
@@ -3417,7 +3804,7 @@
         <w:tc>
           <w:tcPr>
             <w:tcW w:type="dxa" w:w="1490"/>
-            <w:shd w:fill="FFF9E8"/>
+            <w:shd w:fill="EAF6F4"/>
             <w:vAlign w:val="center"/>
             <w:tcMar>
               <w:top w:w="80" w:type="dxa"/>
@@ -3446,7 +3833,7 @@
         <w:tc>
           <w:tcPr>
             <w:tcW w:type="dxa" w:w="2235"/>
-            <w:shd w:fill="FFF9E8"/>
+            <w:shd w:fill="EAF6F4"/>
             <w:vAlign w:val="center"/>
             <w:tcMar>
               <w:top w:w="80" w:type="dxa"/>
@@ -3475,7 +3862,7 @@
         <w:tc>
           <w:tcPr>
             <w:tcW w:type="dxa" w:w="1987"/>
-            <w:shd w:fill="FFF9E8"/>
+            <w:shd w:fill="EAF6F4"/>
             <w:vAlign w:val="center"/>
             <w:tcMar>
               <w:top w:w="80" w:type="dxa"/>
@@ -3504,7 +3891,7 @@
         <w:tc>
           <w:tcPr>
             <w:tcW w:type="dxa" w:w="1656"/>
-            <w:shd w:fill="FFF9E8"/>
+            <w:shd w:fill="EAF6F4"/>
             <w:vAlign w:val="center"/>
             <w:tcMar>
               <w:top w:w="80" w:type="dxa"/>
@@ -3533,7 +3920,7 @@
         <w:tc>
           <w:tcPr>
             <w:tcW w:type="dxa" w:w="1738"/>
-            <w:shd w:fill="FFF9E8"/>
+            <w:shd w:fill="EAF6F4"/>
             <w:vAlign w:val="center"/>
             <w:tcMar>
               <w:top w:w="80" w:type="dxa"/>
@@ -3562,7 +3949,7 @@
         <w:tc>
           <w:tcPr>
             <w:tcW w:type="dxa" w:w="1324"/>
-            <w:shd w:fill="FFF9E8"/>
+            <w:shd w:fill="EAF6F4"/>
             <w:vAlign w:val="center"/>
             <w:tcMar>
               <w:top w:w="80" w:type="dxa"/>
@@ -3591,7 +3978,7 @@
         <w:tc>
           <w:tcPr>
             <w:tcW w:type="dxa" w:w="1490"/>
-            <w:shd w:fill="FFF9E8"/>
+            <w:shd w:fill="EAF6F4"/>
             <w:vAlign w:val="center"/>
             <w:tcMar>
               <w:top w:w="80" w:type="dxa"/>
@@ -3620,7 +4007,7 @@
         <w:tc>
           <w:tcPr>
             <w:tcW w:type="dxa" w:w="2152"/>
-            <w:shd w:fill="FFF9E8"/>
+            <w:shd w:fill="EAF6F4"/>
             <w:vAlign w:val="center"/>
             <w:tcMar>
               <w:top w:w="80" w:type="dxa"/>
@@ -3652,50 +4039,50 @@
       <w:pPr>
         <w:pStyle w:val="Heading2"/>
         <w:keepNext/>
+        <w:pageBreakBefore/>
       </w:pPr>
       <w:r>
         <w:rPr>
           <w:rFonts w:ascii="Microsoft YaHei" w:hAnsi="Microsoft YaHei" w:eastAsia="Microsoft YaHei"/>
           <w:b/>
           <w:i w:val="0"/>
-          <w:color w:val="1769E0"/>
+          <w:color w:val="0F766E"/>
           <w:sz w:val="26"/>
         </w:rPr>
-        <w:t>三、质量核对</w:t>
+        <w:t>三、部署验证与回退记录</w:t>
       </w:r>
     </w:p>
     <w:tbl>
       <w:tblPr>
         <w:tblStyle w:val="TableGrid"/>
         <w:tblW w:type="dxa" w:w="14900"/>
+        <w:jc w:val="left"/>
         <w:tblLayout w:type="fixed"/>
         <w:tblLook w:firstColumn="1" w:firstRow="1" w:lastColumn="0" w:lastRow="0" w:noHBand="0" w:noVBand="1" w:val="04A0"/>
-        <w:jc w:val="left"/>
         <w:tblInd w:w="120" w:type="dxa"/>
         <w:tblBorders>
-          <w:top w:val="single" w:sz="5" w:color="C8D8EA"/>
-          <w:left w:val="single" w:sz="5" w:color="C8D8EA"/>
-          <w:bottom w:val="single" w:sz="5" w:color="C8D8EA"/>
-          <w:right w:val="single" w:sz="5" w:color="C8D8EA"/>
-          <w:insideH w:val="single" w:sz="5" w:color="C8D8EA"/>
-          <w:insideV w:val="single" w:sz="5" w:color="C8D8EA"/>
+          <w:top w:val="single" w:sz="5" w:color="0F766E"/>
+          <w:left w:val="single" w:sz="5" w:color="0F766E"/>
+          <w:bottom w:val="single" w:sz="5" w:color="0F766E"/>
+          <w:right w:val="single" w:sz="5" w:color="0F766E"/>
+          <w:insideH w:val="single" w:sz="5" w:color="0F766E"/>
+          <w:insideV w:val="single" w:sz="5" w:color="0F766E"/>
         </w:tblBorders>
       </w:tblPr>
       <w:tblGrid>
-        <w:gridCol w:w="1104"/>
-        <w:gridCol w:w="2299"/>
-        <w:gridCol w:w="9014"/>
-        <w:gridCol w:w="2483"/>
+        <w:gridCol w:w="2682"/>
+        <w:gridCol w:w="4917"/>
+        <w:gridCol w:w="2235"/>
+        <w:gridCol w:w="5066"/>
       </w:tblGrid>
       <w:tr>
         <w:trPr>
           <w:cantSplit/>
-          <w:cantSplit/>
         </w:trPr>
         <w:tc>
           <w:tcPr>
-            <w:tcW w:type="dxa" w:w="1104"/>
-            <w:shd w:fill="17365D"/>
+            <w:tcW w:type="dxa" w:w="2682"/>
+            <w:shd w:fill="0F766E"/>
             <w:vAlign w:val="center"/>
             <w:tcMar>
               <w:top w:w="80" w:type="dxa"/>
@@ -3718,14 +4105,14 @@
                 <w:color w:val="FFFFFF"/>
                 <w:sz w:val="17"/>
               </w:rPr>
-              <w:t>序号</w:t>
+              <w:t>验证对象</w:t>
             </w:r>
           </w:p>
         </w:tc>
         <w:tc>
           <w:tcPr>
-            <w:tcW w:type="dxa" w:w="2299"/>
-            <w:shd w:fill="17365D"/>
+            <w:tcW w:type="dxa" w:w="4917"/>
+            <w:shd w:fill="0F766E"/>
             <w:vAlign w:val="center"/>
             <w:tcMar>
               <w:top w:w="80" w:type="dxa"/>
@@ -3748,14 +4135,14 @@
                 <w:color w:val="FFFFFF"/>
                 <w:sz w:val="17"/>
               </w:rPr>
-              <w:t>检查维度</w:t>
+              <w:t>验证结果/证据</w:t>
             </w:r>
           </w:p>
         </w:tc>
         <w:tc>
           <w:tcPr>
-            <w:tcW w:type="dxa" w:w="9014"/>
-            <w:shd w:fill="17365D"/>
+            <w:tcW w:type="dxa" w:w="2235"/>
+            <w:shd w:fill="0F766E"/>
             <w:vAlign w:val="center"/>
             <w:tcMar>
               <w:top w:w="80" w:type="dxa"/>
@@ -3778,14 +4165,14 @@
                 <w:color w:val="FFFFFF"/>
                 <w:sz w:val="17"/>
               </w:rPr>
-              <w:t>核对要求</w:t>
+              <w:t>回退触发条件</w:t>
             </w:r>
           </w:p>
         </w:tc>
         <w:tc>
           <w:tcPr>
-            <w:tcW w:type="dxa" w:w="2483"/>
-            <w:shd w:fill="17365D"/>
+            <w:tcW w:type="dxa" w:w="5066"/>
+            <w:shd w:fill="0F766E"/>
             <w:vAlign w:val="center"/>
             <w:tcMar>
               <w:top w:w="80" w:type="dxa"/>
@@ -3808,7 +4195,7 @@
                 <w:color w:val="FFFFFF"/>
                 <w:sz w:val="17"/>
               </w:rPr>
-              <w:t>结论</w:t>
+              <w:t>执行人/时间</w:t>
             </w:r>
           </w:p>
         </w:tc>
@@ -3816,71 +4203,10 @@
       <w:tr>
         <w:trPr>
           <w:cantSplit/>
-          <w:cantSplit/>
         </w:trPr>
         <w:tc>
           <w:tcPr>
-            <w:tcW w:type="dxa" w:w="1104"/>
-            <w:shd w:fill="FFFFFF"/>
-            <w:vAlign w:val="center"/>
-            <w:tcMar>
-              <w:top w:w="80" w:type="dxa"/>
-              <w:start w:w="120" w:type="dxa"/>
-              <w:bottom w:w="80" w:type="dxa"/>
-              <w:end w:w="120" w:type="dxa"/>
-            </w:tcMar>
-          </w:tcPr>
-          <w:p>
-            <w:pPr>
-              <w:spacing w:before="40" w:after="40" w:line="276" w:lineRule="auto"/>
-              <w:jc w:val="center"/>
-            </w:pPr>
-            <w:r/>
-            <w:r>
-              <w:rPr>
-                <w:rFonts w:ascii="Microsoft YaHei" w:hAnsi="Microsoft YaHei" w:eastAsia="Microsoft YaHei"/>
-                <w:b w:val="0"/>
-                <w:i w:val="0"/>
-                <w:color w:val="24364B"/>
-                <w:sz w:val="17"/>
-              </w:rPr>
-              <w:t>1</w:t>
-            </w:r>
-          </w:p>
-        </w:tc>
-        <w:tc>
-          <w:tcPr>
-            <w:tcW w:type="dxa" w:w="2299"/>
-            <w:shd w:fill="FFFFFF"/>
-            <w:vAlign w:val="center"/>
-            <w:tcMar>
-              <w:top w:w="80" w:type="dxa"/>
-              <w:start w:w="120" w:type="dxa"/>
-              <w:bottom w:w="80" w:type="dxa"/>
-              <w:end w:w="120" w:type="dxa"/>
-            </w:tcMar>
-          </w:tcPr>
-          <w:p>
-            <w:pPr>
-              <w:spacing w:before="40" w:after="40" w:line="276" w:lineRule="auto"/>
-              <w:jc w:val="center"/>
-            </w:pPr>
-            <w:r/>
-            <w:r>
-              <w:rPr>
-                <w:rFonts w:ascii="Microsoft YaHei" w:hAnsi="Microsoft YaHei" w:eastAsia="Microsoft YaHei"/>
-                <w:b w:val="0"/>
-                <w:i w:val="0"/>
-                <w:color w:val="24364B"/>
-                <w:sz w:val="17"/>
-              </w:rPr>
-              <w:t>部署前</w:t>
-            </w:r>
-          </w:p>
-        </w:tc>
-        <w:tc>
-          <w:tcPr>
-            <w:tcW w:type="dxa" w:w="9014"/>
+            <w:tcW w:type="dxa" w:w="2682"/>
             <w:shd w:fill="FFFFFF"/>
             <w:vAlign w:val="center"/>
             <w:tcMar>
@@ -3904,14 +4230,13 @@
                 <w:color w:val="24364B"/>
                 <w:sz w:val="17"/>
               </w:rPr>
-              <w:t>备份、空间、账号权限和依赖项检查完成</w:t>
             </w:r>
           </w:p>
         </w:tc>
         <w:tc>
           <w:tcPr>
-            <w:tcW w:type="dxa" w:w="2483"/>
-            <w:shd w:fill="FFF9E8"/>
+            <w:tcW w:type="dxa" w:w="4917"/>
+            <w:shd w:fill="EAF6F4"/>
             <w:vAlign w:val="center"/>
             <w:tcMar>
               <w:top w:w="80" w:type="dxa"/>
@@ -3923,7 +4248,7 @@
           <w:p>
             <w:pPr>
               <w:spacing w:before="40" w:after="40" w:line="276" w:lineRule="auto"/>
-              <w:jc w:val="center"/>
+              <w:jc w:val="left"/>
             </w:pPr>
             <w:r/>
             <w:r>
@@ -3934,20 +4259,13 @@
                 <w:color w:val="24364B"/>
                 <w:sz w:val="17"/>
               </w:rPr>
-              <w:t>☐ 通过  ☐ 不通过  ☐ 不适用</w:t>
             </w:r>
           </w:p>
         </w:tc>
-      </w:tr>
-      <w:tr>
-        <w:trPr>
-          <w:cantSplit/>
-          <w:cantSplit/>
-        </w:trPr>
         <w:tc>
           <w:tcPr>
-            <w:tcW w:type="dxa" w:w="1104"/>
-            <w:shd w:fill="FFFFFF"/>
+            <w:tcW w:type="dxa" w:w="2235"/>
+            <w:shd w:fill="EAF6F4"/>
             <w:vAlign w:val="center"/>
             <w:tcMar>
               <w:top w:w="80" w:type="dxa"/>
@@ -3959,7 +4277,7 @@
           <w:p>
             <w:pPr>
               <w:spacing w:before="40" w:after="40" w:line="276" w:lineRule="auto"/>
-              <w:jc w:val="center"/>
+              <w:jc w:val="left"/>
             </w:pPr>
             <w:r/>
             <w:r>
@@ -3970,14 +4288,13 @@
                 <w:color w:val="24364B"/>
                 <w:sz w:val="17"/>
               </w:rPr>
-              <w:t>2</w:t>
             </w:r>
           </w:p>
         </w:tc>
         <w:tc>
           <w:tcPr>
-            <w:tcW w:type="dxa" w:w="2299"/>
-            <w:shd w:fill="FFFFFF"/>
+            <w:tcW w:type="dxa" w:w="5066"/>
+            <w:shd w:fill="EAF6F4"/>
             <w:vAlign w:val="center"/>
             <w:tcMar>
               <w:top w:w="80" w:type="dxa"/>
@@ -3989,7 +4306,7 @@
           <w:p>
             <w:pPr>
               <w:spacing w:before="40" w:after="40" w:line="276" w:lineRule="auto"/>
-              <w:jc w:val="center"/>
+              <w:jc w:val="left"/>
             </w:pPr>
             <w:r/>
             <w:r>
@@ -4000,13 +4317,17 @@
                 <w:color w:val="24364B"/>
                 <w:sz w:val="17"/>
               </w:rPr>
-              <w:t>部署后</w:t>
             </w:r>
           </w:p>
         </w:tc>
+      </w:tr>
+      <w:tr>
+        <w:trPr>
+          <w:cantSplit/>
+        </w:trPr>
         <w:tc>
           <w:tcPr>
-            <w:tcW w:type="dxa" w:w="9014"/>
+            <w:tcW w:type="dxa" w:w="2682"/>
             <w:shd w:fill="FFFFFF"/>
             <w:vAlign w:val="center"/>
             <w:tcMar>
@@ -4030,14 +4351,13 @@
                 <w:color w:val="24364B"/>
                 <w:sz w:val="17"/>
               </w:rPr>
-              <w:t>服务、日志、访问、接口和关键业务冒烟验证完成</w:t>
             </w:r>
           </w:p>
         </w:tc>
         <w:tc>
           <w:tcPr>
-            <w:tcW w:type="dxa" w:w="2483"/>
-            <w:shd w:fill="FFF9E8"/>
+            <w:tcW w:type="dxa" w:w="4917"/>
+            <w:shd w:fill="EAF6F4"/>
             <w:vAlign w:val="center"/>
             <w:tcMar>
               <w:top w:w="80" w:type="dxa"/>
@@ -4049,7 +4369,7 @@
           <w:p>
             <w:pPr>
               <w:spacing w:before="40" w:after="40" w:line="276" w:lineRule="auto"/>
-              <w:jc w:val="center"/>
+              <w:jc w:val="left"/>
             </w:pPr>
             <w:r/>
             <w:r>
@@ -4060,20 +4380,13 @@
                 <w:color w:val="24364B"/>
                 <w:sz w:val="17"/>
               </w:rPr>
-              <w:t>☐ 通过  ☐ 不通过  ☐ 不适用</w:t>
             </w:r>
           </w:p>
         </w:tc>
-      </w:tr>
-      <w:tr>
-        <w:trPr>
-          <w:cantSplit/>
-          <w:cantSplit/>
-        </w:trPr>
         <w:tc>
           <w:tcPr>
-            <w:tcW w:type="dxa" w:w="1104"/>
-            <w:shd w:fill="FFFFFF"/>
+            <w:tcW w:type="dxa" w:w="2235"/>
+            <w:shd w:fill="EAF6F4"/>
             <w:vAlign w:val="center"/>
             <w:tcMar>
               <w:top w:w="80" w:type="dxa"/>
@@ -4085,7 +4398,7 @@
           <w:p>
             <w:pPr>
               <w:spacing w:before="40" w:after="40" w:line="276" w:lineRule="auto"/>
-              <w:jc w:val="center"/>
+              <w:jc w:val="left"/>
             </w:pPr>
             <w:r/>
             <w:r>
@@ -4096,14 +4409,13 @@
                 <w:color w:val="24364B"/>
                 <w:sz w:val="17"/>
               </w:rPr>
-              <w:t>3</w:t>
             </w:r>
           </w:p>
         </w:tc>
         <w:tc>
           <w:tcPr>
-            <w:tcW w:type="dxa" w:w="2299"/>
-            <w:shd w:fill="FFFFFF"/>
+            <w:tcW w:type="dxa" w:w="5066"/>
+            <w:shd w:fill="EAF6F4"/>
             <w:vAlign w:val="center"/>
             <w:tcMar>
               <w:top w:w="80" w:type="dxa"/>
@@ -4115,7 +4427,7 @@
           <w:p>
             <w:pPr>
               <w:spacing w:before="40" w:after="40" w:line="276" w:lineRule="auto"/>
-              <w:jc w:val="center"/>
+              <w:jc w:val="left"/>
             </w:pPr>
             <w:r/>
             <w:r>
@@ -4126,13 +4438,17 @@
                 <w:color w:val="24364B"/>
                 <w:sz w:val="17"/>
               </w:rPr>
-              <w:t>可回退</w:t>
             </w:r>
           </w:p>
         </w:tc>
+      </w:tr>
+      <w:tr>
+        <w:trPr>
+          <w:cantSplit/>
+        </w:trPr>
         <w:tc>
           <w:tcPr>
-            <w:tcW w:type="dxa" w:w="9014"/>
+            <w:tcW w:type="dxa" w:w="2682"/>
             <w:shd w:fill="FFFFFF"/>
             <w:vAlign w:val="center"/>
             <w:tcMar>
@@ -4156,117 +4472,13 @@
                 <w:color w:val="24364B"/>
                 <w:sz w:val="17"/>
               </w:rPr>
-              <w:t>备份位置、回退步骤和执行责任人已确认</w:t>
             </w:r>
           </w:p>
         </w:tc>
         <w:tc>
           <w:tcPr>
-            <w:tcW w:type="dxa" w:w="2483"/>
-            <w:shd w:fill="FFF9E8"/>
-            <w:vAlign w:val="center"/>
-            <w:tcMar>
-              <w:top w:w="80" w:type="dxa"/>
-              <w:start w:w="120" w:type="dxa"/>
-              <w:bottom w:w="80" w:type="dxa"/>
-              <w:end w:w="120" w:type="dxa"/>
-            </w:tcMar>
-          </w:tcPr>
-          <w:p>
-            <w:pPr>
-              <w:spacing w:before="40" w:after="40" w:line="276" w:lineRule="auto"/>
-              <w:jc w:val="center"/>
-            </w:pPr>
-            <w:r/>
-            <w:r>
-              <w:rPr>
-                <w:rFonts w:ascii="Microsoft YaHei" w:hAnsi="Microsoft YaHei" w:eastAsia="Microsoft YaHei"/>
-                <w:b w:val="0"/>
-                <w:i w:val="0"/>
-                <w:color w:val="24364B"/>
-                <w:sz w:val="17"/>
-              </w:rPr>
-              <w:t>☐ 通过  ☐ 不通过  ☐ 不适用</w:t>
-            </w:r>
-          </w:p>
-        </w:tc>
-      </w:tr>
-    </w:tbl>
-    <w:p>
-      <w:pPr>
-        <w:pStyle w:val="Heading2"/>
-        <w:keepNext/>
-      </w:pPr>
-      <w:r>
-        <w:rPr>
-          <w:rFonts w:ascii="Microsoft YaHei" w:hAnsi="Microsoft YaHei" w:eastAsia="Microsoft YaHei"/>
-          <w:b/>
-          <w:i w:val="0"/>
-          <w:color w:val="1769E0"/>
-          <w:sz w:val="26"/>
-        </w:rPr>
-        <w:t>四、结论与遗留事项</w:t>
-      </w:r>
-    </w:p>
-    <w:tbl>
-      <w:tblPr>
-        <w:tblStyle w:val="TableGrid"/>
-        <w:tblW w:type="dxa" w:w="14900"/>
-        <w:jc w:val="left"/>
-        <w:tblLayout w:type="fixed"/>
-        <w:tblLook w:firstColumn="1" w:firstRow="1" w:lastColumn="0" w:lastRow="0" w:noHBand="0" w:noVBand="1" w:val="04A0"/>
-        <w:tblInd w:w="120" w:type="dxa"/>
-        <w:tblBorders>
-          <w:top w:val="single" w:sz="5" w:color="C8D8EA"/>
-          <w:left w:val="single" w:sz="5" w:color="C8D8EA"/>
-          <w:bottom w:val="single" w:sz="5" w:color="C8D8EA"/>
-          <w:right w:val="single" w:sz="5" w:color="C8D8EA"/>
-          <w:insideH w:val="single" w:sz="5" w:color="C8D8EA"/>
-          <w:insideV w:val="single" w:sz="5" w:color="C8D8EA"/>
-        </w:tblBorders>
-      </w:tblPr>
-      <w:tblGrid>
-        <w:gridCol w:w="1639"/>
-        <w:gridCol w:w="13261"/>
-      </w:tblGrid>
-      <w:tr>
-        <w:trPr>
-          <w:cantSplit/>
-        </w:trPr>
-        <w:tc>
-          <w:tcPr>
-            <w:tcW w:type="dxa" w:w="1639"/>
-            <w:shd w:fill="EDF5FF"/>
-            <w:vAlign w:val="center"/>
-            <w:tcMar>
-              <w:top w:w="80" w:type="dxa"/>
-              <w:start w:w="120" w:type="dxa"/>
-              <w:bottom w:w="80" w:type="dxa"/>
-              <w:end w:w="120" w:type="dxa"/>
-            </w:tcMar>
-          </w:tcPr>
-          <w:p>
-            <w:pPr>
-              <w:spacing w:before="40" w:after="40" w:line="276" w:lineRule="auto"/>
-              <w:jc w:val="center"/>
-            </w:pPr>
-            <w:r/>
-            <w:r>
-              <w:rPr>
-                <w:rFonts w:ascii="Microsoft YaHei" w:hAnsi="Microsoft YaHei" w:eastAsia="Microsoft YaHei"/>
-                <w:b/>
-                <w:i w:val="0"/>
-                <w:color w:val="17365D"/>
-                <w:sz w:val="18"/>
-              </w:rPr>
-              <w:t>总体结论</w:t>
-            </w:r>
-          </w:p>
-        </w:tc>
-        <w:tc>
-          <w:tcPr>
-            <w:tcW w:type="dxa" w:w="13261"/>
-            <w:shd w:fill="FFF9E8"/>
+            <w:tcW w:type="dxa" w:w="4917"/>
+            <w:shd w:fill="EAF6F4"/>
             <w:vAlign w:val="center"/>
             <w:tcMar>
               <w:top w:w="80" w:type="dxa"/>
@@ -4287,51 +4499,15 @@
                 <w:b w:val="0"/>
                 <w:i w:val="0"/>
                 <w:color w:val="24364B"/>
-                <w:sz w:val="18"/>
+                <w:sz w:val="17"/>
               </w:rPr>
-              <w:t>☐ 通过  ☐ 有条件通过  ☐ 不通过</w:t>
-            </w:r>
-          </w:p>
-        </w:tc>
-      </w:tr>
-      <w:tr>
-        <w:trPr>
-          <w:cantSplit/>
-        </w:trPr>
-        <w:tc>
-          <w:tcPr>
-            <w:tcW w:type="dxa" w:w="1639"/>
-            <w:shd w:fill="EDF5FF"/>
-            <w:vAlign w:val="center"/>
-            <w:tcMar>
-              <w:top w:w="80" w:type="dxa"/>
-              <w:start w:w="120" w:type="dxa"/>
-              <w:bottom w:w="80" w:type="dxa"/>
-              <w:end w:w="120" w:type="dxa"/>
-            </w:tcMar>
-          </w:tcPr>
-          <w:p>
-            <w:pPr>
-              <w:spacing w:before="40" w:after="40" w:line="276" w:lineRule="auto"/>
-              <w:jc w:val="center"/>
-            </w:pPr>
-            <w:r/>
-            <w:r>
-              <w:rPr>
-                <w:rFonts w:ascii="Microsoft YaHei" w:hAnsi="Microsoft YaHei" w:eastAsia="Microsoft YaHei"/>
-                <w:b/>
-                <w:i w:val="0"/>
-                <w:color w:val="17365D"/>
-                <w:sz w:val="18"/>
-              </w:rPr>
-              <w:t>遗留事项/风险</w:t>
             </w:r>
           </w:p>
         </w:tc>
         <w:tc>
           <w:tcPr>
-            <w:tcW w:type="dxa" w:w="13261"/>
-            <w:shd w:fill="FFF9E8"/>
+            <w:tcW w:type="dxa" w:w="2235"/>
+            <w:shd w:fill="EAF6F4"/>
             <w:vAlign w:val="center"/>
             <w:tcMar>
               <w:top w:w="80" w:type="dxa"/>
@@ -4352,50 +4528,15 @@
                 <w:b w:val="0"/>
                 <w:i w:val="0"/>
                 <w:color w:val="24364B"/>
-                <w:sz w:val="18"/>
+                <w:sz w:val="17"/>
               </w:rPr>
-            </w:r>
-          </w:p>
-        </w:tc>
-      </w:tr>
-      <w:tr>
-        <w:trPr>
-          <w:cantSplit/>
-        </w:trPr>
-        <w:tc>
-          <w:tcPr>
-            <w:tcW w:type="dxa" w:w="1639"/>
-            <w:shd w:fill="EDF5FF"/>
-            <w:vAlign w:val="center"/>
-            <w:tcMar>
-              <w:top w:w="80" w:type="dxa"/>
-              <w:start w:w="120" w:type="dxa"/>
-              <w:bottom w:w="80" w:type="dxa"/>
-              <w:end w:w="120" w:type="dxa"/>
-            </w:tcMar>
-          </w:tcPr>
-          <w:p>
-            <w:pPr>
-              <w:spacing w:before="40" w:after="40" w:line="276" w:lineRule="auto"/>
-              <w:jc w:val="center"/>
-            </w:pPr>
-            <w:r/>
-            <w:r>
-              <w:rPr>
-                <w:rFonts w:ascii="Microsoft YaHei" w:hAnsi="Microsoft YaHei" w:eastAsia="Microsoft YaHei"/>
-                <w:b/>
-                <w:i w:val="0"/>
-                <w:color w:val="17365D"/>
-                <w:sz w:val="18"/>
-              </w:rPr>
-              <w:t>附件与证据</w:t>
             </w:r>
           </w:p>
         </w:tc>
         <w:tc>
           <w:tcPr>
-            <w:tcW w:type="dxa" w:w="13261"/>
-            <w:shd w:fill="FFF9E8"/>
+            <w:tcW w:type="dxa" w:w="5066"/>
+            <w:shd w:fill="EAF6F4"/>
             <w:vAlign w:val="center"/>
             <w:tcMar>
               <w:top w:w="80" w:type="dxa"/>
@@ -4416,7 +4557,128 @@
                 <w:b w:val="0"/>
                 <w:i w:val="0"/>
                 <w:color w:val="24364B"/>
-                <w:sz w:val="18"/>
+                <w:sz w:val="17"/>
+              </w:rPr>
+            </w:r>
+          </w:p>
+        </w:tc>
+      </w:tr>
+      <w:tr>
+        <w:trPr>
+          <w:cantSplit/>
+        </w:trPr>
+        <w:tc>
+          <w:tcPr>
+            <w:tcW w:type="dxa" w:w="2682"/>
+            <w:shd w:fill="FFFFFF"/>
+            <w:vAlign w:val="center"/>
+            <w:tcMar>
+              <w:top w:w="80" w:type="dxa"/>
+              <w:start w:w="120" w:type="dxa"/>
+              <w:bottom w:w="80" w:type="dxa"/>
+              <w:end w:w="120" w:type="dxa"/>
+            </w:tcMar>
+          </w:tcPr>
+          <w:p>
+            <w:pPr>
+              <w:spacing w:before="40" w:after="40" w:line="276" w:lineRule="auto"/>
+              <w:jc w:val="left"/>
+            </w:pPr>
+            <w:r/>
+            <w:r>
+              <w:rPr>
+                <w:rFonts w:ascii="Microsoft YaHei" w:hAnsi="Microsoft YaHei" w:eastAsia="Microsoft YaHei"/>
+                <w:b w:val="0"/>
+                <w:i w:val="0"/>
+                <w:color w:val="24364B"/>
+                <w:sz w:val="17"/>
+              </w:rPr>
+            </w:r>
+          </w:p>
+        </w:tc>
+        <w:tc>
+          <w:tcPr>
+            <w:tcW w:type="dxa" w:w="4917"/>
+            <w:shd w:fill="EAF6F4"/>
+            <w:vAlign w:val="center"/>
+            <w:tcMar>
+              <w:top w:w="80" w:type="dxa"/>
+              <w:start w:w="120" w:type="dxa"/>
+              <w:bottom w:w="80" w:type="dxa"/>
+              <w:end w:w="120" w:type="dxa"/>
+            </w:tcMar>
+          </w:tcPr>
+          <w:p>
+            <w:pPr>
+              <w:spacing w:before="40" w:after="40" w:line="276" w:lineRule="auto"/>
+              <w:jc w:val="left"/>
+            </w:pPr>
+            <w:r/>
+            <w:r>
+              <w:rPr>
+                <w:rFonts w:ascii="Microsoft YaHei" w:hAnsi="Microsoft YaHei" w:eastAsia="Microsoft YaHei"/>
+                <w:b w:val="0"/>
+                <w:i w:val="0"/>
+                <w:color w:val="24364B"/>
+                <w:sz w:val="17"/>
+              </w:rPr>
+            </w:r>
+          </w:p>
+        </w:tc>
+        <w:tc>
+          <w:tcPr>
+            <w:tcW w:type="dxa" w:w="2235"/>
+            <w:shd w:fill="EAF6F4"/>
+            <w:vAlign w:val="center"/>
+            <w:tcMar>
+              <w:top w:w="80" w:type="dxa"/>
+              <w:start w:w="120" w:type="dxa"/>
+              <w:bottom w:w="80" w:type="dxa"/>
+              <w:end w:w="120" w:type="dxa"/>
+            </w:tcMar>
+          </w:tcPr>
+          <w:p>
+            <w:pPr>
+              <w:spacing w:before="40" w:after="40" w:line="276" w:lineRule="auto"/>
+              <w:jc w:val="left"/>
+            </w:pPr>
+            <w:r/>
+            <w:r>
+              <w:rPr>
+                <w:rFonts w:ascii="Microsoft YaHei" w:hAnsi="Microsoft YaHei" w:eastAsia="Microsoft YaHei"/>
+                <w:b w:val="0"/>
+                <w:i w:val="0"/>
+                <w:color w:val="24364B"/>
+                <w:sz w:val="17"/>
+              </w:rPr>
+            </w:r>
+          </w:p>
+        </w:tc>
+        <w:tc>
+          <w:tcPr>
+            <w:tcW w:type="dxa" w:w="5066"/>
+            <w:shd w:fill="EAF6F4"/>
+            <w:vAlign w:val="center"/>
+            <w:tcMar>
+              <w:top w:w="80" w:type="dxa"/>
+              <w:start w:w="120" w:type="dxa"/>
+              <w:bottom w:w="80" w:type="dxa"/>
+              <w:end w:w="120" w:type="dxa"/>
+            </w:tcMar>
+          </w:tcPr>
+          <w:p>
+            <w:pPr>
+              <w:spacing w:before="40" w:after="40" w:line="276" w:lineRule="auto"/>
+              <w:jc w:val="left"/>
+            </w:pPr>
+            <w:r/>
+            <w:r>
+              <w:rPr>
+                <w:rFonts w:ascii="Microsoft YaHei" w:hAnsi="Microsoft YaHei" w:eastAsia="Microsoft YaHei"/>
+                <w:b w:val="0"/>
+                <w:i w:val="0"/>
+                <w:color w:val="24364B"/>
+                <w:sz w:val="17"/>
               </w:rPr>
             </w:r>
           </w:p>
@@ -4427,16 +4689,167 @@
       <w:pPr>
         <w:pStyle w:val="Heading2"/>
         <w:keepNext/>
+        <w:pageBreakBefore w:val="0"/>
       </w:pPr>
       <w:r>
         <w:rPr>
           <w:rFonts w:ascii="Microsoft YaHei" w:hAnsi="Microsoft YaHei" w:eastAsia="Microsoft YaHei"/>
           <w:b/>
           <w:i w:val="0"/>
-          <w:color w:val="1769E0"/>
+          <w:color w:val="0F766E"/>
           <w:sz w:val="26"/>
         </w:rPr>
-        <w:t>五、审核确认</w:t>
+        <w:t>四、交付门禁</w:t>
+      </w:r>
+    </w:p>
+    <w:tbl>
+      <w:tblPr>
+        <w:tblStyle w:val="TableGrid"/>
+        <w:tblW w:type="dxa" w:w="14900"/>
+        <w:jc w:val="left"/>
+        <w:tblLayout w:type="fixed"/>
+        <w:tblLook w:firstColumn="1" w:firstRow="1" w:lastColumn="0" w:lastRow="0" w:noHBand="0" w:noVBand="1" w:val="04A0"/>
+        <w:tblInd w:w="120" w:type="dxa"/>
+        <w:tblBorders>
+          <w:top w:val="single" w:sz="5" w:color="0F766E"/>
+          <w:left w:val="single" w:sz="5" w:color="0F766E"/>
+          <w:bottom w:val="single" w:sz="5" w:color="0F766E"/>
+          <w:right w:val="single" w:sz="5" w:color="0F766E"/>
+          <w:insideH w:val="single" w:sz="5" w:color="0F766E"/>
+          <w:insideV w:val="single" w:sz="5" w:color="0F766E"/>
+        </w:tblBorders>
+      </w:tblPr>
+      <w:tblGrid>
+        <w:gridCol w:w="4967"/>
+        <w:gridCol w:w="4967"/>
+        <w:gridCol w:w="4966"/>
+      </w:tblGrid>
+      <w:tr>
+        <w:trPr>
+          <w:cantSplit/>
+        </w:trPr>
+        <w:tc>
+          <w:tcPr>
+            <w:tcW w:type="dxa" w:w="4967"/>
+            <w:shd w:fill="EAF6F4"/>
+          </w:tcPr>
+          <w:p>
+            <w:pPr>
+              <w:spacing w:before="100" w:after="100"/>
+            </w:pPr>
+            <w:r/>
+            <w:r>
+              <w:rPr>
+                <w:rFonts w:ascii="Microsoft YaHei" w:hAnsi="Microsoft YaHei" w:eastAsia="Microsoft YaHei"/>
+                <w:b/>
+                <w:i w:val="0"/>
+                <w:color w:val="0F766E"/>
+                <w:sz w:val="18"/>
+              </w:rPr>
+              <w:t>部署前</w:t>
+              <w:br/>
+            </w:r>
+            <w:r>
+              <w:rPr>
+                <w:rFonts w:ascii="Microsoft YaHei" w:hAnsi="Microsoft YaHei" w:eastAsia="Microsoft YaHei"/>
+                <w:b w:val="0"/>
+                <w:i w:val="0"/>
+                <w:color w:val="24364B"/>
+                <w:sz w:val="17"/>
+              </w:rPr>
+              <w:t>备份、空间、账号权限和依赖项检查完成</w:t>
+              <w:br/>
+              <w:t>☐ 通过  ☐ 待整改  ☐ 不适用</w:t>
+            </w:r>
+          </w:p>
+        </w:tc>
+        <w:tc>
+          <w:tcPr>
+            <w:tcW w:type="dxa" w:w="4967"/>
+            <w:shd w:fill="EAF6F4"/>
+          </w:tcPr>
+          <w:p>
+            <w:pPr>
+              <w:spacing w:before="100" w:after="100"/>
+            </w:pPr>
+            <w:r/>
+            <w:r>
+              <w:rPr>
+                <w:rFonts w:ascii="Microsoft YaHei" w:hAnsi="Microsoft YaHei" w:eastAsia="Microsoft YaHei"/>
+                <w:b/>
+                <w:i w:val="0"/>
+                <w:color w:val="0F766E"/>
+                <w:sz w:val="18"/>
+              </w:rPr>
+              <w:t>部署后</w:t>
+              <w:br/>
+            </w:r>
+            <w:r>
+              <w:rPr>
+                <w:rFonts w:ascii="Microsoft YaHei" w:hAnsi="Microsoft YaHei" w:eastAsia="Microsoft YaHei"/>
+                <w:b w:val="0"/>
+                <w:i w:val="0"/>
+                <w:color w:val="24364B"/>
+                <w:sz w:val="17"/>
+              </w:rPr>
+              <w:t>服务、日志、访问、接口和关键业务冒烟验证完成</w:t>
+              <w:br/>
+              <w:t>☐ 通过  ☐ 待整改  ☐ 不适用</w:t>
+            </w:r>
+          </w:p>
+        </w:tc>
+        <w:tc>
+          <w:tcPr>
+            <w:tcW w:type="dxa" w:w="4966"/>
+            <w:shd w:fill="EAF6F4"/>
+          </w:tcPr>
+          <w:p>
+            <w:pPr>
+              <w:spacing w:before="100" w:after="100"/>
+            </w:pPr>
+            <w:r/>
+            <w:r>
+              <w:rPr>
+                <w:rFonts w:ascii="Microsoft YaHei" w:hAnsi="Microsoft YaHei" w:eastAsia="Microsoft YaHei"/>
+                <w:b/>
+                <w:i w:val="0"/>
+                <w:color w:val="0F766E"/>
+                <w:sz w:val="18"/>
+              </w:rPr>
+              <w:t>可回退</w:t>
+              <w:br/>
+            </w:r>
+            <w:r>
+              <w:rPr>
+                <w:rFonts w:ascii="Microsoft YaHei" w:hAnsi="Microsoft YaHei" w:eastAsia="Microsoft YaHei"/>
+                <w:b w:val="0"/>
+                <w:i w:val="0"/>
+                <w:color w:val="24364B"/>
+                <w:sz w:val="17"/>
+              </w:rPr>
+              <w:t>备份位置、回退步骤和执行责任人已确认</w:t>
+              <w:br/>
+              <w:t>☐ 通过  ☐ 待整改  ☐ 不适用</w:t>
+            </w:r>
+          </w:p>
+        </w:tc>
+      </w:tr>
+    </w:tbl>
+    <w:p>
+      <w:pPr>
+        <w:pStyle w:val="Heading2"/>
+        <w:keepNext/>
+        <w:pageBreakBefore/>
+      </w:pPr>
+      <w:r>
+        <w:rPr>
+          <w:rFonts w:ascii="Microsoft YaHei" w:hAnsi="Microsoft YaHei" w:eastAsia="Microsoft YaHei"/>
+          <w:b/>
+          <w:i w:val="0"/>
+          <w:color w:val="0F766E"/>
+          <w:sz w:val="26"/>
+        </w:rPr>
+        <w:t>五、责任确认</w:t>
       </w:r>
     </w:p>
     <w:tbl>
@@ -4469,7 +4882,7 @@
         <w:tc>
           <w:tcPr>
             <w:tcW w:type="dxa" w:w="1862"/>
-            <w:shd w:fill="17365D"/>
+            <w:shd w:fill="0F766E"/>
             <w:vAlign w:val="center"/>
             <w:tcMar>
               <w:top w:w="80" w:type="dxa"/>
@@ -4499,7 +4912,7 @@
         <w:tc>
           <w:tcPr>
             <w:tcW w:type="dxa" w:w="2682"/>
-            <w:shd w:fill="17365D"/>
+            <w:shd w:fill="0F766E"/>
             <w:vAlign w:val="center"/>
             <w:tcMar>
               <w:top w:w="80" w:type="dxa"/>
@@ -4529,7 +4942,7 @@
         <w:tc>
           <w:tcPr>
             <w:tcW w:type="dxa" w:w="8120"/>
-            <w:shd w:fill="17365D"/>
+            <w:shd w:fill="0F766E"/>
             <w:vAlign w:val="center"/>
             <w:tcMar>
               <w:top w:w="80" w:type="dxa"/>
@@ -4559,7 +4972,7 @@
         <w:tc>
           <w:tcPr>
             <w:tcW w:type="dxa" w:w="2236"/>
-            <w:shd w:fill="17365D"/>
+            <w:shd w:fill="0F766E"/>
             <w:vAlign w:val="center"/>
             <w:tcMar>
               <w:top w:w="80" w:type="dxa"/>
@@ -4617,14 +5030,14 @@
                 <w:color w:val="17365D"/>
                 <w:sz w:val="17"/>
               </w:rPr>
-              <w:t>实施方负责人</w:t>
+              <w:t>部署执行人</w:t>
             </w:r>
           </w:p>
         </w:tc>
         <w:tc>
           <w:tcPr>
             <w:tcW w:type="dxa" w:w="2682"/>
-            <w:shd w:fill="FFF9E8"/>
+            <w:shd w:fill="EAF6F4"/>
             <w:vAlign w:val="center"/>
             <w:tcMar>
               <w:top w:w="80" w:type="dxa"/>
@@ -4653,7 +5066,7 @@
         <w:tc>
           <w:tcPr>
             <w:tcW w:type="dxa" w:w="8120"/>
-            <w:shd w:fill="FFF9E8"/>
+            <w:shd w:fill="EAF6F4"/>
             <w:vAlign w:val="center"/>
             <w:tcMar>
               <w:top w:w="80" w:type="dxa"/>
@@ -4682,7 +5095,7 @@
         <w:tc>
           <w:tcPr>
             <w:tcW w:type="dxa" w:w="2236"/>
-            <w:shd w:fill="FFF9E8"/>
+            <w:shd w:fill="EAF6F4"/>
             <w:vAlign w:val="center"/>
             <w:tcMar>
               <w:top w:w="80" w:type="dxa"/>
@@ -4739,14 +5152,14 @@
                 <w:color w:val="17365D"/>
                 <w:sz w:val="17"/>
               </w:rPr>
-              <w:t>客户项目负责人</w:t>
+              <w:t>复核/验证人</w:t>
             </w:r>
           </w:p>
         </w:tc>
         <w:tc>
           <w:tcPr>
             <w:tcW w:type="dxa" w:w="2682"/>
-            <w:shd w:fill="FFF9E8"/>
+            <w:shd w:fill="EAF6F4"/>
             <w:vAlign w:val="center"/>
             <w:tcMar>
               <w:top w:w="80" w:type="dxa"/>
@@ -4775,7 +5188,7 @@
         <w:tc>
           <w:tcPr>
             <w:tcW w:type="dxa" w:w="8120"/>
-            <w:shd w:fill="FFF9E8"/>
+            <w:shd w:fill="EAF6F4"/>
             <w:vAlign w:val="center"/>
             <w:tcMar>
               <w:top w:w="80" w:type="dxa"/>
@@ -4804,7 +5217,7 @@
         <w:tc>
           <w:tcPr>
             <w:tcW w:type="dxa" w:w="2236"/>
-            <w:shd w:fill="FFF9E8"/>
+            <w:shd w:fill="EAF6F4"/>
             <w:vAlign w:val="center"/>
             <w:tcMar>
               <w:top w:w="80" w:type="dxa"/>
@@ -4861,14 +5274,14 @@
                 <w:color w:val="17365D"/>
                 <w:sz w:val="17"/>
               </w:rPr>
-              <w:t>业务/信息部门</w:t>
+              <w:t>变更负责人</w:t>
             </w:r>
           </w:p>
         </w:tc>
         <w:tc>
           <w:tcPr>
             <w:tcW w:type="dxa" w:w="2682"/>
-            <w:shd w:fill="FFF9E8"/>
+            <w:shd w:fill="EAF6F4"/>
             <w:vAlign w:val="center"/>
             <w:tcMar>
               <w:top w:w="80" w:type="dxa"/>
@@ -4897,7 +5310,7 @@
         <w:tc>
           <w:tcPr>
             <w:tcW w:type="dxa" w:w="8120"/>
-            <w:shd w:fill="FFF9E8"/>
+            <w:shd w:fill="EAF6F4"/>
             <w:vAlign w:val="center"/>
             <w:tcMar>
               <w:top w:w="80" w:type="dxa"/>
@@ -4926,7 +5339,7 @@
         <w:tc>
           <w:tcPr>
             <w:tcW w:type="dxa" w:w="2236"/>
-            <w:shd w:fill="FFF9E8"/>
+            <w:shd w:fill="EAF6F4"/>
             <w:vAlign w:val="center"/>
             <w:tcMar>
               <w:top w:w="80" w:type="dxa"/>
@@ -4967,7 +5380,7 @@
           <w:color w:val="667A90"/>
           <w:sz w:val="16"/>
         </w:rPr>
-        <w:t>版本记录：V2.0 · 蓝白医疗信息化模板首版 · 2026-07-28</w:t>
+        <w:t>版本记录：V2.1 · 部署作业差异化改版 · 2026-07-28</w:t>
       </w:r>
     </w:p>
     <w:sectPr>
@@ -5070,10 +5483,10 @@
               <w:rFonts w:ascii="Microsoft YaHei" w:hAnsi="Microsoft YaHei" w:eastAsia="Microsoft YaHei"/>
               <w:b/>
               <w:i w:val="0"/>
-              <w:color w:val="667A90"/>
+              <w:color w:val="0F766E"/>
               <w:sz w:val="17"/>
             </w:rPr>
-            <w:t>实施项目管理平台 · SOP 交付物</w:t>
+            <w:t>实施项目管理平台 · 部署作业</w:t>
           </w:r>
         </w:p>
       </w:tc>
@@ -5102,7 +5515,7 @@
               <w:color w:val="667A90"/>
               <w:sz w:val="17"/>
             </w:rPr>
-            <w:t>环境部署记录  |  V2.0</w:t>
+            <w:t>环境部署记录  |  V2.1</w:t>
           </w:r>
         </w:p>
       </w:tc>

--- a/templates/environment-deployment-record.docx
+++ b/templates/environment-deployment-record.docx
@@ -4,24 +4,8 @@
   <w:body>
     <w:p>
       <w:pPr>
-        <w:spacing w:before="60" w:after="0"/>
-        <w:jc w:val="left"/>
-      </w:pPr>
-      <w:r>
-        <w:rPr>
-          <w:rFonts w:ascii="Microsoft YaHei" w:hAnsi="Microsoft YaHei" w:eastAsia="Microsoft YaHei"/>
-          <w:b/>
-          <w:i w:val="0"/>
-          <w:color w:val="0F766E"/>
-          <w:sz w:val="19"/>
-        </w:rPr>
-        <w:t>部署作业 · 事前准备</w:t>
-      </w:r>
-    </w:p>
-    <w:p>
-      <w:pPr>
         <w:keepNext/>
-        <w:spacing w:before="0" w:after="60"/>
+        <w:spacing w:before="60" w:after="60"/>
         <w:jc w:val="left"/>
       </w:pPr>
       <w:r>
